--- a/4-质量管理/运行记录类文件/SFKJ-ITSS-0414-2026年度管评报告（截止2026年7月）.docx
+++ b/4-质量管理/运行记录类文件/SFKJ-ITSS-0414-2026年度管评报告（截止2026年7月）.docx
@@ -1,11 +1,10 @@
 
 <file path=word/document.xml><?xml version="1.0" encoding="utf-8"?>
-<w:document xmlns:wpc="http://schemas.microsoft.com/office/word/2010/wordprocessingCanvas" xmlns:mc="http://schemas.openxmlformats.org/markup-compatibility/2006" xmlns:o="urn:schemas-microsoft-com:office:office" xmlns:r="http://schemas.openxmlformats.org/officeDocument/2006/relationships" xmlns:m="http://schemas.openxmlformats.org/officeDocument/2006/math" xmlns:v="urn:schemas-microsoft-com:vml" xmlns:wp14="http://schemas.microsoft.com/office/word/2010/wordprocessingDrawing" xmlns:wp="http://schemas.openxmlformats.org/drawingml/2006/wordprocessingDrawing" xmlns:w10="urn:schemas-microsoft-com:office:word" xmlns:w="http://schemas.openxmlformats.org/wordprocessingml/2006/main" xmlns:w14="http://schemas.microsoft.com/office/word/2010/wordml" xmlns:w15="http://schemas.microsoft.com/office/word/2012/wordml" xmlns:wne="http://schemas.microsoft.com/office/word/2006/wordml" xmlns:wpg="http://schemas.microsoft.com/office/word/2010/wordprocessingGroup" xmlns:wpi="http://schemas.microsoft.com/office/word/2010/wordprocessingInk" xmlns:wps="http://schemas.microsoft.com/office/word/2010/wordprocessingShape" mc:Ignorable="w14 w15 wp14">
-  <!-- Generated by Aspose.Words for .NET 13.3.0.1 -->
+<w:document xmlns:wpc="http://schemas.microsoft.com/office/word/2010/wordprocessingCanvas" xmlns:cx="http://schemas.microsoft.com/office/drawing/2014/chartex" xmlns:cx1="http://schemas.microsoft.com/office/drawing/2015/9/8/chartex" xmlns:cx2="http://schemas.microsoft.com/office/drawing/2015/10/21/chartex" xmlns:cx3="http://schemas.microsoft.com/office/drawing/2016/5/9/chartex" xmlns:cx4="http://schemas.microsoft.com/office/drawing/2016/5/10/chartex" xmlns:cx5="http://schemas.microsoft.com/office/drawing/2016/5/11/chartex" xmlns:cx6="http://schemas.microsoft.com/office/drawing/2016/5/12/chartex" xmlns:cx7="http://schemas.microsoft.com/office/drawing/2016/5/13/chartex" xmlns:cx8="http://schemas.microsoft.com/office/drawing/2016/5/14/chartex" xmlns:mc="http://schemas.openxmlformats.org/markup-compatibility/2006" xmlns:o="urn:schemas-microsoft-com:office:office" xmlns:r="http://schemas.openxmlformats.org/officeDocument/2006/relationships" xmlns:m="http://schemas.openxmlformats.org/officeDocument/2006/math" xmlns:v="urn:schemas-microsoft-com:vml" xmlns:wp14="http://schemas.microsoft.com/office/word/2010/wordprocessingDrawing" xmlns:wp="http://schemas.openxmlformats.org/drawingml/2006/wordprocessingDrawing" xmlns:w="http://schemas.openxmlformats.org/wordprocessingml/2006/main" xmlns:w14="http://schemas.microsoft.com/office/word/2010/wordml" xmlns:w10="urn:schemas-microsoft-com:office:word" xmlns:w15="http://schemas.microsoft.com/office/word/2012/wordml" xmlns:wpg="http://schemas.microsoft.com/office/word/2010/wordprocessingGroup" xmlns:wpi="http://schemas.microsoft.com/office/word/2010/wordprocessingInk" xmlns:wne="http://schemas.microsoft.com/office/word/2006/wordml" xmlns:wps="http://schemas.microsoft.com/office/word/2010/wordprocessingShape" xmlns:wpsCustomData="http://www.wps.cn/officeDocument/2013/wpsCustomData" mc:Ignorable="w14 w15 wp14">
   <w:body>
     <w:p>
       <w:pPr>
-        <w:pStyle w:val="a"/>
+        <w:pStyle w:val="26"/>
         <w:keepNext w:val="0"/>
         <w:keepLines w:val="0"/>
         <w:pageBreakBefore w:val="0"/>
@@ -38,7 +37,7 @@
     </w:p>
     <w:p>
       <w:pPr>
-        <w:pStyle w:val="a0"/>
+        <w:pStyle w:val="27"/>
         <w:keepNext w:val="0"/>
         <w:keepLines w:val="0"/>
         <w:pageBreakBefore w:val="0"/>
@@ -71,38 +70,30 @@
           <w:rFonts w:hint="eastAsia"/>
           <w:lang w:val="en-US" w:eastAsia="zh-CN"/>
         </w:rPr>
-        <w:br/>
+        <w:br w:type="textWrapping"/>
       </w:r>
       <w:r>
         <w:rPr>
           <w:rFonts w:hint="eastAsia"/>
           <w:lang w:val="en-US" w:eastAsia="zh-CN"/>
         </w:rPr>
-        <w:t>（截止2026年7月</w:t>
-      </w:r>
-      <w:bookmarkStart w:id="1" w:name="_GoBack"/>
-      <w:bookmarkEnd w:id="1"/>
-      <w:r>
-        <w:rPr>
-          <w:rFonts w:hint="eastAsia"/>
-          <w:lang w:val="en-US" w:eastAsia="zh-CN"/>
-        </w:rPr>
-        <w:t>）</w:t>
+        <w:t>（截止2026年7月）</w:t>
       </w:r>
     </w:p>
     <w:tbl>
       <w:tblPr>
-        <w:tblStyle w:val="TableGrid"/>
+        <w:tblStyle w:val="23"/>
         <w:tblW w:w="8522" w:type="dxa"/>
         <w:jc w:val="center"/>
         <w:tblBorders>
-          <w:top w:val="nil"/>
-          <w:left w:val="nil"/>
-          <w:bottom w:val="nil"/>
-          <w:right w:val="nil"/>
-          <w:insideH w:val="nil"/>
-          <w:insideV w:val="nil"/>
+          <w:top w:val="none" w:color="auto" w:sz="0" w:space="0"/>
+          <w:left w:val="none" w:color="auto" w:sz="0" w:space="0"/>
+          <w:bottom w:val="none" w:color="auto" w:sz="0" w:space="0"/>
+          <w:right w:val="none" w:color="auto" w:sz="0" w:space="0"/>
+          <w:insideH w:val="none" w:color="auto" w:sz="0" w:space="0"/>
+          <w:insideV w:val="none" w:color="auto" w:sz="0" w:space="0"/>
         </w:tblBorders>
+        <w:tblLayout w:type="autofit"/>
         <w:tblCellMar>
           <w:top w:w="0" w:type="dxa"/>
           <w:left w:w="108" w:type="dxa"/>
@@ -118,15 +109,13 @@
       </w:tblGrid>
       <w:tr>
         <w:tblPrEx>
-          <w:tblW w:w="8522" w:type="dxa"/>
-          <w:jc w:val="center"/>
           <w:tblBorders>
-            <w:top w:val="nil"/>
-            <w:left w:val="nil"/>
-            <w:bottom w:val="nil"/>
-            <w:right w:val="nil"/>
-            <w:insideH w:val="nil"/>
-            <w:insideV w:val="nil"/>
+            <w:top w:val="none" w:color="auto" w:sz="0" w:space="0"/>
+            <w:left w:val="none" w:color="auto" w:sz="0" w:space="0"/>
+            <w:bottom w:val="none" w:color="auto" w:sz="0" w:space="0"/>
+            <w:right w:val="none" w:color="auto" w:sz="0" w:space="0"/>
+            <w:insideH w:val="none" w:color="auto" w:sz="0" w:space="0"/>
+            <w:insideV w:val="none" w:color="auto" w:sz="0" w:space="0"/>
           </w:tblBorders>
           <w:tblCellMar>
             <w:top w:w="0" w:type="dxa"/>
@@ -136,7 +125,7 @@
           </w:tblCellMar>
         </w:tblPrEx>
         <w:trPr>
-          <w:trHeight w:val="0"/>
+          <w:trHeight w:val="0" w:hRule="atLeast"/>
           <w:tblHeader/>
           <w:jc w:val="center"/>
         </w:trPr>
@@ -144,8 +133,8 @@
           <w:tcPr>
             <w:tcW w:w="1824" w:type="dxa"/>
             <w:tcBorders>
-              <w:top w:val="single" w:sz="4" w:space="0" w:color="auto"/>
-              <w:left w:val="single" w:sz="4" w:space="0" w:color="auto"/>
+              <w:top w:val="single" w:color="auto" w:sz="4" w:space="0"/>
+              <w:left w:val="single" w:color="auto" w:sz="4" w:space="0"/>
               <w:bottom w:val="nil"/>
               <w:right w:val="nil"/>
             </w:tcBorders>
@@ -191,8 +180,8 @@
           <w:tcPr>
             <w:tcW w:w="3090" w:type="dxa"/>
             <w:tcBorders>
-              <w:top w:val="single" w:sz="4" w:space="0" w:color="auto"/>
-              <w:left w:val="single" w:sz="4" w:space="0" w:color="auto"/>
+              <w:top w:val="single" w:color="auto" w:sz="4" w:space="0"/>
+              <w:left w:val="single" w:color="auto" w:sz="4" w:space="0"/>
               <w:bottom w:val="nil"/>
               <w:right w:val="nil"/>
             </w:tcBorders>
@@ -237,8 +226,8 @@
           <w:tcPr>
             <w:tcW w:w="1824" w:type="dxa"/>
             <w:tcBorders>
-              <w:top w:val="single" w:sz="4" w:space="0" w:color="auto"/>
-              <w:left w:val="single" w:sz="4" w:space="0" w:color="auto"/>
+              <w:top w:val="single" w:color="auto" w:sz="4" w:space="0"/>
+              <w:left w:val="single" w:color="auto" w:sz="4" w:space="0"/>
               <w:bottom w:val="nil"/>
               <w:right w:val="nil"/>
             </w:tcBorders>
@@ -284,10 +273,10 @@
           <w:tcPr>
             <w:tcW w:w="1784" w:type="dxa"/>
             <w:tcBorders>
-              <w:top w:val="single" w:sz="4" w:space="0" w:color="auto"/>
-              <w:left w:val="single" w:sz="4" w:space="0" w:color="auto"/>
+              <w:top w:val="single" w:color="auto" w:sz="4" w:space="0"/>
+              <w:left w:val="single" w:color="auto" w:sz="4" w:space="0"/>
               <w:bottom w:val="nil"/>
-              <w:right w:val="single" w:sz="4" w:space="0" w:color="auto"/>
+              <w:right w:val="single" w:color="auto" w:sz="4" w:space="0"/>
             </w:tcBorders>
             <w:tcMar>
               <w:top w:w="-1" w:type="dxa"/>
@@ -329,8 +318,14 @@
       </w:tr>
       <w:tr>
         <w:tblPrEx>
-          <w:tblW w:w="8522" w:type="dxa"/>
-          <w:jc w:val="center"/>
+          <w:tblBorders>
+            <w:top w:val="none" w:color="auto" w:sz="0" w:space="0"/>
+            <w:left w:val="none" w:color="auto" w:sz="0" w:space="0"/>
+            <w:bottom w:val="none" w:color="auto" w:sz="0" w:space="0"/>
+            <w:right w:val="none" w:color="auto" w:sz="0" w:space="0"/>
+            <w:insideH w:val="none" w:color="auto" w:sz="0" w:space="0"/>
+            <w:insideV w:val="none" w:color="auto" w:sz="0" w:space="0"/>
+          </w:tblBorders>
           <w:tblCellMar>
             <w:top w:w="0" w:type="dxa"/>
             <w:left w:w="108" w:type="dxa"/>
@@ -339,7 +334,7 @@
           </w:tblCellMar>
         </w:tblPrEx>
         <w:trPr>
-          <w:trHeight w:val="0"/>
+          <w:trHeight w:val="0" w:hRule="atLeast"/>
           <w:tblHeader/>
           <w:jc w:val="center"/>
         </w:trPr>
@@ -347,8 +342,8 @@
           <w:tcPr>
             <w:tcW w:w="1824" w:type="dxa"/>
             <w:tcBorders>
-              <w:top w:val="single" w:sz="4" w:space="0" w:color="auto"/>
-              <w:left w:val="single" w:sz="4" w:space="0" w:color="auto"/>
+              <w:top w:val="single" w:color="auto" w:sz="4" w:space="0"/>
+              <w:left w:val="single" w:color="auto" w:sz="4" w:space="0"/>
               <w:bottom w:val="nil"/>
               <w:right w:val="nil"/>
             </w:tcBorders>
@@ -394,8 +389,8 @@
           <w:tcPr>
             <w:tcW w:w="3090" w:type="dxa"/>
             <w:tcBorders>
-              <w:top w:val="single" w:sz="4" w:space="0" w:color="auto"/>
-              <w:left w:val="single" w:sz="4" w:space="0" w:color="auto"/>
+              <w:top w:val="single" w:color="auto" w:sz="4" w:space="0"/>
+              <w:left w:val="single" w:color="auto" w:sz="4" w:space="0"/>
               <w:bottom w:val="nil"/>
               <w:right w:val="nil"/>
             </w:tcBorders>
@@ -440,8 +435,8 @@
           <w:tcPr>
             <w:tcW w:w="1824" w:type="dxa"/>
             <w:tcBorders>
-              <w:top w:val="single" w:sz="4" w:space="0" w:color="auto"/>
-              <w:left w:val="single" w:sz="4" w:space="0" w:color="auto"/>
+              <w:top w:val="single" w:color="auto" w:sz="4" w:space="0"/>
+              <w:left w:val="single" w:color="auto" w:sz="4" w:space="0"/>
               <w:bottom w:val="nil"/>
               <w:right w:val="nil"/>
             </w:tcBorders>
@@ -487,10 +482,10 @@
           <w:tcPr>
             <w:tcW w:w="1784" w:type="dxa"/>
             <w:tcBorders>
-              <w:top w:val="single" w:sz="4" w:space="0" w:color="auto"/>
-              <w:left w:val="single" w:sz="4" w:space="0" w:color="auto"/>
+              <w:top w:val="single" w:color="auto" w:sz="4" w:space="0"/>
+              <w:left w:val="single" w:color="auto" w:sz="4" w:space="0"/>
               <w:bottom w:val="nil"/>
-              <w:right w:val="single" w:sz="4" w:space="0" w:color="auto"/>
+              <w:right w:val="single" w:color="auto" w:sz="4" w:space="0"/>
             </w:tcBorders>
             <w:tcMar>
               <w:top w:w="-1" w:type="dxa"/>
@@ -532,8 +527,14 @@
       </w:tr>
       <w:tr>
         <w:tblPrEx>
-          <w:tblW w:w="8522" w:type="dxa"/>
-          <w:jc w:val="center"/>
+          <w:tblBorders>
+            <w:top w:val="none" w:color="auto" w:sz="0" w:space="0"/>
+            <w:left w:val="none" w:color="auto" w:sz="0" w:space="0"/>
+            <w:bottom w:val="none" w:color="auto" w:sz="0" w:space="0"/>
+            <w:right w:val="none" w:color="auto" w:sz="0" w:space="0"/>
+            <w:insideH w:val="none" w:color="auto" w:sz="0" w:space="0"/>
+            <w:insideV w:val="none" w:color="auto" w:sz="0" w:space="0"/>
+          </w:tblBorders>
           <w:tblCellMar>
             <w:top w:w="0" w:type="dxa"/>
             <w:left w:w="108" w:type="dxa"/>
@@ -542,7 +543,7 @@
           </w:tblCellMar>
         </w:tblPrEx>
         <w:trPr>
-          <w:trHeight w:val="0"/>
+          <w:trHeight w:val="0" w:hRule="atLeast"/>
           <w:tblHeader/>
           <w:jc w:val="center"/>
         </w:trPr>
@@ -550,8 +551,8 @@
           <w:tcPr>
             <w:tcW w:w="1824" w:type="dxa"/>
             <w:tcBorders>
-              <w:top w:val="single" w:sz="4" w:space="0" w:color="auto"/>
-              <w:left w:val="single" w:sz="4" w:space="0" w:color="auto"/>
+              <w:top w:val="single" w:color="auto" w:sz="4" w:space="0"/>
+              <w:left w:val="single" w:color="auto" w:sz="4" w:space="0"/>
               <w:bottom w:val="nil"/>
               <w:right w:val="nil"/>
             </w:tcBorders>
@@ -597,8 +598,8 @@
           <w:tcPr>
             <w:tcW w:w="3090" w:type="dxa"/>
             <w:tcBorders>
-              <w:top w:val="single" w:sz="4" w:space="0" w:color="auto"/>
-              <w:left w:val="single" w:sz="4" w:space="0" w:color="auto"/>
+              <w:top w:val="single" w:color="auto" w:sz="4" w:space="0"/>
+              <w:left w:val="single" w:color="auto" w:sz="4" w:space="0"/>
               <w:bottom w:val="nil"/>
               <w:right w:val="nil"/>
             </w:tcBorders>
@@ -643,8 +644,8 @@
           <w:tcPr>
             <w:tcW w:w="1824" w:type="dxa"/>
             <w:tcBorders>
-              <w:top w:val="single" w:sz="4" w:space="0" w:color="auto"/>
-              <w:left w:val="single" w:sz="4" w:space="0" w:color="auto"/>
+              <w:top w:val="single" w:color="auto" w:sz="4" w:space="0"/>
+              <w:left w:val="single" w:color="auto" w:sz="4" w:space="0"/>
               <w:bottom w:val="nil"/>
               <w:right w:val="nil"/>
             </w:tcBorders>
@@ -690,10 +691,10 @@
           <w:tcPr>
             <w:tcW w:w="1784" w:type="dxa"/>
             <w:tcBorders>
-              <w:top w:val="single" w:sz="4" w:space="0" w:color="auto"/>
-              <w:left w:val="single" w:sz="4" w:space="0" w:color="auto"/>
+              <w:top w:val="single" w:color="auto" w:sz="4" w:space="0"/>
+              <w:left w:val="single" w:color="auto" w:sz="4" w:space="0"/>
               <w:bottom w:val="nil"/>
-              <w:right w:val="single" w:sz="4" w:space="0" w:color="auto"/>
+              <w:right w:val="single" w:color="auto" w:sz="4" w:space="0"/>
             </w:tcBorders>
             <w:tcMar>
               <w:top w:w="-1" w:type="dxa"/>
@@ -735,8 +736,14 @@
       </w:tr>
       <w:tr>
         <w:tblPrEx>
-          <w:tblW w:w="8522" w:type="dxa"/>
-          <w:jc w:val="center"/>
+          <w:tblBorders>
+            <w:top w:val="none" w:color="auto" w:sz="0" w:space="0"/>
+            <w:left w:val="none" w:color="auto" w:sz="0" w:space="0"/>
+            <w:bottom w:val="none" w:color="auto" w:sz="0" w:space="0"/>
+            <w:right w:val="none" w:color="auto" w:sz="0" w:space="0"/>
+            <w:insideH w:val="none" w:color="auto" w:sz="0" w:space="0"/>
+            <w:insideV w:val="none" w:color="auto" w:sz="0" w:space="0"/>
+          </w:tblBorders>
           <w:tblCellMar>
             <w:top w:w="0" w:type="dxa"/>
             <w:left w:w="108" w:type="dxa"/>
@@ -745,7 +752,7 @@
           </w:tblCellMar>
         </w:tblPrEx>
         <w:trPr>
-          <w:trHeight w:val="0"/>
+          <w:trHeight w:val="0" w:hRule="atLeast"/>
           <w:tblHeader/>
           <w:jc w:val="center"/>
         </w:trPr>
@@ -753,8 +760,8 @@
           <w:tcPr>
             <w:tcW w:w="1824" w:type="dxa"/>
             <w:tcBorders>
-              <w:top w:val="single" w:sz="4" w:space="0" w:color="auto"/>
-              <w:left w:val="single" w:sz="4" w:space="0" w:color="auto"/>
+              <w:top w:val="single" w:color="auto" w:sz="4" w:space="0"/>
+              <w:left w:val="single" w:color="auto" w:sz="4" w:space="0"/>
               <w:bottom w:val="nil"/>
               <w:right w:val="nil"/>
             </w:tcBorders>
@@ -800,8 +807,8 @@
           <w:tcPr>
             <w:tcW w:w="3090" w:type="dxa"/>
             <w:tcBorders>
-              <w:top w:val="single" w:sz="4" w:space="0" w:color="auto"/>
-              <w:left w:val="single" w:sz="4" w:space="0" w:color="auto"/>
+              <w:top w:val="single" w:color="auto" w:sz="4" w:space="0"/>
+              <w:left w:val="single" w:color="auto" w:sz="4" w:space="0"/>
               <w:bottom w:val="nil"/>
               <w:right w:val="nil"/>
             </w:tcBorders>
@@ -846,8 +853,8 @@
           <w:tcPr>
             <w:tcW w:w="1824" w:type="dxa"/>
             <w:tcBorders>
-              <w:top w:val="single" w:sz="4" w:space="0" w:color="auto"/>
-              <w:left w:val="single" w:sz="4" w:space="0" w:color="auto"/>
+              <w:top w:val="single" w:color="auto" w:sz="4" w:space="0"/>
+              <w:left w:val="single" w:color="auto" w:sz="4" w:space="0"/>
               <w:bottom w:val="nil"/>
               <w:right w:val="nil"/>
             </w:tcBorders>
@@ -893,10 +900,10 @@
           <w:tcPr>
             <w:tcW w:w="1784" w:type="dxa"/>
             <w:tcBorders>
-              <w:top w:val="single" w:sz="4" w:space="0" w:color="auto"/>
-              <w:left w:val="single" w:sz="4" w:space="0" w:color="auto"/>
+              <w:top w:val="single" w:color="auto" w:sz="4" w:space="0"/>
+              <w:left w:val="single" w:color="auto" w:sz="4" w:space="0"/>
               <w:bottom w:val="nil"/>
-              <w:right w:val="single" w:sz="4" w:space="0" w:color="auto"/>
+              <w:right w:val="single" w:color="auto" w:sz="4" w:space="0"/>
             </w:tcBorders>
             <w:tcMar>
               <w:top w:w="-1" w:type="dxa"/>
@@ -938,8 +945,14 @@
       </w:tr>
       <w:tr>
         <w:tblPrEx>
-          <w:tblW w:w="8522" w:type="dxa"/>
-          <w:jc w:val="center"/>
+          <w:tblBorders>
+            <w:top w:val="none" w:color="auto" w:sz="0" w:space="0"/>
+            <w:left w:val="none" w:color="auto" w:sz="0" w:space="0"/>
+            <w:bottom w:val="none" w:color="auto" w:sz="0" w:space="0"/>
+            <w:right w:val="none" w:color="auto" w:sz="0" w:space="0"/>
+            <w:insideH w:val="none" w:color="auto" w:sz="0" w:space="0"/>
+            <w:insideV w:val="none" w:color="auto" w:sz="0" w:space="0"/>
+          </w:tblBorders>
           <w:tblCellMar>
             <w:top w:w="0" w:type="dxa"/>
             <w:left w:w="108" w:type="dxa"/>
@@ -948,7 +961,7 @@
           </w:tblCellMar>
         </w:tblPrEx>
         <w:trPr>
-          <w:trHeight w:val="0"/>
+          <w:trHeight w:val="0" w:hRule="atLeast"/>
           <w:tblHeader/>
           <w:jc w:val="center"/>
         </w:trPr>
@@ -956,9 +969,9 @@
           <w:tcPr>
             <w:tcW w:w="1824" w:type="dxa"/>
             <w:tcBorders>
-              <w:top w:val="single" w:sz="4" w:space="0" w:color="auto"/>
-              <w:left w:val="single" w:sz="4" w:space="0" w:color="auto"/>
-              <w:bottom w:val="single" w:sz="4" w:space="0" w:color="auto"/>
+              <w:top w:val="single" w:color="auto" w:sz="4" w:space="0"/>
+              <w:left w:val="single" w:color="auto" w:sz="4" w:space="0"/>
+              <w:bottom w:val="single" w:color="auto" w:sz="4" w:space="0"/>
               <w:right w:val="nil"/>
             </w:tcBorders>
             <w:shd w:val="clear" w:color="auto" w:fill="AEAAAA" w:themeFill="background2" w:themeFillShade="BF"/>
@@ -1003,9 +1016,9 @@
           <w:tcPr>
             <w:tcW w:w="3090" w:type="dxa"/>
             <w:tcBorders>
-              <w:top w:val="single" w:sz="4" w:space="0" w:color="auto"/>
-              <w:left w:val="single" w:sz="4" w:space="0" w:color="auto"/>
-              <w:bottom w:val="single" w:sz="4" w:space="0" w:color="auto"/>
+              <w:top w:val="single" w:color="auto" w:sz="4" w:space="0"/>
+              <w:left w:val="single" w:color="auto" w:sz="4" w:space="0"/>
+              <w:bottom w:val="single" w:color="auto" w:sz="4" w:space="0"/>
               <w:right w:val="nil"/>
             </w:tcBorders>
             <w:tcMar>
@@ -1049,9 +1062,9 @@
           <w:tcPr>
             <w:tcW w:w="1824" w:type="dxa"/>
             <w:tcBorders>
-              <w:top w:val="single" w:sz="4" w:space="0" w:color="auto"/>
-              <w:left w:val="single" w:sz="4" w:space="0" w:color="auto"/>
-              <w:bottom w:val="single" w:sz="4" w:space="0" w:color="auto"/>
+              <w:top w:val="single" w:color="auto" w:sz="4" w:space="0"/>
+              <w:left w:val="single" w:color="auto" w:sz="4" w:space="0"/>
+              <w:bottom w:val="single" w:color="auto" w:sz="4" w:space="0"/>
               <w:right w:val="nil"/>
             </w:tcBorders>
             <w:shd w:val="clear" w:color="auto" w:fill="AEAAAA" w:themeFill="background2" w:themeFillShade="BF"/>
@@ -1096,10 +1109,10 @@
           <w:tcPr>
             <w:tcW w:w="1784" w:type="dxa"/>
             <w:tcBorders>
-              <w:top w:val="single" w:sz="4" w:space="0" w:color="auto"/>
-              <w:left w:val="single" w:sz="4" w:space="0" w:color="auto"/>
-              <w:bottom w:val="single" w:sz="4" w:space="0" w:color="auto"/>
-              <w:right w:val="single" w:sz="4" w:space="0" w:color="auto"/>
+              <w:top w:val="single" w:color="auto" w:sz="4" w:space="0"/>
+              <w:left w:val="single" w:color="auto" w:sz="4" w:space="0"/>
+              <w:bottom w:val="single" w:color="auto" w:sz="4" w:space="0"/>
+              <w:right w:val="single" w:color="auto" w:sz="4" w:space="0"/>
             </w:tcBorders>
             <w:tcMar>
               <w:top w:w="-1" w:type="dxa"/>
@@ -1171,7 +1184,7 @@
     </w:p>
     <w:p>
       <w:pPr>
-        <w:pStyle w:val="a1"/>
+        <w:pStyle w:val="31"/>
         <w:keepNext w:val="0"/>
         <w:keepLines w:val="0"/>
         <w:pageBreakBefore w:val="0"/>
@@ -1206,17 +1219,18 @@
     </w:p>
     <w:tbl>
       <w:tblPr>
-        <w:tblStyle w:val="TableGrid"/>
+        <w:tblStyle w:val="23"/>
         <w:tblW w:w="8519" w:type="dxa"/>
         <w:jc w:val="center"/>
         <w:tblBorders>
-          <w:top w:val="nil"/>
-          <w:left w:val="nil"/>
-          <w:bottom w:val="nil"/>
-          <w:right w:val="nil"/>
-          <w:insideH w:val="nil"/>
-          <w:insideV w:val="nil"/>
+          <w:top w:val="none" w:color="auto" w:sz="0" w:space="0"/>
+          <w:left w:val="none" w:color="auto" w:sz="0" w:space="0"/>
+          <w:bottom w:val="none" w:color="auto" w:sz="0" w:space="0"/>
+          <w:right w:val="none" w:color="auto" w:sz="0" w:space="0"/>
+          <w:insideH w:val="none" w:color="auto" w:sz="0" w:space="0"/>
+          <w:insideV w:val="none" w:color="auto" w:sz="0" w:space="0"/>
         </w:tblBorders>
+        <w:tblLayout w:type="autofit"/>
         <w:tblCellMar>
           <w:top w:w="0" w:type="dxa"/>
           <w:left w:w="108" w:type="dxa"/>
@@ -1233,15 +1247,13 @@
       </w:tblGrid>
       <w:tr>
         <w:tblPrEx>
-          <w:tblW w:w="8519" w:type="dxa"/>
-          <w:jc w:val="center"/>
           <w:tblBorders>
-            <w:top w:val="nil"/>
-            <w:left w:val="nil"/>
-            <w:bottom w:val="nil"/>
-            <w:right w:val="nil"/>
-            <w:insideH w:val="nil"/>
-            <w:insideV w:val="nil"/>
+            <w:top w:val="none" w:color="auto" w:sz="0" w:space="0"/>
+            <w:left w:val="none" w:color="auto" w:sz="0" w:space="0"/>
+            <w:bottom w:val="none" w:color="auto" w:sz="0" w:space="0"/>
+            <w:right w:val="none" w:color="auto" w:sz="0" w:space="0"/>
+            <w:insideH w:val="none" w:color="auto" w:sz="0" w:space="0"/>
+            <w:insideV w:val="none" w:color="auto" w:sz="0" w:space="0"/>
           </w:tblBorders>
           <w:tblCellMar>
             <w:top w:w="0" w:type="dxa"/>
@@ -1251,7 +1263,7 @@
           </w:tblCellMar>
         </w:tblPrEx>
         <w:trPr>
-          <w:trHeight w:val="0"/>
+          <w:trHeight w:val="0" w:hRule="atLeast"/>
           <w:tblHeader/>
           <w:jc w:val="center"/>
         </w:trPr>
@@ -1259,8 +1271,8 @@
           <w:tcPr>
             <w:tcW w:w="0" w:type="auto"/>
             <w:tcBorders>
-              <w:top w:val="single" w:sz="12" w:space="0" w:color="auto"/>
-              <w:left w:val="single" w:sz="12" w:space="0" w:color="auto"/>
+              <w:top w:val="single" w:color="auto" w:sz="12" w:space="0"/>
+              <w:left w:val="single" w:color="auto" w:sz="12" w:space="0"/>
               <w:bottom w:val="nil"/>
               <w:right w:val="nil"/>
             </w:tcBorders>
@@ -1288,12 +1300,12 @@
               <w:adjustRightInd w:val="0"/>
               <w:snapToGrid w:val="0"/>
               <w:spacing w:line="240" w:lineRule="auto"/>
-              <w:ind w:left="0" w:right="0" w:firstLine="0" w:leftChars="0" w:rightChars="0" w:firstLineChars="0"/>
+              <w:ind w:left="0" w:leftChars="0" w:right="0" w:rightChars="0" w:firstLine="0" w:firstLineChars="0"/>
               <w:jc w:val="center"/>
               <w:textAlignment w:val="baseline"/>
               <w:rPr>
-                <w:rStyle w:val="Strong"/>
-                <w:rFonts w:ascii="微软雅黑" w:eastAsia="微软雅黑" w:hAnsi="微软雅黑" w:cs="微软雅黑" w:hint="default"/>
+                <w:rStyle w:val="25"/>
+                <w:rFonts w:hint="default" w:ascii="微软雅黑" w:hAnsi="微软雅黑" w:eastAsia="微软雅黑" w:cs="微软雅黑"/>
                 <w:b/>
                 <w:bCs/>
                 <w:i w:val="0"/>
@@ -1311,8 +1323,8 @@
             </w:pPr>
             <w:r>
               <w:rPr>
-                <w:rStyle w:val="Strong"/>
-                <w:rFonts w:ascii="微软雅黑" w:eastAsia="微软雅黑" w:hAnsi="微软雅黑" w:cs="微软雅黑" w:hint="eastAsia"/>
+                <w:rStyle w:val="25"/>
+                <w:rFonts w:hint="eastAsia" w:ascii="微软雅黑" w:hAnsi="微软雅黑" w:eastAsia="微软雅黑" w:cs="微软雅黑"/>
                 <w:b/>
                 <w:bCs/>
                 <w:i w:val="0"/>
@@ -1335,8 +1347,8 @@
           <w:tcPr>
             <w:tcW w:w="0" w:type="auto"/>
             <w:tcBorders>
-              <w:top w:val="single" w:sz="12" w:space="0" w:color="auto"/>
-              <w:left w:val="single" w:sz="4" w:space="0" w:color="auto"/>
+              <w:top w:val="single" w:color="auto" w:sz="12" w:space="0"/>
+              <w:left w:val="single" w:color="auto" w:sz="4" w:space="0"/>
               <w:bottom w:val="nil"/>
               <w:right w:val="nil"/>
             </w:tcBorders>
@@ -1364,12 +1376,12 @@
               <w:adjustRightInd w:val="0"/>
               <w:snapToGrid w:val="0"/>
               <w:spacing w:line="240" w:lineRule="auto"/>
-              <w:ind w:left="0" w:right="0" w:firstLine="0" w:leftChars="0" w:rightChars="0" w:firstLineChars="0"/>
+              <w:ind w:left="0" w:leftChars="0" w:right="0" w:rightChars="0" w:firstLine="0" w:firstLineChars="0"/>
               <w:jc w:val="center"/>
               <w:textAlignment w:val="baseline"/>
               <w:rPr>
-                <w:rStyle w:val="Strong"/>
-                <w:rFonts w:ascii="微软雅黑" w:eastAsia="微软雅黑" w:hAnsi="微软雅黑" w:cs="微软雅黑" w:hint="default"/>
+                <w:rStyle w:val="25"/>
+                <w:rFonts w:hint="default" w:ascii="微软雅黑" w:hAnsi="微软雅黑" w:eastAsia="微软雅黑" w:cs="微软雅黑"/>
                 <w:b/>
                 <w:bCs/>
                 <w:i w:val="0"/>
@@ -1387,8 +1399,8 @@
             </w:pPr>
             <w:r>
               <w:rPr>
-                <w:rStyle w:val="Strong"/>
-                <w:rFonts w:ascii="微软雅黑" w:eastAsia="微软雅黑" w:hAnsi="微软雅黑" w:cs="微软雅黑" w:hint="eastAsia"/>
+                <w:rStyle w:val="25"/>
+                <w:rFonts w:hint="eastAsia" w:ascii="微软雅黑" w:hAnsi="微软雅黑" w:eastAsia="微软雅黑" w:cs="微软雅黑"/>
                 <w:b/>
                 <w:bCs/>
                 <w:i w:val="0"/>
@@ -1411,8 +1423,8 @@
           <w:tcPr>
             <w:tcW w:w="0" w:type="auto"/>
             <w:tcBorders>
-              <w:top w:val="single" w:sz="12" w:space="0" w:color="auto"/>
-              <w:left w:val="single" w:sz="4" w:space="0" w:color="auto"/>
+              <w:top w:val="single" w:color="auto" w:sz="12" w:space="0"/>
+              <w:left w:val="single" w:color="auto" w:sz="4" w:space="0"/>
               <w:bottom w:val="nil"/>
               <w:right w:val="nil"/>
             </w:tcBorders>
@@ -1440,12 +1452,12 @@
               <w:adjustRightInd w:val="0"/>
               <w:snapToGrid w:val="0"/>
               <w:spacing w:line="240" w:lineRule="auto"/>
-              <w:ind w:left="0" w:right="0" w:firstLine="0" w:leftChars="0" w:rightChars="0" w:firstLineChars="0"/>
+              <w:ind w:left="0" w:leftChars="0" w:right="0" w:rightChars="0" w:firstLine="0" w:firstLineChars="0"/>
               <w:jc w:val="center"/>
               <w:textAlignment w:val="baseline"/>
               <w:rPr>
-                <w:rStyle w:val="Strong"/>
-                <w:rFonts w:ascii="微软雅黑" w:eastAsia="微软雅黑" w:hAnsi="微软雅黑" w:cs="微软雅黑" w:hint="default"/>
+                <w:rStyle w:val="25"/>
+                <w:rFonts w:hint="default" w:ascii="微软雅黑" w:hAnsi="微软雅黑" w:eastAsia="微软雅黑" w:cs="微软雅黑"/>
                 <w:b/>
                 <w:bCs/>
                 <w:i w:val="0"/>
@@ -1463,8 +1475,8 @@
             </w:pPr>
             <w:r>
               <w:rPr>
-                <w:rStyle w:val="Strong"/>
-                <w:rFonts w:ascii="微软雅黑" w:eastAsia="微软雅黑" w:hAnsi="微软雅黑" w:cs="微软雅黑" w:hint="eastAsia"/>
+                <w:rStyle w:val="25"/>
+                <w:rFonts w:hint="eastAsia" w:ascii="微软雅黑" w:hAnsi="微软雅黑" w:eastAsia="微软雅黑" w:cs="微软雅黑"/>
                 <w:b/>
                 <w:bCs/>
                 <w:i w:val="0"/>
@@ -1487,8 +1499,8 @@
           <w:tcPr>
             <w:tcW w:w="0" w:type="auto"/>
             <w:tcBorders>
-              <w:top w:val="single" w:sz="12" w:space="0" w:color="auto"/>
-              <w:left w:val="single" w:sz="4" w:space="0" w:color="auto"/>
+              <w:top w:val="single" w:color="auto" w:sz="12" w:space="0"/>
+              <w:left w:val="single" w:color="auto" w:sz="4" w:space="0"/>
               <w:bottom w:val="nil"/>
               <w:right w:val="nil"/>
             </w:tcBorders>
@@ -1516,12 +1528,12 @@
               <w:adjustRightInd w:val="0"/>
               <w:snapToGrid w:val="0"/>
               <w:spacing w:line="240" w:lineRule="auto"/>
-              <w:ind w:left="0" w:right="0" w:firstLine="0" w:leftChars="0" w:rightChars="0" w:firstLineChars="0"/>
+              <w:ind w:left="0" w:leftChars="0" w:right="0" w:rightChars="0" w:firstLine="0" w:firstLineChars="0"/>
               <w:jc w:val="center"/>
               <w:textAlignment w:val="baseline"/>
               <w:rPr>
-                <w:rStyle w:val="Strong"/>
-                <w:rFonts w:ascii="微软雅黑" w:eastAsia="微软雅黑" w:hAnsi="微软雅黑" w:cs="微软雅黑" w:hint="default"/>
+                <w:rStyle w:val="25"/>
+                <w:rFonts w:hint="default" w:ascii="微软雅黑" w:hAnsi="微软雅黑" w:eastAsia="微软雅黑" w:cs="微软雅黑"/>
                 <w:b/>
                 <w:bCs/>
                 <w:i w:val="0"/>
@@ -1539,8 +1551,8 @@
             </w:pPr>
             <w:r>
               <w:rPr>
-                <w:rStyle w:val="Strong"/>
-                <w:rFonts w:ascii="微软雅黑" w:eastAsia="微软雅黑" w:hAnsi="微软雅黑" w:cs="微软雅黑" w:hint="eastAsia"/>
+                <w:rStyle w:val="25"/>
+                <w:rFonts w:hint="eastAsia" w:ascii="微软雅黑" w:hAnsi="微软雅黑" w:eastAsia="微软雅黑" w:cs="微软雅黑"/>
                 <w:b/>
                 <w:bCs/>
                 <w:i w:val="0"/>
@@ -1563,10 +1575,10 @@
           <w:tcPr>
             <w:tcW w:w="1205" w:type="dxa"/>
             <w:tcBorders>
-              <w:top w:val="single" w:sz="12" w:space="0" w:color="auto"/>
-              <w:left w:val="single" w:sz="4" w:space="0" w:color="auto"/>
+              <w:top w:val="single" w:color="auto" w:sz="12" w:space="0"/>
+              <w:left w:val="single" w:color="auto" w:sz="4" w:space="0"/>
               <w:bottom w:val="nil"/>
-              <w:right w:val="single" w:sz="12" w:space="0" w:color="auto"/>
+              <w:right w:val="single" w:color="auto" w:sz="12" w:space="0"/>
             </w:tcBorders>
             <w:tcMar>
               <w:top w:w="-1" w:type="dxa"/>
@@ -1592,12 +1604,12 @@
               <w:adjustRightInd w:val="0"/>
               <w:snapToGrid w:val="0"/>
               <w:spacing w:line="240" w:lineRule="auto"/>
-              <w:ind w:left="0" w:right="0" w:firstLine="0" w:leftChars="0" w:rightChars="0" w:firstLineChars="0"/>
+              <w:ind w:left="0" w:leftChars="0" w:right="0" w:rightChars="0" w:firstLine="0" w:firstLineChars="0"/>
               <w:jc w:val="center"/>
               <w:textAlignment w:val="baseline"/>
               <w:rPr>
-                <w:rStyle w:val="Strong"/>
-                <w:rFonts w:ascii="微软雅黑" w:eastAsia="微软雅黑" w:hAnsi="微软雅黑" w:cs="微软雅黑" w:hint="default"/>
+                <w:rStyle w:val="25"/>
+                <w:rFonts w:hint="default" w:ascii="微软雅黑" w:hAnsi="微软雅黑" w:eastAsia="微软雅黑" w:cs="微软雅黑"/>
                 <w:b/>
                 <w:bCs/>
                 <w:i w:val="0"/>
@@ -1615,8 +1627,8 @@
             </w:pPr>
             <w:r>
               <w:rPr>
-                <w:rStyle w:val="Strong"/>
-                <w:rFonts w:ascii="微软雅黑" w:eastAsia="微软雅黑" w:hAnsi="微软雅黑" w:cs="微软雅黑" w:hint="eastAsia"/>
+                <w:rStyle w:val="25"/>
+                <w:rFonts w:hint="eastAsia" w:ascii="微软雅黑" w:hAnsi="微软雅黑" w:eastAsia="微软雅黑" w:cs="微软雅黑"/>
                 <w:b/>
                 <w:bCs/>
                 <w:i w:val="0"/>
@@ -1638,8 +1650,14 @@
       </w:tr>
       <w:tr>
         <w:tblPrEx>
-          <w:tblW w:w="8519" w:type="dxa"/>
-          <w:jc w:val="center"/>
+          <w:tblBorders>
+            <w:top w:val="none" w:color="auto" w:sz="0" w:space="0"/>
+            <w:left w:val="none" w:color="auto" w:sz="0" w:space="0"/>
+            <w:bottom w:val="none" w:color="auto" w:sz="0" w:space="0"/>
+            <w:right w:val="none" w:color="auto" w:sz="0" w:space="0"/>
+            <w:insideH w:val="none" w:color="auto" w:sz="0" w:space="0"/>
+            <w:insideV w:val="none" w:color="auto" w:sz="0" w:space="0"/>
+          </w:tblBorders>
           <w:tblCellMar>
             <w:top w:w="0" w:type="dxa"/>
             <w:left w:w="108" w:type="dxa"/>
@@ -1648,15 +1666,15 @@
           </w:tblCellMar>
         </w:tblPrEx>
         <w:trPr>
-          <w:trHeight w:val="0"/>
+          <w:trHeight w:val="0" w:hRule="atLeast"/>
           <w:jc w:val="center"/>
         </w:trPr>
         <w:tc>
           <w:tcPr>
             <w:tcW w:w="0" w:type="auto"/>
             <w:tcBorders>
-              <w:top w:val="single" w:sz="4" w:space="0" w:color="auto"/>
-              <w:left w:val="single" w:sz="12" w:space="0" w:color="auto"/>
+              <w:top w:val="single" w:color="auto" w:sz="4" w:space="0"/>
+              <w:left w:val="single" w:color="auto" w:sz="12" w:space="0"/>
               <w:bottom w:val="nil"/>
               <w:right w:val="nil"/>
             </w:tcBorders>
@@ -1684,12 +1702,12 @@
               <w:adjustRightInd w:val="0"/>
               <w:snapToGrid w:val="0"/>
               <w:spacing w:line="240" w:lineRule="auto"/>
-              <w:ind w:left="0" w:right="0" w:firstLine="0" w:leftChars="0" w:rightChars="0" w:firstLineChars="0"/>
+              <w:ind w:left="0" w:leftChars="0" w:right="0" w:rightChars="0" w:firstLine="0" w:firstLineChars="0"/>
               <w:jc w:val="center"/>
               <w:textAlignment w:val="baseline"/>
               <w:rPr>
-                <w:rStyle w:val="Strong"/>
-                <w:rFonts w:ascii="微软雅黑" w:eastAsia="微软雅黑" w:hAnsi="微软雅黑" w:cs="微软雅黑" w:hint="default"/>
+                <w:rStyle w:val="25"/>
+                <w:rFonts w:hint="default" w:ascii="微软雅黑" w:hAnsi="微软雅黑" w:eastAsia="微软雅黑" w:cs="微软雅黑"/>
                 <w:b w:val="0"/>
                 <w:bCs/>
                 <w:i w:val="0"/>
@@ -1707,8 +1725,8 @@
             </w:pPr>
             <w:r>
               <w:rPr>
-                <w:rStyle w:val="Strong"/>
-                <w:rFonts w:ascii="微软雅黑" w:eastAsia="微软雅黑" w:hAnsi="微软雅黑" w:cs="微软雅黑" w:hint="eastAsia"/>
+                <w:rStyle w:val="25"/>
+                <w:rFonts w:hint="eastAsia" w:ascii="微软雅黑" w:hAnsi="微软雅黑" w:eastAsia="微软雅黑" w:cs="微软雅黑"/>
                 <w:b w:val="0"/>
                 <w:bCs/>
                 <w:i w:val="0"/>
@@ -1726,8 +1744,8 @@
             </w:r>
             <w:r>
               <w:rPr>
-                <w:rStyle w:val="Strong"/>
-                <w:rFonts w:ascii="微软雅黑" w:eastAsia="微软雅黑" w:hAnsi="微软雅黑" w:cs="微软雅黑" w:hint="eastAsia"/>
+                <w:rStyle w:val="25"/>
+                <w:rFonts w:hint="eastAsia" w:ascii="微软雅黑" w:hAnsi="微软雅黑" w:eastAsia="微软雅黑" w:cs="微软雅黑"/>
                 <w:b w:val="0"/>
                 <w:bCs/>
                 <w:i w:val="0"/>
@@ -1750,8 +1768,8 @@
           <w:tcPr>
             <w:tcW w:w="0" w:type="auto"/>
             <w:tcBorders>
-              <w:top w:val="single" w:sz="4" w:space="0" w:color="auto"/>
-              <w:left w:val="single" w:sz="4" w:space="0" w:color="auto"/>
+              <w:top w:val="single" w:color="auto" w:sz="4" w:space="0"/>
+              <w:left w:val="single" w:color="auto" w:sz="4" w:space="0"/>
               <w:bottom w:val="nil"/>
               <w:right w:val="nil"/>
             </w:tcBorders>
@@ -1779,12 +1797,12 @@
               <w:adjustRightInd w:val="0"/>
               <w:snapToGrid w:val="0"/>
               <w:spacing w:line="240" w:lineRule="auto"/>
-              <w:ind w:left="0" w:right="0" w:firstLine="0" w:leftChars="0" w:rightChars="0" w:firstLineChars="0"/>
+              <w:ind w:left="0" w:leftChars="0" w:right="0" w:rightChars="0" w:firstLine="0" w:firstLineChars="0"/>
               <w:jc w:val="center"/>
               <w:textAlignment w:val="baseline"/>
               <w:rPr>
-                <w:rStyle w:val="Strong"/>
-                <w:rFonts w:ascii="微软雅黑" w:eastAsia="微软雅黑" w:hAnsi="微软雅黑" w:cs="微软雅黑" w:hint="default"/>
+                <w:rStyle w:val="25"/>
+                <w:rFonts w:hint="default" w:ascii="微软雅黑" w:hAnsi="微软雅黑" w:eastAsia="微软雅黑" w:cs="微软雅黑"/>
                 <w:b w:val="0"/>
                 <w:bCs/>
                 <w:i w:val="0"/>
@@ -1802,8 +1820,8 @@
             </w:pPr>
             <w:r>
               <w:rPr>
-                <w:rStyle w:val="Strong"/>
-                <w:rFonts w:ascii="微软雅黑" w:eastAsia="微软雅黑" w:hAnsi="微软雅黑" w:cs="微软雅黑" w:hint="eastAsia"/>
+                <w:rStyle w:val="25"/>
+                <w:rFonts w:hint="eastAsia" w:ascii="微软雅黑" w:hAnsi="微软雅黑" w:eastAsia="微软雅黑" w:cs="微软雅黑"/>
                 <w:b w:val="0"/>
                 <w:bCs/>
                 <w:i w:val="0"/>
@@ -1826,8 +1844,8 @@
           <w:tcPr>
             <w:tcW w:w="0" w:type="auto"/>
             <w:tcBorders>
-              <w:top w:val="single" w:sz="4" w:space="0" w:color="auto"/>
-              <w:left w:val="single" w:sz="4" w:space="0" w:color="auto"/>
+              <w:top w:val="single" w:color="auto" w:sz="4" w:space="0"/>
+              <w:left w:val="single" w:color="auto" w:sz="4" w:space="0"/>
               <w:bottom w:val="nil"/>
               <w:right w:val="nil"/>
             </w:tcBorders>
@@ -1855,12 +1873,12 @@
               <w:adjustRightInd w:val="0"/>
               <w:snapToGrid w:val="0"/>
               <w:spacing w:line="240" w:lineRule="auto"/>
-              <w:ind w:left="0" w:right="0" w:firstLine="0" w:leftChars="0" w:rightChars="0" w:firstLineChars="0"/>
+              <w:ind w:left="0" w:leftChars="0" w:right="0" w:rightChars="0" w:firstLine="0" w:firstLineChars="0"/>
               <w:jc w:val="center"/>
               <w:textAlignment w:val="baseline"/>
               <w:rPr>
-                <w:rStyle w:val="Strong"/>
-                <w:rFonts w:ascii="微软雅黑" w:eastAsia="微软雅黑" w:hAnsi="微软雅黑" w:cs="微软雅黑" w:hint="default"/>
+                <w:rStyle w:val="25"/>
+                <w:rFonts w:hint="default" w:ascii="微软雅黑" w:hAnsi="微软雅黑" w:eastAsia="微软雅黑" w:cs="微软雅黑"/>
                 <w:b w:val="0"/>
                 <w:bCs/>
                 <w:i w:val="0"/>
@@ -1878,8 +1896,8 @@
             </w:pPr>
             <w:r>
               <w:rPr>
-                <w:rStyle w:val="Strong"/>
-                <w:rFonts w:ascii="微软雅黑" w:eastAsia="微软雅黑" w:hAnsi="微软雅黑" w:cs="微软雅黑" w:hint="eastAsia"/>
+                <w:rStyle w:val="25"/>
+                <w:rFonts w:hint="eastAsia" w:ascii="微软雅黑" w:hAnsi="微软雅黑" w:eastAsia="微软雅黑" w:cs="微软雅黑"/>
                 <w:b w:val="0"/>
                 <w:bCs/>
                 <w:i w:val="0"/>
@@ -1902,8 +1920,8 @@
           <w:tcPr>
             <w:tcW w:w="0" w:type="auto"/>
             <w:tcBorders>
-              <w:top w:val="single" w:sz="4" w:space="0" w:color="auto"/>
-              <w:left w:val="single" w:sz="4" w:space="0" w:color="auto"/>
+              <w:top w:val="single" w:color="auto" w:sz="4" w:space="0"/>
+              <w:left w:val="single" w:color="auto" w:sz="4" w:space="0"/>
               <w:bottom w:val="nil"/>
               <w:right w:val="nil"/>
             </w:tcBorders>
@@ -1931,12 +1949,12 @@
               <w:adjustRightInd w:val="0"/>
               <w:snapToGrid w:val="0"/>
               <w:spacing w:line="240" w:lineRule="auto"/>
-              <w:ind w:left="0" w:right="0" w:firstLine="0" w:leftChars="0" w:rightChars="0" w:firstLineChars="0"/>
+              <w:ind w:left="0" w:leftChars="0" w:right="0" w:rightChars="0" w:firstLine="0" w:firstLineChars="0"/>
               <w:jc w:val="center"/>
               <w:textAlignment w:val="baseline"/>
               <w:rPr>
-                <w:rStyle w:val="Strong"/>
-                <w:rFonts w:ascii="微软雅黑" w:eastAsia="微软雅黑" w:hAnsi="微软雅黑" w:cs="微软雅黑" w:hint="default"/>
+                <w:rStyle w:val="25"/>
+                <w:rFonts w:hint="default" w:ascii="微软雅黑" w:hAnsi="微软雅黑" w:eastAsia="微软雅黑" w:cs="微软雅黑"/>
                 <w:b w:val="0"/>
                 <w:bCs/>
                 <w:i w:val="0"/>
@@ -1954,8 +1972,8 @@
             </w:pPr>
             <w:r>
               <w:rPr>
-                <w:rStyle w:val="Strong"/>
-                <w:rFonts w:ascii="微软雅黑" w:eastAsia="微软雅黑" w:hAnsi="微软雅黑" w:cs="微软雅黑" w:hint="eastAsia"/>
+                <w:rStyle w:val="25"/>
+                <w:rFonts w:hint="eastAsia" w:ascii="微软雅黑" w:hAnsi="微软雅黑" w:eastAsia="微软雅黑" w:cs="微软雅黑"/>
                 <w:b w:val="0"/>
                 <w:bCs/>
                 <w:i w:val="0"/>
@@ -1978,10 +1996,10 @@
           <w:tcPr>
             <w:tcW w:w="1205" w:type="dxa"/>
             <w:tcBorders>
-              <w:top w:val="single" w:sz="4" w:space="0" w:color="auto"/>
-              <w:left w:val="single" w:sz="4" w:space="0" w:color="auto"/>
+              <w:top w:val="single" w:color="auto" w:sz="4" w:space="0"/>
+              <w:left w:val="single" w:color="auto" w:sz="4" w:space="0"/>
               <w:bottom w:val="nil"/>
-              <w:right w:val="single" w:sz="12" w:space="0" w:color="auto"/>
+              <w:right w:val="single" w:color="auto" w:sz="12" w:space="0"/>
             </w:tcBorders>
             <w:tcMar>
               <w:top w:w="-1" w:type="dxa"/>
@@ -2007,12 +2025,12 @@
               <w:adjustRightInd w:val="0"/>
               <w:snapToGrid w:val="0"/>
               <w:spacing w:line="240" w:lineRule="auto"/>
-              <w:ind w:left="0" w:right="0" w:firstLine="0" w:leftChars="0" w:rightChars="0" w:firstLineChars="0"/>
+              <w:ind w:left="0" w:leftChars="0" w:right="0" w:rightChars="0" w:firstLine="0" w:firstLineChars="0"/>
               <w:jc w:val="center"/>
               <w:textAlignment w:val="baseline"/>
               <w:rPr>
-                <w:rStyle w:val="Strong"/>
-                <w:rFonts w:ascii="微软雅黑" w:eastAsia="微软雅黑" w:hAnsi="微软雅黑" w:cs="微软雅黑" w:hint="default"/>
+                <w:rStyle w:val="25"/>
+                <w:rFonts w:hint="default" w:ascii="微软雅黑" w:hAnsi="微软雅黑" w:eastAsia="微软雅黑" w:cs="微软雅黑"/>
                 <w:b w:val="0"/>
                 <w:bCs/>
                 <w:i w:val="0"/>
@@ -2033,8 +2051,14 @@
       </w:tr>
       <w:tr>
         <w:tblPrEx>
-          <w:tblW w:w="8519" w:type="dxa"/>
-          <w:jc w:val="center"/>
+          <w:tblBorders>
+            <w:top w:val="none" w:color="auto" w:sz="0" w:space="0"/>
+            <w:left w:val="none" w:color="auto" w:sz="0" w:space="0"/>
+            <w:bottom w:val="none" w:color="auto" w:sz="0" w:space="0"/>
+            <w:right w:val="none" w:color="auto" w:sz="0" w:space="0"/>
+            <w:insideH w:val="none" w:color="auto" w:sz="0" w:space="0"/>
+            <w:insideV w:val="none" w:color="auto" w:sz="0" w:space="0"/>
+          </w:tblBorders>
           <w:tblCellMar>
             <w:top w:w="0" w:type="dxa"/>
             <w:left w:w="108" w:type="dxa"/>
@@ -2043,15 +2067,15 @@
           </w:tblCellMar>
         </w:tblPrEx>
         <w:trPr>
-          <w:trHeight w:val="0"/>
+          <w:trHeight w:val="0" w:hRule="atLeast"/>
           <w:jc w:val="center"/>
         </w:trPr>
         <w:tc>
           <w:tcPr>
             <w:tcW w:w="0" w:type="auto"/>
             <w:tcBorders>
-              <w:top w:val="single" w:sz="4" w:space="0" w:color="auto"/>
-              <w:left w:val="single" w:sz="12" w:space="0" w:color="auto"/>
+              <w:top w:val="single" w:color="auto" w:sz="4" w:space="0"/>
+              <w:left w:val="single" w:color="auto" w:sz="12" w:space="0"/>
               <w:bottom w:val="nil"/>
               <w:right w:val="nil"/>
             </w:tcBorders>
@@ -2079,12 +2103,12 @@
               <w:adjustRightInd w:val="0"/>
               <w:snapToGrid w:val="0"/>
               <w:spacing w:line="240" w:lineRule="auto"/>
-              <w:ind w:left="0" w:right="0" w:firstLine="0" w:leftChars="0" w:rightChars="0" w:firstLineChars="0"/>
+              <w:ind w:left="0" w:leftChars="0" w:right="0" w:rightChars="0" w:firstLine="0" w:firstLineChars="0"/>
               <w:jc w:val="center"/>
               <w:textAlignment w:val="baseline"/>
               <w:rPr>
-                <w:rStyle w:val="Strong"/>
-                <w:rFonts w:ascii="微软雅黑" w:eastAsia="微软雅黑" w:hAnsi="微软雅黑" w:cs="微软雅黑" w:hint="default"/>
+                <w:rStyle w:val="25"/>
+                <w:rFonts w:hint="default" w:ascii="微软雅黑" w:hAnsi="微软雅黑" w:eastAsia="微软雅黑" w:cs="微软雅黑"/>
                 <w:b w:val="0"/>
                 <w:bCs/>
                 <w:i w:val="0"/>
@@ -2106,8 +2130,8 @@
           <w:tcPr>
             <w:tcW w:w="0" w:type="auto"/>
             <w:tcBorders>
-              <w:top w:val="single" w:sz="4" w:space="0" w:color="auto"/>
-              <w:left w:val="single" w:sz="4" w:space="0" w:color="auto"/>
+              <w:top w:val="single" w:color="auto" w:sz="4" w:space="0"/>
+              <w:left w:val="single" w:color="auto" w:sz="4" w:space="0"/>
               <w:bottom w:val="nil"/>
               <w:right w:val="nil"/>
             </w:tcBorders>
@@ -2135,12 +2159,12 @@
               <w:adjustRightInd w:val="0"/>
               <w:snapToGrid w:val="0"/>
               <w:spacing w:line="240" w:lineRule="auto"/>
-              <w:ind w:left="0" w:right="0" w:firstLine="0" w:leftChars="0" w:rightChars="0" w:firstLineChars="0"/>
+              <w:ind w:left="0" w:leftChars="0" w:right="0" w:rightChars="0" w:firstLine="0" w:firstLineChars="0"/>
               <w:jc w:val="center"/>
               <w:textAlignment w:val="baseline"/>
               <w:rPr>
-                <w:rStyle w:val="Strong"/>
-                <w:rFonts w:ascii="微软雅黑" w:eastAsia="微软雅黑" w:hAnsi="微软雅黑" w:cs="微软雅黑" w:hint="default"/>
+                <w:rStyle w:val="25"/>
+                <w:rFonts w:hint="default" w:ascii="微软雅黑" w:hAnsi="微软雅黑" w:eastAsia="微软雅黑" w:cs="微软雅黑"/>
                 <w:b w:val="0"/>
                 <w:bCs/>
                 <w:i w:val="0"/>
@@ -2162,8 +2186,8 @@
           <w:tcPr>
             <w:tcW w:w="0" w:type="auto"/>
             <w:tcBorders>
-              <w:top w:val="single" w:sz="4" w:space="0" w:color="auto"/>
-              <w:left w:val="single" w:sz="4" w:space="0" w:color="auto"/>
+              <w:top w:val="single" w:color="auto" w:sz="4" w:space="0"/>
+              <w:left w:val="single" w:color="auto" w:sz="4" w:space="0"/>
               <w:bottom w:val="nil"/>
               <w:right w:val="nil"/>
             </w:tcBorders>
@@ -2191,12 +2215,12 @@
               <w:adjustRightInd w:val="0"/>
               <w:snapToGrid w:val="0"/>
               <w:spacing w:line="240" w:lineRule="auto"/>
-              <w:ind w:left="0" w:right="0" w:firstLine="0" w:leftChars="0" w:rightChars="0" w:firstLineChars="0"/>
+              <w:ind w:left="0" w:leftChars="0" w:right="0" w:rightChars="0" w:firstLine="0" w:firstLineChars="0"/>
               <w:jc w:val="center"/>
               <w:textAlignment w:val="baseline"/>
               <w:rPr>
-                <w:rStyle w:val="Strong"/>
-                <w:rFonts w:ascii="微软雅黑" w:eastAsia="微软雅黑" w:hAnsi="微软雅黑" w:cs="微软雅黑" w:hint="default"/>
+                <w:rStyle w:val="25"/>
+                <w:rFonts w:hint="default" w:ascii="微软雅黑" w:hAnsi="微软雅黑" w:eastAsia="微软雅黑" w:cs="微软雅黑"/>
                 <w:b w:val="0"/>
                 <w:bCs/>
                 <w:i w:val="0"/>
@@ -2218,8 +2242,8 @@
           <w:tcPr>
             <w:tcW w:w="0" w:type="auto"/>
             <w:tcBorders>
-              <w:top w:val="single" w:sz="4" w:space="0" w:color="auto"/>
-              <w:left w:val="single" w:sz="4" w:space="0" w:color="auto"/>
+              <w:top w:val="single" w:color="auto" w:sz="4" w:space="0"/>
+              <w:left w:val="single" w:color="auto" w:sz="4" w:space="0"/>
               <w:bottom w:val="nil"/>
               <w:right w:val="nil"/>
             </w:tcBorders>
@@ -2247,12 +2271,12 @@
               <w:adjustRightInd w:val="0"/>
               <w:snapToGrid w:val="0"/>
               <w:spacing w:line="240" w:lineRule="auto"/>
-              <w:ind w:left="0" w:right="0" w:firstLine="0" w:leftChars="0" w:rightChars="0" w:firstLineChars="0"/>
+              <w:ind w:left="0" w:leftChars="0" w:right="0" w:rightChars="0" w:firstLine="0" w:firstLineChars="0"/>
               <w:jc w:val="center"/>
               <w:textAlignment w:val="baseline"/>
               <w:rPr>
-                <w:rStyle w:val="Strong"/>
-                <w:rFonts w:ascii="微软雅黑" w:eastAsia="微软雅黑" w:hAnsi="微软雅黑" w:cs="微软雅黑" w:hint="default"/>
+                <w:rStyle w:val="25"/>
+                <w:rFonts w:hint="default" w:ascii="微软雅黑" w:hAnsi="微软雅黑" w:eastAsia="微软雅黑" w:cs="微软雅黑"/>
                 <w:b w:val="0"/>
                 <w:bCs/>
                 <w:i w:val="0"/>
@@ -2274,10 +2298,10 @@
           <w:tcPr>
             <w:tcW w:w="1205" w:type="dxa"/>
             <w:tcBorders>
-              <w:top w:val="single" w:sz="4" w:space="0" w:color="auto"/>
-              <w:left w:val="single" w:sz="4" w:space="0" w:color="auto"/>
+              <w:top w:val="single" w:color="auto" w:sz="4" w:space="0"/>
+              <w:left w:val="single" w:color="auto" w:sz="4" w:space="0"/>
               <w:bottom w:val="nil"/>
-              <w:right w:val="single" w:sz="12" w:space="0" w:color="auto"/>
+              <w:right w:val="single" w:color="auto" w:sz="12" w:space="0"/>
             </w:tcBorders>
             <w:tcMar>
               <w:top w:w="-1" w:type="dxa"/>
@@ -2303,12 +2327,12 @@
               <w:adjustRightInd w:val="0"/>
               <w:snapToGrid w:val="0"/>
               <w:spacing w:line="240" w:lineRule="auto"/>
-              <w:ind w:left="0" w:right="0" w:firstLine="0" w:leftChars="0" w:rightChars="0" w:firstLineChars="0"/>
+              <w:ind w:left="0" w:leftChars="0" w:right="0" w:rightChars="0" w:firstLine="0" w:firstLineChars="0"/>
               <w:jc w:val="center"/>
               <w:textAlignment w:val="baseline"/>
               <w:rPr>
-                <w:rStyle w:val="Strong"/>
-                <w:rFonts w:ascii="微软雅黑" w:eastAsia="微软雅黑" w:hAnsi="微软雅黑" w:cs="微软雅黑" w:hint="default"/>
+                <w:rStyle w:val="25"/>
+                <w:rFonts w:hint="default" w:ascii="微软雅黑" w:hAnsi="微软雅黑" w:eastAsia="微软雅黑" w:cs="微软雅黑"/>
                 <w:b w:val="0"/>
                 <w:bCs/>
                 <w:i w:val="0"/>
@@ -2329,8 +2353,14 @@
       </w:tr>
       <w:tr>
         <w:tblPrEx>
-          <w:tblW w:w="8519" w:type="dxa"/>
-          <w:jc w:val="center"/>
+          <w:tblBorders>
+            <w:top w:val="none" w:color="auto" w:sz="0" w:space="0"/>
+            <w:left w:val="none" w:color="auto" w:sz="0" w:space="0"/>
+            <w:bottom w:val="none" w:color="auto" w:sz="0" w:space="0"/>
+            <w:right w:val="none" w:color="auto" w:sz="0" w:space="0"/>
+            <w:insideH w:val="none" w:color="auto" w:sz="0" w:space="0"/>
+            <w:insideV w:val="none" w:color="auto" w:sz="0" w:space="0"/>
+          </w:tblBorders>
           <w:tblCellMar>
             <w:top w:w="0" w:type="dxa"/>
             <w:left w:w="108" w:type="dxa"/>
@@ -2339,15 +2369,15 @@
           </w:tblCellMar>
         </w:tblPrEx>
         <w:trPr>
-          <w:trHeight w:val="0"/>
+          <w:trHeight w:val="0" w:hRule="atLeast"/>
           <w:jc w:val="center"/>
         </w:trPr>
         <w:tc>
           <w:tcPr>
             <w:tcW w:w="0" w:type="auto"/>
             <w:tcBorders>
-              <w:top w:val="single" w:sz="4" w:space="0" w:color="auto"/>
-              <w:left w:val="single" w:sz="12" w:space="0" w:color="auto"/>
+              <w:top w:val="single" w:color="auto" w:sz="4" w:space="0"/>
+              <w:left w:val="single" w:color="auto" w:sz="12" w:space="0"/>
               <w:bottom w:val="nil"/>
               <w:right w:val="nil"/>
             </w:tcBorders>
@@ -2375,12 +2405,12 @@
               <w:adjustRightInd w:val="0"/>
               <w:snapToGrid w:val="0"/>
               <w:spacing w:line="240" w:lineRule="auto"/>
-              <w:ind w:left="0" w:right="0" w:firstLine="0" w:leftChars="0" w:rightChars="0" w:firstLineChars="0"/>
+              <w:ind w:left="0" w:leftChars="0" w:right="0" w:rightChars="0" w:firstLine="0" w:firstLineChars="0"/>
               <w:jc w:val="center"/>
               <w:textAlignment w:val="baseline"/>
               <w:rPr>
-                <w:rStyle w:val="Strong"/>
-                <w:rFonts w:ascii="微软雅黑" w:eastAsia="微软雅黑" w:hAnsi="微软雅黑" w:cs="微软雅黑" w:hint="default"/>
+                <w:rStyle w:val="25"/>
+                <w:rFonts w:hint="default" w:ascii="微软雅黑" w:hAnsi="微软雅黑" w:eastAsia="微软雅黑" w:cs="微软雅黑"/>
                 <w:b w:val="0"/>
                 <w:bCs/>
                 <w:i w:val="0"/>
@@ -2402,8 +2432,8 @@
           <w:tcPr>
             <w:tcW w:w="0" w:type="auto"/>
             <w:tcBorders>
-              <w:top w:val="single" w:sz="4" w:space="0" w:color="auto"/>
-              <w:left w:val="single" w:sz="4" w:space="0" w:color="auto"/>
+              <w:top w:val="single" w:color="auto" w:sz="4" w:space="0"/>
+              <w:left w:val="single" w:color="auto" w:sz="4" w:space="0"/>
               <w:bottom w:val="nil"/>
               <w:right w:val="nil"/>
             </w:tcBorders>
@@ -2431,12 +2461,12 @@
               <w:adjustRightInd w:val="0"/>
               <w:snapToGrid w:val="0"/>
               <w:spacing w:line="240" w:lineRule="auto"/>
-              <w:ind w:left="0" w:right="0" w:firstLine="0" w:leftChars="0" w:rightChars="0" w:firstLineChars="0"/>
+              <w:ind w:left="0" w:leftChars="0" w:right="0" w:rightChars="0" w:firstLine="0" w:firstLineChars="0"/>
               <w:jc w:val="center"/>
               <w:textAlignment w:val="baseline"/>
               <w:rPr>
-                <w:rStyle w:val="Strong"/>
-                <w:rFonts w:ascii="微软雅黑" w:eastAsia="微软雅黑" w:hAnsi="微软雅黑" w:cs="微软雅黑" w:hint="default"/>
+                <w:rStyle w:val="25"/>
+                <w:rFonts w:hint="default" w:ascii="微软雅黑" w:hAnsi="微软雅黑" w:eastAsia="微软雅黑" w:cs="微软雅黑"/>
                 <w:b w:val="0"/>
                 <w:bCs/>
                 <w:i w:val="0"/>
@@ -2458,8 +2488,8 @@
           <w:tcPr>
             <w:tcW w:w="0" w:type="auto"/>
             <w:tcBorders>
-              <w:top w:val="single" w:sz="4" w:space="0" w:color="auto"/>
-              <w:left w:val="single" w:sz="4" w:space="0" w:color="auto"/>
+              <w:top w:val="single" w:color="auto" w:sz="4" w:space="0"/>
+              <w:left w:val="single" w:color="auto" w:sz="4" w:space="0"/>
               <w:bottom w:val="nil"/>
               <w:right w:val="nil"/>
             </w:tcBorders>
@@ -2487,12 +2517,12 @@
               <w:adjustRightInd w:val="0"/>
               <w:snapToGrid w:val="0"/>
               <w:spacing w:line="240" w:lineRule="auto"/>
-              <w:ind w:left="0" w:right="0" w:firstLine="0" w:leftChars="0" w:rightChars="0" w:firstLineChars="0"/>
+              <w:ind w:left="0" w:leftChars="0" w:right="0" w:rightChars="0" w:firstLine="0" w:firstLineChars="0"/>
               <w:jc w:val="center"/>
               <w:textAlignment w:val="baseline"/>
               <w:rPr>
-                <w:rStyle w:val="Strong"/>
-                <w:rFonts w:ascii="微软雅黑" w:eastAsia="微软雅黑" w:hAnsi="微软雅黑" w:cs="微软雅黑" w:hint="default"/>
+                <w:rStyle w:val="25"/>
+                <w:rFonts w:hint="default" w:ascii="微软雅黑" w:hAnsi="微软雅黑" w:eastAsia="微软雅黑" w:cs="微软雅黑"/>
                 <w:b w:val="0"/>
                 <w:bCs/>
                 <w:i w:val="0"/>
@@ -2514,8 +2544,8 @@
           <w:tcPr>
             <w:tcW w:w="0" w:type="auto"/>
             <w:tcBorders>
-              <w:top w:val="single" w:sz="4" w:space="0" w:color="auto"/>
-              <w:left w:val="single" w:sz="4" w:space="0" w:color="auto"/>
+              <w:top w:val="single" w:color="auto" w:sz="4" w:space="0"/>
+              <w:left w:val="single" w:color="auto" w:sz="4" w:space="0"/>
               <w:bottom w:val="nil"/>
               <w:right w:val="nil"/>
             </w:tcBorders>
@@ -2543,12 +2573,12 @@
               <w:adjustRightInd w:val="0"/>
               <w:snapToGrid w:val="0"/>
               <w:spacing w:line="240" w:lineRule="auto"/>
-              <w:ind w:left="0" w:right="0" w:firstLine="0" w:leftChars="0" w:rightChars="0" w:firstLineChars="0"/>
+              <w:ind w:left="0" w:leftChars="0" w:right="0" w:rightChars="0" w:firstLine="0" w:firstLineChars="0"/>
               <w:jc w:val="center"/>
               <w:textAlignment w:val="baseline"/>
               <w:rPr>
-                <w:rStyle w:val="Strong"/>
-                <w:rFonts w:ascii="微软雅黑" w:eastAsia="微软雅黑" w:hAnsi="微软雅黑" w:cs="微软雅黑" w:hint="default"/>
+                <w:rStyle w:val="25"/>
+                <w:rFonts w:hint="default" w:ascii="微软雅黑" w:hAnsi="微软雅黑" w:eastAsia="微软雅黑" w:cs="微软雅黑"/>
                 <w:b w:val="0"/>
                 <w:bCs/>
                 <w:i w:val="0"/>
@@ -2570,10 +2600,10 @@
           <w:tcPr>
             <w:tcW w:w="1205" w:type="dxa"/>
             <w:tcBorders>
-              <w:top w:val="single" w:sz="4" w:space="0" w:color="auto"/>
-              <w:left w:val="single" w:sz="4" w:space="0" w:color="auto"/>
+              <w:top w:val="single" w:color="auto" w:sz="4" w:space="0"/>
+              <w:left w:val="single" w:color="auto" w:sz="4" w:space="0"/>
               <w:bottom w:val="nil"/>
-              <w:right w:val="single" w:sz="12" w:space="0" w:color="auto"/>
+              <w:right w:val="single" w:color="auto" w:sz="12" w:space="0"/>
             </w:tcBorders>
             <w:tcMar>
               <w:top w:w="-1" w:type="dxa"/>
@@ -2599,12 +2629,12 @@
               <w:adjustRightInd w:val="0"/>
               <w:snapToGrid w:val="0"/>
               <w:spacing w:line="240" w:lineRule="auto"/>
-              <w:ind w:left="0" w:right="0" w:firstLine="0" w:leftChars="0" w:rightChars="0" w:firstLineChars="0"/>
+              <w:ind w:left="0" w:leftChars="0" w:right="0" w:rightChars="0" w:firstLine="0" w:firstLineChars="0"/>
               <w:jc w:val="center"/>
               <w:textAlignment w:val="baseline"/>
               <w:rPr>
-                <w:rStyle w:val="Strong"/>
-                <w:rFonts w:ascii="微软雅黑" w:eastAsia="微软雅黑" w:hAnsi="微软雅黑" w:cs="微软雅黑" w:hint="default"/>
+                <w:rStyle w:val="25"/>
+                <w:rFonts w:hint="default" w:ascii="微软雅黑" w:hAnsi="微软雅黑" w:eastAsia="微软雅黑" w:cs="微软雅黑"/>
                 <w:b w:val="0"/>
                 <w:bCs/>
                 <w:i w:val="0"/>
@@ -2625,8 +2655,14 @@
       </w:tr>
       <w:tr>
         <w:tblPrEx>
-          <w:tblW w:w="8519" w:type="dxa"/>
-          <w:jc w:val="center"/>
+          <w:tblBorders>
+            <w:top w:val="none" w:color="auto" w:sz="0" w:space="0"/>
+            <w:left w:val="none" w:color="auto" w:sz="0" w:space="0"/>
+            <w:bottom w:val="none" w:color="auto" w:sz="0" w:space="0"/>
+            <w:right w:val="none" w:color="auto" w:sz="0" w:space="0"/>
+            <w:insideH w:val="none" w:color="auto" w:sz="0" w:space="0"/>
+            <w:insideV w:val="none" w:color="auto" w:sz="0" w:space="0"/>
+          </w:tblBorders>
           <w:tblCellMar>
             <w:top w:w="0" w:type="dxa"/>
             <w:left w:w="108" w:type="dxa"/>
@@ -2635,16 +2671,16 @@
           </w:tblCellMar>
         </w:tblPrEx>
         <w:trPr>
-          <w:trHeight w:val="0"/>
+          <w:trHeight w:val="0" w:hRule="atLeast"/>
           <w:jc w:val="center"/>
         </w:trPr>
         <w:tc>
           <w:tcPr>
             <w:tcW w:w="1621" w:type="dxa"/>
             <w:tcBorders>
-              <w:top w:val="single" w:sz="4" w:space="0" w:color="auto"/>
-              <w:left w:val="single" w:sz="12" w:space="0" w:color="auto"/>
-              <w:bottom w:val="single" w:sz="12" w:space="0" w:color="auto"/>
+              <w:top w:val="single" w:color="auto" w:sz="4" w:space="0"/>
+              <w:left w:val="single" w:color="auto" w:sz="12" w:space="0"/>
+              <w:bottom w:val="single" w:color="auto" w:sz="12" w:space="0"/>
               <w:right w:val="nil"/>
             </w:tcBorders>
             <w:tcMar>
@@ -2671,12 +2707,12 @@
               <w:adjustRightInd w:val="0"/>
               <w:snapToGrid w:val="0"/>
               <w:spacing w:line="240" w:lineRule="auto"/>
-              <w:ind w:left="0" w:right="0" w:firstLine="0" w:leftChars="0" w:rightChars="0" w:firstLineChars="0"/>
+              <w:ind w:left="0" w:leftChars="0" w:right="0" w:rightChars="0" w:firstLine="0" w:firstLineChars="0"/>
               <w:jc w:val="center"/>
               <w:textAlignment w:val="baseline"/>
               <w:rPr>
-                <w:rStyle w:val="Strong"/>
-                <w:rFonts w:ascii="微软雅黑" w:eastAsia="微软雅黑" w:hAnsi="微软雅黑" w:cs="微软雅黑" w:hint="default"/>
+                <w:rStyle w:val="25"/>
+                <w:rFonts w:hint="default" w:ascii="微软雅黑" w:hAnsi="微软雅黑" w:eastAsia="微软雅黑" w:cs="微软雅黑"/>
                 <w:b w:val="0"/>
                 <w:bCs/>
                 <w:i w:val="0"/>
@@ -2698,9 +2734,9 @@
           <w:tcPr>
             <w:tcW w:w="2036" w:type="dxa"/>
             <w:tcBorders>
-              <w:top w:val="single" w:sz="4" w:space="0" w:color="auto"/>
-              <w:left w:val="single" w:sz="4" w:space="0" w:color="auto"/>
-              <w:bottom w:val="single" w:sz="12" w:space="0" w:color="auto"/>
+              <w:top w:val="single" w:color="auto" w:sz="4" w:space="0"/>
+              <w:left w:val="single" w:color="auto" w:sz="4" w:space="0"/>
+              <w:bottom w:val="single" w:color="auto" w:sz="12" w:space="0"/>
               <w:right w:val="nil"/>
             </w:tcBorders>
             <w:tcMar>
@@ -2727,12 +2763,12 @@
               <w:adjustRightInd w:val="0"/>
               <w:snapToGrid w:val="0"/>
               <w:spacing w:line="240" w:lineRule="auto"/>
-              <w:ind w:left="0" w:right="0" w:firstLine="0" w:leftChars="0" w:rightChars="0" w:firstLineChars="0"/>
+              <w:ind w:left="0" w:leftChars="0" w:right="0" w:rightChars="0" w:firstLine="0" w:firstLineChars="0"/>
               <w:jc w:val="center"/>
               <w:textAlignment w:val="baseline"/>
               <w:rPr>
-                <w:rStyle w:val="Strong"/>
-                <w:rFonts w:ascii="微软雅黑" w:eastAsia="微软雅黑" w:hAnsi="微软雅黑" w:cs="微软雅黑" w:hint="default"/>
+                <w:rStyle w:val="25"/>
+                <w:rFonts w:hint="default" w:ascii="微软雅黑" w:hAnsi="微软雅黑" w:eastAsia="微软雅黑" w:cs="微软雅黑"/>
                 <w:b w:val="0"/>
                 <w:bCs/>
                 <w:i w:val="0"/>
@@ -2754,9 +2790,9 @@
           <w:tcPr>
             <w:tcW w:w="1621" w:type="dxa"/>
             <w:tcBorders>
-              <w:top w:val="single" w:sz="4" w:space="0" w:color="auto"/>
-              <w:left w:val="single" w:sz="4" w:space="0" w:color="auto"/>
-              <w:bottom w:val="single" w:sz="12" w:space="0" w:color="auto"/>
+              <w:top w:val="single" w:color="auto" w:sz="4" w:space="0"/>
+              <w:left w:val="single" w:color="auto" w:sz="4" w:space="0"/>
+              <w:bottom w:val="single" w:color="auto" w:sz="12" w:space="0"/>
               <w:right w:val="nil"/>
             </w:tcBorders>
             <w:tcMar>
@@ -2783,12 +2819,12 @@
               <w:adjustRightInd w:val="0"/>
               <w:snapToGrid w:val="0"/>
               <w:spacing w:line="240" w:lineRule="auto"/>
-              <w:ind w:left="0" w:right="0" w:firstLine="0" w:leftChars="0" w:rightChars="0" w:firstLineChars="0"/>
+              <w:ind w:left="0" w:leftChars="0" w:right="0" w:rightChars="0" w:firstLine="0" w:firstLineChars="0"/>
               <w:jc w:val="center"/>
               <w:textAlignment w:val="baseline"/>
               <w:rPr>
-                <w:rStyle w:val="Strong"/>
-                <w:rFonts w:ascii="微软雅黑" w:eastAsia="微软雅黑" w:hAnsi="微软雅黑" w:cs="微软雅黑" w:hint="default"/>
+                <w:rStyle w:val="25"/>
+                <w:rFonts w:hint="default" w:ascii="微软雅黑" w:hAnsi="微软雅黑" w:eastAsia="微软雅黑" w:cs="微软雅黑"/>
                 <w:b w:val="0"/>
                 <w:bCs/>
                 <w:i w:val="0"/>
@@ -2810,9 +2846,9 @@
           <w:tcPr>
             <w:tcW w:w="2036" w:type="dxa"/>
             <w:tcBorders>
-              <w:top w:val="single" w:sz="4" w:space="0" w:color="auto"/>
-              <w:left w:val="single" w:sz="4" w:space="0" w:color="auto"/>
-              <w:bottom w:val="single" w:sz="12" w:space="0" w:color="auto"/>
+              <w:top w:val="single" w:color="auto" w:sz="4" w:space="0"/>
+              <w:left w:val="single" w:color="auto" w:sz="4" w:space="0"/>
+              <w:bottom w:val="single" w:color="auto" w:sz="12" w:space="0"/>
               <w:right w:val="nil"/>
             </w:tcBorders>
             <w:tcMar>
@@ -2839,12 +2875,12 @@
               <w:adjustRightInd w:val="0"/>
               <w:snapToGrid w:val="0"/>
               <w:spacing w:line="240" w:lineRule="auto"/>
-              <w:ind w:left="0" w:right="0" w:firstLine="0" w:leftChars="0" w:rightChars="0" w:firstLineChars="0"/>
+              <w:ind w:left="0" w:leftChars="0" w:right="0" w:rightChars="0" w:firstLine="0" w:firstLineChars="0"/>
               <w:jc w:val="center"/>
               <w:textAlignment w:val="baseline"/>
               <w:rPr>
-                <w:rStyle w:val="Strong"/>
-                <w:rFonts w:ascii="微软雅黑" w:eastAsia="微软雅黑" w:hAnsi="微软雅黑" w:cs="微软雅黑" w:hint="default"/>
+                <w:rStyle w:val="25"/>
+                <w:rFonts w:hint="default" w:ascii="微软雅黑" w:hAnsi="微软雅黑" w:eastAsia="微软雅黑" w:cs="微软雅黑"/>
                 <w:b w:val="0"/>
                 <w:bCs/>
                 <w:i w:val="0"/>
@@ -2866,10 +2902,10 @@
           <w:tcPr>
             <w:tcW w:w="1205" w:type="dxa"/>
             <w:tcBorders>
-              <w:top w:val="single" w:sz="4" w:space="0" w:color="auto"/>
-              <w:left w:val="single" w:sz="4" w:space="0" w:color="auto"/>
-              <w:bottom w:val="single" w:sz="12" w:space="0" w:color="auto"/>
-              <w:right w:val="single" w:sz="12" w:space="0" w:color="auto"/>
+              <w:top w:val="single" w:color="auto" w:sz="4" w:space="0"/>
+              <w:left w:val="single" w:color="auto" w:sz="4" w:space="0"/>
+              <w:bottom w:val="single" w:color="auto" w:sz="12" w:space="0"/>
+              <w:right w:val="single" w:color="auto" w:sz="12" w:space="0"/>
             </w:tcBorders>
             <w:tcMar>
               <w:top w:w="-1" w:type="dxa"/>
@@ -2895,12 +2931,12 @@
               <w:adjustRightInd w:val="0"/>
               <w:snapToGrid w:val="0"/>
               <w:spacing w:line="240" w:lineRule="auto"/>
-              <w:ind w:left="0" w:right="0" w:firstLine="0" w:leftChars="0" w:rightChars="0" w:firstLineChars="0"/>
+              <w:ind w:left="0" w:leftChars="0" w:right="0" w:rightChars="0" w:firstLine="0" w:firstLineChars="0"/>
               <w:jc w:val="center"/>
               <w:textAlignment w:val="baseline"/>
               <w:rPr>
-                <w:rStyle w:val="Strong"/>
-                <w:rFonts w:ascii="微软雅黑" w:eastAsia="微软雅黑" w:hAnsi="微软雅黑" w:cs="微软雅黑" w:hint="default"/>
+                <w:rStyle w:val="25"/>
+                <w:rFonts w:hint="default" w:ascii="微软雅黑" w:hAnsi="微软雅黑" w:eastAsia="微软雅黑" w:cs="微软雅黑"/>
                 <w:b w:val="0"/>
                 <w:bCs/>
                 <w:i w:val="0"/>
@@ -2939,8 +2975,8 @@
       </w:pPr>
       <w:r>
         <w:rPr>
-          <w:rStyle w:val="Strong"/>
-          <w:rFonts w:ascii="微软雅黑" w:eastAsia="微软雅黑" w:hAnsi="微软雅黑" w:cs="微软雅黑" w:hint="default"/>
+          <w:rStyle w:val="25"/>
+          <w:rFonts w:hint="default" w:ascii="微软雅黑" w:hAnsi="微软雅黑" w:eastAsia="微软雅黑" w:cs="微软雅黑"/>
           <w:b w:val="0"/>
           <w:bCs/>
           <w:i w:val="0"/>
@@ -2960,7 +2996,7 @@
     <w:sdt>
       <w:sdtPr>
         <w:rPr>
-          <w:rFonts w:ascii="宋体" w:eastAsia="宋体" w:hAnsi="宋体" w:cs="Arial"/>
+          <w:rFonts w:ascii="宋体" w:hAnsi="宋体" w:eastAsia="宋体" w:cs="Arial"/>
           <w:snapToGrid w:val="0"/>
           <w:color w:val="000000"/>
           <w:kern w:val="0"/>
@@ -2976,7 +3012,7 @@
       </w:sdtPr>
       <w:sdtEndPr>
         <w:rPr>
-          <w:rFonts w:ascii="宋体" w:eastAsia="宋体" w:hAnsi="宋体" w:cs="Arial"/>
+          <w:rFonts w:ascii="宋体" w:hAnsi="宋体" w:eastAsia="宋体" w:cs="Arial"/>
           <w:snapToGrid w:val="0"/>
           <w:color w:val="000000"/>
           <w:kern w:val="0"/>
@@ -3002,13 +3038,13 @@
             <w:adjustRightInd w:val="0"/>
             <w:snapToGrid w:val="0"/>
             <w:spacing w:before="0" w:beforeLines="0" w:after="0" w:afterLines="0" w:line="240" w:lineRule="auto"/>
-            <w:ind w:left="0" w:right="0" w:firstLine="0" w:leftChars="0" w:rightChars="0" w:firstLineChars="0"/>
+            <w:ind w:left="0" w:leftChars="0" w:right="0" w:rightChars="0" w:firstLine="0" w:firstLineChars="0"/>
             <w:jc w:val="center"/>
             <w:textAlignment w:val="baseline"/>
           </w:pPr>
           <w:r>
             <w:rPr>
-              <w:rFonts w:ascii="宋体" w:eastAsia="宋体" w:hAnsi="宋体"/>
+              <w:rFonts w:ascii="宋体" w:hAnsi="宋体" w:eastAsia="宋体"/>
               <w:sz w:val="21"/>
             </w:rPr>
             <w:t>目录</w:t>
@@ -3016,7 +3052,7 @@
         </w:p>
         <w:p>
           <w:pPr>
-            <w:pStyle w:val="TOC1"/>
+            <w:pStyle w:val="16"/>
             <w:tabs>
               <w:tab w:val="right" w:leader="dot" w:pos="8306"/>
             </w:tabs>
@@ -3072,7 +3108,7 @@
         </w:p>
         <w:p>
           <w:pPr>
-            <w:pStyle w:val="TOC1"/>
+            <w:pStyle w:val="16"/>
             <w:tabs>
               <w:tab w:val="right" w:leader="dot" w:pos="8306"/>
             </w:tabs>
@@ -3119,7 +3155,7 @@
         </w:p>
         <w:p>
           <w:pPr>
-            <w:pStyle w:val="TOC1"/>
+            <w:pStyle w:val="16"/>
             <w:tabs>
               <w:tab w:val="right" w:leader="dot" w:pos="8306"/>
             </w:tabs>
@@ -3166,7 +3202,7 @@
         </w:p>
         <w:p>
           <w:pPr>
-            <w:pStyle w:val="TOC2"/>
+            <w:pStyle w:val="18"/>
             <w:tabs>
               <w:tab w:val="right" w:leader="dot" w:pos="8306"/>
             </w:tabs>
@@ -3213,7 +3249,7 @@
         </w:p>
         <w:p>
           <w:pPr>
-            <w:pStyle w:val="TOC2"/>
+            <w:pStyle w:val="18"/>
             <w:tabs>
               <w:tab w:val="right" w:leader="dot" w:pos="8306"/>
             </w:tabs>
@@ -3260,7 +3296,7 @@
         </w:p>
         <w:p>
           <w:pPr>
-            <w:pStyle w:val="TOC1"/>
+            <w:pStyle w:val="16"/>
             <w:tabs>
               <w:tab w:val="right" w:leader="dot" w:pos="8306"/>
             </w:tabs>
@@ -3307,7 +3343,7 @@
         </w:p>
         <w:p>
           <w:pPr>
-            <w:pStyle w:val="TOC1"/>
+            <w:pStyle w:val="16"/>
             <w:tabs>
               <w:tab w:val="right" w:leader="dot" w:pos="8306"/>
             </w:tabs>
@@ -3354,7 +3390,7 @@
         </w:p>
         <w:p>
           <w:pPr>
-            <w:pStyle w:val="TOC2"/>
+            <w:pStyle w:val="18"/>
             <w:tabs>
               <w:tab w:val="right" w:leader="dot" w:pos="8306"/>
             </w:tabs>
@@ -3405,7 +3441,7 @@
         </w:p>
         <w:p>
           <w:pPr>
-            <w:pStyle w:val="TOC3"/>
+            <w:pStyle w:val="13"/>
             <w:tabs>
               <w:tab w:val="right" w:leader="dot" w:pos="8306"/>
             </w:tabs>
@@ -3452,7 +3488,7 @@
         </w:p>
         <w:p>
           <w:pPr>
-            <w:pStyle w:val="TOC3"/>
+            <w:pStyle w:val="13"/>
             <w:tabs>
               <w:tab w:val="right" w:leader="dot" w:pos="8306"/>
             </w:tabs>
@@ -3504,7 +3540,7 @@
         </w:p>
         <w:p>
           <w:pPr>
-            <w:pStyle w:val="TOC2"/>
+            <w:pStyle w:val="18"/>
             <w:tabs>
               <w:tab w:val="right" w:leader="dot" w:pos="8306"/>
             </w:tabs>
@@ -3551,7 +3587,7 @@
         </w:p>
         <w:p>
           <w:pPr>
-            <w:pStyle w:val="TOC3"/>
+            <w:pStyle w:val="13"/>
             <w:tabs>
               <w:tab w:val="right" w:leader="dot" w:pos="8306"/>
             </w:tabs>
@@ -3601,7 +3637,7 @@
         </w:p>
         <w:p>
           <w:pPr>
-            <w:pStyle w:val="TOC3"/>
+            <w:pStyle w:val="13"/>
             <w:tabs>
               <w:tab w:val="right" w:leader="dot" w:pos="8306"/>
             </w:tabs>
@@ -3651,7 +3687,7 @@
         </w:p>
         <w:p>
           <w:pPr>
-            <w:pStyle w:val="TOC3"/>
+            <w:pStyle w:val="13"/>
             <w:tabs>
               <w:tab w:val="right" w:leader="dot" w:pos="8306"/>
             </w:tabs>
@@ -3708,7 +3744,7 @@
         </w:p>
         <w:p>
           <w:pPr>
-            <w:pStyle w:val="TOC3"/>
+            <w:pStyle w:val="13"/>
             <w:tabs>
               <w:tab w:val="right" w:leader="dot" w:pos="8306"/>
             </w:tabs>
@@ -3760,7 +3796,7 @@
         </w:p>
         <w:p>
           <w:pPr>
-            <w:pStyle w:val="TOC2"/>
+            <w:pStyle w:val="18"/>
             <w:tabs>
               <w:tab w:val="right" w:leader="dot" w:pos="8306"/>
             </w:tabs>
@@ -3807,7 +3843,7 @@
         </w:p>
         <w:p>
           <w:pPr>
-            <w:pStyle w:val="TOC3"/>
+            <w:pStyle w:val="13"/>
             <w:tabs>
               <w:tab w:val="right" w:leader="dot" w:pos="8306"/>
             </w:tabs>
@@ -3859,7 +3895,7 @@
         </w:p>
         <w:p>
           <w:pPr>
-            <w:pStyle w:val="TOC3"/>
+            <w:pStyle w:val="13"/>
             <w:tabs>
               <w:tab w:val="right" w:leader="dot" w:pos="8306"/>
             </w:tabs>
@@ -3911,7 +3947,7 @@
         </w:p>
         <w:p>
           <w:pPr>
-            <w:pStyle w:val="TOC2"/>
+            <w:pStyle w:val="18"/>
             <w:tabs>
               <w:tab w:val="right" w:leader="dot" w:pos="8306"/>
             </w:tabs>
@@ -3958,7 +3994,7 @@
         </w:p>
         <w:p>
           <w:pPr>
-            <w:pStyle w:val="TOC2"/>
+            <w:pStyle w:val="18"/>
             <w:tabs>
               <w:tab w:val="right" w:leader="dot" w:pos="8306"/>
             </w:tabs>
@@ -4005,7 +4041,7 @@
         </w:p>
         <w:p>
           <w:pPr>
-            <w:pStyle w:val="TOC1"/>
+            <w:pStyle w:val="16"/>
             <w:tabs>
               <w:tab w:val="right" w:leader="dot" w:pos="8306"/>
             </w:tabs>
@@ -4052,7 +4088,7 @@
         </w:p>
         <w:p>
           <w:pPr>
-            <w:pStyle w:val="TOC1"/>
+            <w:pStyle w:val="16"/>
             <w:tabs>
               <w:tab w:val="right" w:leader="dot" w:pos="8306"/>
             </w:tabs>
@@ -4151,7 +4187,7 @@
     </w:p>
     <w:p>
       <w:pPr>
-        <w:pStyle w:val="1"/>
+        <w:pStyle w:val="30"/>
         <w:keepNext w:val="0"/>
         <w:keepLines w:val="0"/>
         <w:pageBreakBefore w:val="0"/>
@@ -4167,17 +4203,17 @@
         <w:snapToGrid w:val="0"/>
         <w:textAlignment w:val="baseline"/>
       </w:pPr>
-      <w:bookmarkStart w:id="2" w:name="_Toc9971"/>
-      <w:bookmarkStart w:id="3" w:name="heading_3"/>
+      <w:bookmarkStart w:id="1" w:name="_Toc9971"/>
+      <w:bookmarkStart w:id="2" w:name="heading_3"/>
       <w:r>
         <w:t>评审目的</w:t>
       </w:r>
+      <w:bookmarkEnd w:id="1"/>
       <w:bookmarkEnd w:id="2"/>
-      <w:bookmarkEnd w:id="3"/>
     </w:p>
     <w:p>
       <w:pPr>
-        <w:pStyle w:val="a1"/>
+        <w:pStyle w:val="31"/>
         <w:bidi w:val="0"/>
       </w:pPr>
       <w:r>
@@ -4186,7 +4222,7 @@
     </w:p>
     <w:p>
       <w:pPr>
-        <w:pStyle w:val="1"/>
+        <w:pStyle w:val="30"/>
         <w:keepNext w:val="0"/>
         <w:keepLines w:val="0"/>
         <w:pageBreakBefore w:val="0"/>
@@ -4202,17 +4238,17 @@
         <w:snapToGrid w:val="0"/>
         <w:textAlignment w:val="baseline"/>
       </w:pPr>
-      <w:bookmarkStart w:id="4" w:name="heading_4"/>
-      <w:bookmarkStart w:id="5" w:name="_Toc20294"/>
+      <w:bookmarkStart w:id="3" w:name="heading_4"/>
+      <w:bookmarkStart w:id="4" w:name="_Toc20294"/>
       <w:r>
         <w:t>评审参加部门</w:t>
       </w:r>
+      <w:bookmarkEnd w:id="3"/>
       <w:bookmarkEnd w:id="4"/>
-      <w:bookmarkEnd w:id="5"/>
     </w:p>
     <w:p>
       <w:pPr>
-        <w:pStyle w:val="a1"/>
+        <w:pStyle w:val="31"/>
         <w:keepNext w:val="0"/>
         <w:keepLines w:val="0"/>
         <w:pageBreakBefore w:val="0"/>
@@ -4234,7 +4270,7 @@
     </w:p>
     <w:p>
       <w:pPr>
-        <w:pStyle w:val="1"/>
+        <w:pStyle w:val="30"/>
         <w:keepNext w:val="0"/>
         <w:keepLines w:val="0"/>
         <w:pageBreakBefore w:val="0"/>
@@ -4250,17 +4286,17 @@
         <w:snapToGrid w:val="0"/>
         <w:textAlignment w:val="baseline"/>
       </w:pPr>
+      <w:bookmarkStart w:id="5" w:name="_Toc24345"/>
       <w:bookmarkStart w:id="6" w:name="heading_5"/>
-      <w:bookmarkStart w:id="7" w:name="_Toc24345"/>
       <w:r>
         <w:t>评审过程概述</w:t>
       </w:r>
+      <w:bookmarkEnd w:id="5"/>
       <w:bookmarkEnd w:id="6"/>
-      <w:bookmarkEnd w:id="7"/>
     </w:p>
     <w:p>
       <w:pPr>
-        <w:pStyle w:val="2"/>
+        <w:pStyle w:val="32"/>
         <w:keepNext w:val="0"/>
         <w:keepLines w:val="0"/>
         <w:pageBreakBefore w:val="0"/>
@@ -4276,15 +4312,15 @@
         <w:snapToGrid w:val="0"/>
         <w:textAlignment w:val="baseline"/>
       </w:pPr>
-      <w:bookmarkStart w:id="8" w:name="_Toc5733"/>
+      <w:bookmarkStart w:id="7" w:name="_Toc5733"/>
       <w:r>
         <w:t>管理评审会议准备</w:t>
       </w:r>
-      <w:bookmarkEnd w:id="8"/>
+      <w:bookmarkEnd w:id="7"/>
     </w:p>
     <w:p>
       <w:pPr>
-        <w:pStyle w:val="a1"/>
+        <w:pStyle w:val="31"/>
         <w:keepNext w:val="0"/>
         <w:keepLines w:val="0"/>
         <w:pageBreakBefore w:val="0"/>
@@ -4308,30 +4344,20 @@
           <w:rFonts w:hint="eastAsia"/>
           <w:lang w:val="en-US" w:eastAsia="zh-CN"/>
         </w:rPr>
-        <w:t>12</w:t>
-      </w:r>
-      <w:r>
-        <w:t>月</w:t>
+        <w:t>7月13</w:t>
+      </w:r>
+      <w:r>
+        <w:t>日编制了管理评审计划，经总经理批准后，在2026年</w:t>
       </w:r>
       <w:r>
         <w:rPr>
           <w:rFonts w:hint="eastAsia"/>
-          <w:lang w:val="en-US" w:eastAsia="zh-CN"/>
+          <w:lang w:eastAsia="zh-CN"/>
         </w:rPr>
-        <w:t>13</w:t>
-      </w:r>
-      <w:r>
-        <w:t>日编制了管理评审计划，经总经理批准后，在2026年1</w:t>
-      </w:r>
-      <w:r>
-        <w:rPr>
-          <w:rFonts w:hint="eastAsia"/>
-          <w:lang w:val="en-US" w:eastAsia="zh-CN"/>
-        </w:rPr>
-        <w:t>2</w:t>
-      </w:r>
-      <w:r>
-        <w:t>月1</w:t>
+        <w:t>7月</w:t>
+      </w:r>
+      <w:r>
+        <w:t>1</w:t>
       </w:r>
       <w:r>
         <w:rPr>
@@ -4346,7 +4372,7 @@
     </w:p>
     <w:p>
       <w:pPr>
-        <w:pStyle w:val="2"/>
+        <w:pStyle w:val="32"/>
         <w:keepNext w:val="0"/>
         <w:keepLines w:val="0"/>
         <w:pageBreakBefore w:val="0"/>
@@ -4362,15 +4388,15 @@
         <w:snapToGrid w:val="0"/>
         <w:textAlignment w:val="baseline"/>
       </w:pPr>
-      <w:bookmarkStart w:id="9" w:name="_Toc30884"/>
+      <w:bookmarkStart w:id="8" w:name="_Toc30884"/>
       <w:r>
         <w:t>管理评审会议过程</w:t>
       </w:r>
-      <w:bookmarkEnd w:id="9"/>
+      <w:bookmarkEnd w:id="8"/>
     </w:p>
     <w:p>
       <w:pPr>
-        <w:pStyle w:val="a1"/>
+        <w:pStyle w:val="31"/>
         <w:keepNext w:val="0"/>
         <w:keepLines w:val="0"/>
         <w:pageBreakBefore w:val="0"/>
@@ -4392,7 +4418,7 @@
     </w:p>
     <w:p>
       <w:pPr>
-        <w:pStyle w:val="1"/>
+        <w:pStyle w:val="30"/>
         <w:keepNext w:val="0"/>
         <w:keepLines w:val="0"/>
         <w:pageBreakBefore w:val="0"/>
@@ -4408,17 +4434,17 @@
         <w:snapToGrid w:val="0"/>
         <w:textAlignment w:val="baseline"/>
       </w:pPr>
-      <w:bookmarkStart w:id="10" w:name="heading_6"/>
-      <w:bookmarkStart w:id="11" w:name="_Toc17454"/>
+      <w:bookmarkStart w:id="9" w:name="heading_6"/>
+      <w:bookmarkStart w:id="10" w:name="_Toc17454"/>
       <w:r>
         <w:t>评审内容要点</w:t>
       </w:r>
+      <w:bookmarkEnd w:id="9"/>
       <w:bookmarkEnd w:id="10"/>
-      <w:bookmarkEnd w:id="11"/>
     </w:p>
     <w:p>
       <w:pPr>
-        <w:pStyle w:val="a3"/>
+        <w:pStyle w:val="41"/>
         <w:keepNext w:val="0"/>
         <w:keepLines w:val="0"/>
         <w:pageBreakBefore w:val="0"/>
@@ -4444,7 +4470,7 @@
     </w:p>
     <w:p>
       <w:pPr>
-        <w:pStyle w:val="a3"/>
+        <w:pStyle w:val="41"/>
         <w:keepNext w:val="0"/>
         <w:keepLines w:val="0"/>
         <w:pageBreakBefore w:val="0"/>
@@ -4470,7 +4496,7 @@
     </w:p>
     <w:p>
       <w:pPr>
-        <w:pStyle w:val="a3"/>
+        <w:pStyle w:val="41"/>
         <w:keepNext w:val="0"/>
         <w:keepLines w:val="0"/>
         <w:pageBreakBefore w:val="0"/>
@@ -4496,7 +4522,7 @@
     </w:p>
     <w:p>
       <w:pPr>
-        <w:pStyle w:val="a3"/>
+        <w:pStyle w:val="41"/>
         <w:keepNext w:val="0"/>
         <w:keepLines w:val="0"/>
         <w:pageBreakBefore w:val="0"/>
@@ -4522,7 +4548,7 @@
     </w:p>
     <w:p>
       <w:pPr>
-        <w:pStyle w:val="a3"/>
+        <w:pStyle w:val="41"/>
         <w:keepNext w:val="0"/>
         <w:keepLines w:val="0"/>
         <w:pageBreakBefore w:val="0"/>
@@ -4548,7 +4574,7 @@
     </w:p>
     <w:p>
       <w:pPr>
-        <w:pStyle w:val="a3"/>
+        <w:pStyle w:val="41"/>
         <w:keepNext w:val="0"/>
         <w:keepLines w:val="0"/>
         <w:pageBreakBefore w:val="0"/>
@@ -4574,7 +4600,7 @@
     </w:p>
     <w:p>
       <w:pPr>
-        <w:pStyle w:val="a3"/>
+        <w:pStyle w:val="41"/>
         <w:keepNext w:val="0"/>
         <w:keepLines w:val="0"/>
         <w:pageBreakBefore w:val="0"/>
@@ -4600,7 +4626,7 @@
     </w:p>
     <w:p>
       <w:pPr>
-        <w:pStyle w:val="a3"/>
+        <w:pStyle w:val="41"/>
         <w:keepNext w:val="0"/>
         <w:keepLines w:val="0"/>
         <w:pageBreakBefore w:val="0"/>
@@ -4626,7 +4652,7 @@
     </w:p>
     <w:p>
       <w:pPr>
-        <w:pStyle w:val="1"/>
+        <w:pStyle w:val="30"/>
         <w:keepNext w:val="0"/>
         <w:keepLines w:val="0"/>
         <w:pageBreakBefore w:val="0"/>
@@ -4642,17 +4668,17 @@
         <w:snapToGrid w:val="0"/>
         <w:textAlignment w:val="baseline"/>
       </w:pPr>
+      <w:bookmarkStart w:id="11" w:name="heading_7"/>
       <w:bookmarkStart w:id="12" w:name="_Toc10923"/>
-      <w:bookmarkStart w:id="13" w:name="heading_7"/>
       <w:r>
         <w:t>评审具体内容</w:t>
       </w:r>
+      <w:bookmarkEnd w:id="11"/>
       <w:bookmarkEnd w:id="12"/>
-      <w:bookmarkEnd w:id="13"/>
     </w:p>
     <w:p>
       <w:pPr>
-        <w:pStyle w:val="2"/>
+        <w:pStyle w:val="32"/>
         <w:keepNext w:val="0"/>
         <w:keepLines w:val="0"/>
         <w:pageBreakBefore w:val="0"/>
@@ -4668,8 +4694,8 @@
         <w:snapToGrid w:val="0"/>
         <w:textAlignment w:val="baseline"/>
       </w:pPr>
-      <w:bookmarkStart w:id="14" w:name="_Toc31767"/>
-      <w:bookmarkStart w:id="15" w:name="heading_8"/>
+      <w:bookmarkStart w:id="13" w:name="_Toc31767"/>
+      <w:bookmarkStart w:id="14" w:name="heading_8"/>
       <w:r>
         <w:rPr>
           <w:rFonts w:hint="eastAsia"/>
@@ -4677,11 +4703,11 @@
         </w:rPr>
         <w:t>质量情况跟踪</w:t>
       </w:r>
-      <w:bookmarkEnd w:id="14"/>
+      <w:bookmarkEnd w:id="13"/>
     </w:p>
     <w:p>
       <w:pPr>
-        <w:pStyle w:val="3"/>
+        <w:pStyle w:val="33"/>
         <w:keepNext w:val="0"/>
         <w:keepLines w:val="0"/>
         <w:pageBreakBefore w:val="0"/>
@@ -4697,16 +4723,16 @@
         <w:snapToGrid w:val="0"/>
         <w:textAlignment w:val="baseline"/>
       </w:pPr>
-      <w:bookmarkStart w:id="16" w:name="_Toc6302"/>
+      <w:bookmarkStart w:id="15" w:name="_Toc6302"/>
       <w:r>
         <w:t>质量检查及KPI达成情况</w:t>
       </w:r>
+      <w:bookmarkEnd w:id="14"/>
       <w:bookmarkEnd w:id="15"/>
-      <w:bookmarkEnd w:id="16"/>
     </w:p>
     <w:p>
       <w:pPr>
-        <w:pStyle w:val="a1"/>
+        <w:pStyle w:val="31"/>
         <w:keepNext w:val="0"/>
         <w:keepLines w:val="0"/>
         <w:pageBreakBefore w:val="0"/>
@@ -4749,7 +4775,7 @@
     </w:p>
     <w:p>
       <w:pPr>
-        <w:pStyle w:val="3"/>
+        <w:pStyle w:val="33"/>
         <w:keepNext w:val="0"/>
         <w:keepLines w:val="0"/>
         <w:pageBreakBefore w:val="0"/>
@@ -4769,7 +4795,7 @@
           <w:lang w:val="en-US" w:eastAsia="zh-CN"/>
         </w:rPr>
       </w:pPr>
-      <w:bookmarkStart w:id="17" w:name="_Toc29267"/>
+      <w:bookmarkStart w:id="16" w:name="_Toc29267"/>
       <w:r>
         <w:rPr>
           <w:rFonts w:hint="eastAsia"/>
@@ -4777,11 +4803,11 @@
         </w:rPr>
         <w:t>质量改进</w:t>
       </w:r>
-      <w:bookmarkEnd w:id="17"/>
+      <w:bookmarkEnd w:id="16"/>
     </w:p>
     <w:p>
       <w:pPr>
-        <w:pStyle w:val="a1"/>
+        <w:pStyle w:val="31"/>
         <w:keepNext w:val="0"/>
         <w:keepLines w:val="0"/>
         <w:pageBreakBefore w:val="0"/>
@@ -4797,7 +4823,7 @@
         <w:snapToGrid w:val="0"/>
         <w:textAlignment w:val="baseline"/>
         <w:rPr>
-          <w:rFonts w:eastAsia="宋体" w:hint="default"/>
+          <w:rFonts w:hint="default" w:eastAsia="宋体"/>
           <w:lang w:val="en-US" w:eastAsia="zh-CN"/>
         </w:rPr>
       </w:pPr>
@@ -4806,12 +4832,21 @@
           <w:rFonts w:hint="eastAsia"/>
           <w:lang w:val="en-US" w:eastAsia="zh-CN"/>
         </w:rPr>
-        <w:t>针对服务数据考核指标不满足的情况（2026年第二季度数据完整性为95%，未达标），人力部积极组织人员进行培训，由运维部经理宣贯《服务数据管理制度》，由质量部进行跟踪。经分析，原因为部分历史数据存在字段缺失，运维部已组织数据清洗，完善数据录入规范。2026年第三、四季度数据完整性已提升至100%和100%，问题得到解决。</w:t>
+        <w:t>针对服务数据考核指标不满足的情况（2026年第二季度数据完整性为95%，未达标），人力部积极组织人员进行培训，由运维部经理宣贯《服务数据管理制度》，由质量部进行跟踪。经分析，原因为部分历史数据存在字段缺失，运维部已组织数据清洗，完善数据录入规范。计划在2026年第三、四季度数据完整性已提升至100%</w:t>
+      </w:r>
+      <w:bookmarkStart w:id="35" w:name="_GoBack"/>
+      <w:bookmarkEnd w:id="35"/>
+      <w:r>
+        <w:rPr>
+          <w:rFonts w:hint="eastAsia"/>
+          <w:lang w:val="en-US" w:eastAsia="zh-CN"/>
+        </w:rPr>
+        <w:t>。</w:t>
       </w:r>
     </w:p>
     <w:p>
       <w:pPr>
-        <w:pStyle w:val="2"/>
+        <w:pStyle w:val="32"/>
         <w:keepNext w:val="0"/>
         <w:keepLines w:val="0"/>
         <w:pageBreakBefore w:val="0"/>
@@ -4827,17 +4862,17 @@
         <w:snapToGrid w:val="0"/>
         <w:textAlignment w:val="baseline"/>
       </w:pPr>
-      <w:bookmarkStart w:id="18" w:name="_Toc29254"/>
-      <w:bookmarkStart w:id="19" w:name="heading_9"/>
+      <w:bookmarkStart w:id="17" w:name="_Toc29254"/>
+      <w:bookmarkStart w:id="18" w:name="heading_9"/>
       <w:r>
         <w:t>内部审核情况</w:t>
       </w:r>
+      <w:bookmarkEnd w:id="17"/>
       <w:bookmarkEnd w:id="18"/>
-      <w:bookmarkEnd w:id="19"/>
     </w:p>
     <w:p>
       <w:pPr>
-        <w:pStyle w:val="a1"/>
+        <w:pStyle w:val="31"/>
         <w:keepNext w:val="0"/>
         <w:keepLines w:val="0"/>
         <w:pageBreakBefore w:val="0"/>
@@ -4854,17 +4889,17 @@
         <w:textAlignment w:val="baseline"/>
       </w:pPr>
       <w:r>
-        <w:t>内审小组于2026年1</w:t>
+        <w:t>内审小组于2026年</w:t>
       </w:r>
       <w:r>
         <w:rPr>
           <w:rFonts w:hint="eastAsia"/>
-          <w:lang w:val="en-US" w:eastAsia="zh-CN"/>
+          <w:lang w:eastAsia="zh-CN"/>
         </w:rPr>
-        <w:t>2</w:t>
-      </w:r>
-      <w:r>
-        <w:t>月15日-16日对公司进行了内审，详见《</w:t>
+        <w:t>7月</w:t>
+      </w:r>
+      <w:r>
+        <w:t>15日-16日对公司进行了内审，详见《</w:t>
       </w:r>
       <w:r>
         <w:rPr>
@@ -4889,7 +4924,7 @@
     </w:p>
     <w:p>
       <w:pPr>
-        <w:pStyle w:val="3"/>
+        <w:pStyle w:val="33"/>
         <w:keepNext w:val="0"/>
         <w:keepLines w:val="0"/>
         <w:pageBreakBefore w:val="0"/>
@@ -4908,18 +4943,18 @@
           <w:rFonts w:hint="eastAsia"/>
         </w:rPr>
       </w:pPr>
-      <w:bookmarkStart w:id="20" w:name="_Toc14952"/>
+      <w:bookmarkStart w:id="19" w:name="_Toc14952"/>
       <w:r>
         <w:rPr>
           <w:rFonts w:hint="eastAsia"/>
         </w:rPr>
         <w:t>不符合项描述</w:t>
       </w:r>
-      <w:bookmarkEnd w:id="20"/>
+      <w:bookmarkEnd w:id="19"/>
     </w:p>
     <w:p>
       <w:pPr>
-        <w:pStyle w:val="a1"/>
+        <w:pStyle w:val="31"/>
         <w:keepNext w:val="0"/>
         <w:keepLines w:val="0"/>
         <w:pageBreakBefore w:val="0"/>
@@ -4944,12 +4979,12 @@
           <w:rFonts w:hint="eastAsia"/>
           <w:lang w:val="en-US" w:eastAsia="zh-CN"/>
         </w:rPr>
-        <w:t>2026年12月16日审核运维部时，访谈运维部经理汪锦坤，并查阅2026年度运维工具管理记录，未能提供《运维工具使用效果自评估报告》或类似的效果评价记录，不符合TCESA1299-2023 7.6.1 c)条款要求。</w:t>
+        <w:t>2026年7月16日审核运维部时，访谈运维部经理汪锦坤，并查阅2026年度运维工具管理记录，未能提供《运维工具使用效果自评估报告》或类似的效果评价记录，不符合TCESA1299-2023 7.6.1 c)条款要求。</w:t>
       </w:r>
     </w:p>
     <w:p>
       <w:pPr>
-        <w:pStyle w:val="3"/>
+        <w:pStyle w:val="33"/>
         <w:keepNext w:val="0"/>
         <w:keepLines w:val="0"/>
         <w:pageBreakBefore w:val="0"/>
@@ -4968,18 +5003,18 @@
           <w:rFonts w:hint="eastAsia"/>
         </w:rPr>
       </w:pPr>
-      <w:bookmarkStart w:id="21" w:name="_Toc31876"/>
+      <w:bookmarkStart w:id="20" w:name="_Toc31876"/>
       <w:r>
         <w:rPr>
           <w:rFonts w:hint="eastAsia"/>
         </w:rPr>
         <w:t>原因分析</w:t>
       </w:r>
-      <w:bookmarkEnd w:id="21"/>
+      <w:bookmarkEnd w:id="20"/>
     </w:p>
     <w:p>
       <w:pPr>
-        <w:pStyle w:val="a1"/>
+        <w:pStyle w:val="31"/>
         <w:keepNext w:val="0"/>
         <w:keepLines w:val="0"/>
         <w:pageBreakBefore w:val="0"/>
@@ -5007,7 +5042,7 @@
     </w:p>
     <w:p>
       <w:pPr>
-        <w:pStyle w:val="a1"/>
+        <w:pStyle w:val="31"/>
         <w:keepNext w:val="0"/>
         <w:keepLines w:val="0"/>
         <w:pageBreakBefore w:val="0"/>
@@ -5035,7 +5070,7 @@
     </w:p>
     <w:p>
       <w:pPr>
-        <w:pStyle w:val="3"/>
+        <w:pStyle w:val="33"/>
         <w:keepNext w:val="0"/>
         <w:keepLines w:val="0"/>
         <w:pageBreakBefore w:val="0"/>
@@ -5054,7 +5089,7 @@
           <w:rFonts w:hint="eastAsia"/>
         </w:rPr>
       </w:pPr>
-      <w:bookmarkStart w:id="22" w:name="_Toc20312"/>
+      <w:bookmarkStart w:id="21" w:name="_Toc20312"/>
       <w:r>
         <w:rPr>
           <w:rFonts w:hint="eastAsia"/>
@@ -5068,11 +5103,11 @@
         </w:rPr>
         <w:t>措施</w:t>
       </w:r>
-      <w:bookmarkEnd w:id="22"/>
+      <w:bookmarkEnd w:id="21"/>
     </w:p>
     <w:p>
       <w:pPr>
-        <w:pStyle w:val="a1"/>
+        <w:pStyle w:val="31"/>
         <w:keepNext w:val="0"/>
         <w:keepLines w:val="0"/>
         <w:pageBreakBefore w:val="0"/>
@@ -5113,7 +5148,7 @@
     </w:p>
     <w:p>
       <w:pPr>
-        <w:pStyle w:val="a1"/>
+        <w:pStyle w:val="31"/>
         <w:keepNext w:val="0"/>
         <w:keepLines w:val="0"/>
         <w:pageBreakBefore w:val="0"/>
@@ -5141,7 +5176,7 @@
     </w:p>
     <w:p>
       <w:pPr>
-        <w:pStyle w:val="a1"/>
+        <w:pStyle w:val="31"/>
         <w:keepNext w:val="0"/>
         <w:keepLines w:val="0"/>
         <w:pageBreakBefore w:val="0"/>
@@ -5169,7 +5204,7 @@
     </w:p>
     <w:p>
       <w:pPr>
-        <w:pStyle w:val="a1"/>
+        <w:pStyle w:val="31"/>
         <w:keepNext w:val="0"/>
         <w:keepLines w:val="0"/>
         <w:pageBreakBefore w:val="0"/>
@@ -5197,14 +5232,14 @@
     </w:p>
     <w:p>
       <w:pPr>
-        <w:pStyle w:val="3"/>
+        <w:pStyle w:val="33"/>
         <w:bidi w:val="0"/>
         <w:rPr>
           <w:rFonts w:hint="default"/>
           <w:lang w:val="en-US" w:eastAsia="zh-CN"/>
         </w:rPr>
       </w:pPr>
-      <w:bookmarkStart w:id="23" w:name="_Toc4435"/>
+      <w:bookmarkStart w:id="22" w:name="_Toc4435"/>
       <w:r>
         <w:rPr>
           <w:rFonts w:hint="eastAsia"/>
@@ -5212,11 +5247,11 @@
         </w:rPr>
         <w:t>内审结论</w:t>
       </w:r>
-      <w:bookmarkEnd w:id="23"/>
+      <w:bookmarkEnd w:id="22"/>
     </w:p>
     <w:p>
       <w:pPr>
-        <w:pStyle w:val="a1"/>
+        <w:pStyle w:val="31"/>
         <w:keepNext w:val="0"/>
         <w:keepLines w:val="0"/>
         <w:pageBreakBefore w:val="0"/>
@@ -5241,7 +5276,7 @@
     </w:p>
     <w:p>
       <w:pPr>
-        <w:pStyle w:val="2"/>
+        <w:pStyle w:val="32"/>
         <w:keepNext w:val="0"/>
         <w:keepLines w:val="0"/>
         <w:pageBreakBefore w:val="0"/>
@@ -5257,17 +5292,17 @@
         <w:snapToGrid w:val="0"/>
         <w:textAlignment w:val="baseline"/>
       </w:pPr>
-      <w:bookmarkStart w:id="24" w:name="heading_10"/>
-      <w:bookmarkStart w:id="25" w:name="_Toc18993"/>
+      <w:bookmarkStart w:id="23" w:name="heading_10"/>
+      <w:bookmarkStart w:id="24" w:name="_Toc18993"/>
       <w:r>
         <w:t>客户满意度调查情况</w:t>
       </w:r>
+      <w:bookmarkEnd w:id="23"/>
       <w:bookmarkEnd w:id="24"/>
-      <w:bookmarkEnd w:id="25"/>
     </w:p>
     <w:p>
       <w:pPr>
-        <w:pStyle w:val="3"/>
+        <w:pStyle w:val="33"/>
         <w:keepNext w:val="0"/>
         <w:keepLines w:val="0"/>
         <w:pageBreakBefore w:val="0"/>
@@ -5287,7 +5322,7 @@
           <w:lang w:val="en-US" w:eastAsia="zh-CN"/>
         </w:rPr>
       </w:pPr>
-      <w:bookmarkStart w:id="26" w:name="_Toc22682"/>
+      <w:bookmarkStart w:id="25" w:name="_Toc22682"/>
       <w:r>
         <w:rPr>
           <w:rFonts w:hint="eastAsia"/>
@@ -5295,11 +5330,11 @@
         </w:rPr>
         <w:t>客户满意度达成情况</w:t>
       </w:r>
-      <w:bookmarkEnd w:id="26"/>
+      <w:bookmarkEnd w:id="25"/>
     </w:p>
     <w:p>
       <w:pPr>
-        <w:pStyle w:val="a1"/>
+        <w:pStyle w:val="31"/>
         <w:keepNext w:val="0"/>
         <w:keepLines w:val="0"/>
         <w:pageBreakBefore w:val="0"/>
@@ -5317,26 +5352,26 @@
         <w:bidi w:val="0"/>
         <w:adjustRightInd w:val="0"/>
         <w:snapToGrid w:val="0"/>
-        <w:ind w:left="425" w:hanging="425" w:leftChars="0" w:firstLineChars="0"/>
+        <w:ind w:left="425" w:leftChars="0" w:hanging="425" w:firstLineChars="0"/>
         <w:textAlignment w:val="baseline"/>
       </w:pPr>
       <w:r>
-        <w:t>质量部专员在2026年1</w:t>
+        <w:t>质量部专员在2026年</w:t>
       </w:r>
       <w:r>
         <w:rPr>
           <w:rFonts w:hint="eastAsia"/>
-          <w:lang w:val="en-US" w:eastAsia="zh-CN"/>
+          <w:lang w:eastAsia="zh-CN"/>
         </w:rPr>
-        <w:t>2</w:t>
-      </w:r>
-      <w:r>
-        <w:t>月10日-14日进行了年度客户满意度调查。主要从服务及时性、服务态度、服务人员技能评价、服务能力、服务规范等五大模块内容进行客户满意度调查。本次满意度调查的10份有效问卷中，10个客户满意度全部大于95分，本次综合满意度总平均分为96.2分，达到公司客户满意度≥95分的目标。</w:t>
+        <w:t>7月</w:t>
+      </w:r>
+      <w:r>
+        <w:t>10日-14日进行了年度客户满意度调查。主要从服务及时性、服务态度、服务人员技能评价、服务能力、服务规范等五大模块内容进行客户满意度调查。本次满意度调查的10份有效问卷中，10个客户满意度全部大于95分，本次综合满意度总平均分为96.2分，达到公司客户满意度≥95分的目标。</w:t>
       </w:r>
     </w:p>
     <w:p>
       <w:pPr>
-        <w:pStyle w:val="a1"/>
+        <w:pStyle w:val="31"/>
         <w:keepNext w:val="0"/>
         <w:keepLines w:val="0"/>
         <w:pageBreakBefore w:val="0"/>
@@ -5354,7 +5389,7 @@
         <w:bidi w:val="0"/>
         <w:adjustRightInd w:val="0"/>
         <w:snapToGrid w:val="0"/>
-        <w:ind w:left="425" w:hanging="425" w:leftChars="0" w:firstLineChars="0"/>
+        <w:ind w:left="425" w:leftChars="0" w:hanging="425" w:firstLineChars="0"/>
         <w:textAlignment w:val="baseline"/>
       </w:pPr>
       <w:r>
@@ -5383,7 +5418,7 @@
     </w:p>
     <w:p>
       <w:pPr>
-        <w:pStyle w:val="a1"/>
+        <w:pStyle w:val="31"/>
         <w:keepNext w:val="0"/>
         <w:keepLines w:val="0"/>
         <w:pageBreakBefore w:val="0"/>
@@ -5401,18 +5436,25 @@
         <w:bidi w:val="0"/>
         <w:adjustRightInd w:val="0"/>
         <w:snapToGrid w:val="0"/>
-        <w:ind w:left="425" w:hanging="425" w:leftChars="0" w:firstLineChars="0"/>
+        <w:ind w:left="425" w:leftChars="0" w:hanging="425" w:firstLineChars="0"/>
         <w:textAlignment w:val="baseline"/>
       </w:pPr>
       <w:r>
-        <w:t>2026年1月至2026年1</w:t>
+        <w:t>2026年1月至2026年</w:t>
+      </w:r>
+      <w:r>
+        <w:rPr>
+          <w:rFonts w:hint="eastAsia"/>
+          <w:lang w:eastAsia="zh-CN"/>
+        </w:rPr>
+        <w:t>7月</w:t>
       </w:r>
       <w:r>
         <w:rPr>
           <w:rFonts w:hint="eastAsia"/>
           <w:lang w:val="en-US" w:eastAsia="zh-CN"/>
         </w:rPr>
-        <w:t>2月底</w:t>
+        <w:t>底</w:t>
       </w:r>
       <w:r>
         <w:t>，客户投诉0次，运维服务得到客户认可。</w:t>
@@ -5420,7 +5462,7 @@
     </w:p>
     <w:p>
       <w:pPr>
-        <w:pStyle w:val="a1"/>
+        <w:pStyle w:val="31"/>
         <w:keepNext w:val="0"/>
         <w:keepLines w:val="0"/>
         <w:pageBreakBefore w:val="0"/>
@@ -5438,7 +5480,7 @@
         <w:bidi w:val="0"/>
         <w:adjustRightInd w:val="0"/>
         <w:snapToGrid w:val="0"/>
-        <w:ind w:left="425" w:hanging="425" w:leftChars="0" w:firstLineChars="0"/>
+        <w:ind w:left="425" w:leftChars="0" w:hanging="425" w:firstLineChars="0"/>
         <w:textAlignment w:val="baseline"/>
       </w:pPr>
       <w:r>
@@ -5447,7 +5489,7 @@
     </w:p>
     <w:p>
       <w:pPr>
-        <w:pStyle w:val="3"/>
+        <w:pStyle w:val="33"/>
         <w:keepNext w:val="0"/>
         <w:keepLines w:val="0"/>
         <w:pageBreakBefore w:val="0"/>
@@ -5467,7 +5509,7 @@
           <w:lang w:val="en-US" w:eastAsia="zh-CN"/>
         </w:rPr>
       </w:pPr>
-      <w:bookmarkStart w:id="27" w:name="_Toc8705"/>
+      <w:bookmarkStart w:id="26" w:name="_Toc8705"/>
       <w:r>
         <w:rPr>
           <w:rFonts w:hint="eastAsia"/>
@@ -5475,11 +5517,11 @@
         </w:rPr>
         <w:t>满意度调查改进</w:t>
       </w:r>
-      <w:bookmarkEnd w:id="27"/>
+      <w:bookmarkEnd w:id="26"/>
     </w:p>
     <w:p>
       <w:pPr>
-        <w:pStyle w:val="a1"/>
+        <w:pStyle w:val="31"/>
         <w:keepNext w:val="0"/>
         <w:keepLines w:val="0"/>
         <w:pageBreakBefore w:val="0"/>
@@ -5497,7 +5539,7 @@
         <w:bidi w:val="0"/>
         <w:adjustRightInd w:val="0"/>
         <w:snapToGrid w:val="0"/>
-        <w:ind w:left="425" w:hanging="425" w:leftChars="0" w:firstLineChars="0"/>
+        <w:ind w:left="425" w:leftChars="0" w:hanging="425" w:firstLineChars="0"/>
         <w:textAlignment w:val="baseline"/>
       </w:pPr>
       <w:r>
@@ -5506,7 +5548,7 @@
     </w:p>
     <w:p>
       <w:pPr>
-        <w:pStyle w:val="a1"/>
+        <w:pStyle w:val="31"/>
         <w:keepNext w:val="0"/>
         <w:keepLines w:val="0"/>
         <w:pageBreakBefore w:val="0"/>
@@ -5524,7 +5566,7 @@
         <w:bidi w:val="0"/>
         <w:adjustRightInd w:val="0"/>
         <w:snapToGrid w:val="0"/>
-        <w:ind w:left="425" w:hanging="425" w:leftChars="0" w:firstLineChars="0"/>
+        <w:ind w:left="425" w:leftChars="0" w:hanging="425" w:firstLineChars="0"/>
         <w:textAlignment w:val="baseline"/>
       </w:pPr>
       <w:r>
@@ -5533,7 +5575,7 @@
     </w:p>
     <w:p>
       <w:pPr>
-        <w:pStyle w:val="a1"/>
+        <w:pStyle w:val="31"/>
         <w:keepNext w:val="0"/>
         <w:keepLines w:val="0"/>
         <w:pageBreakBefore w:val="0"/>
@@ -5551,7 +5593,7 @@
         <w:bidi w:val="0"/>
         <w:adjustRightInd w:val="0"/>
         <w:snapToGrid w:val="0"/>
-        <w:ind w:left="425" w:hanging="425" w:leftChars="0" w:firstLineChars="0"/>
+        <w:ind w:left="425" w:leftChars="0" w:hanging="425" w:firstLineChars="0"/>
         <w:textAlignment w:val="baseline"/>
         <w:rPr>
           <w:rFonts w:hint="default"/>
@@ -5564,7 +5606,7 @@
     </w:p>
     <w:p>
       <w:pPr>
-        <w:pStyle w:val="2"/>
+        <w:pStyle w:val="32"/>
         <w:keepNext w:val="0"/>
         <w:keepLines w:val="0"/>
         <w:pageBreakBefore w:val="0"/>
@@ -5580,17 +5622,17 @@
         <w:snapToGrid w:val="0"/>
         <w:textAlignment w:val="baseline"/>
       </w:pPr>
+      <w:bookmarkStart w:id="27" w:name="heading_13"/>
       <w:bookmarkStart w:id="28" w:name="_Toc18642"/>
-      <w:bookmarkStart w:id="29" w:name="heading_13"/>
       <w:r>
         <w:t>SLA达成情况</w:t>
       </w:r>
+      <w:bookmarkEnd w:id="27"/>
       <w:bookmarkEnd w:id="28"/>
-      <w:bookmarkEnd w:id="29"/>
     </w:p>
     <w:p>
       <w:pPr>
-        <w:pStyle w:val="a1"/>
+        <w:pStyle w:val="31"/>
         <w:keepNext w:val="0"/>
         <w:keepLines w:val="0"/>
         <w:pageBreakBefore w:val="0"/>
@@ -5612,7 +5654,7 @@
     </w:p>
     <w:p>
       <w:pPr>
-        <w:pStyle w:val="2"/>
+        <w:pStyle w:val="32"/>
         <w:keepNext w:val="0"/>
         <w:keepLines w:val="0"/>
         <w:pageBreakBefore w:val="0"/>
@@ -5628,17 +5670,17 @@
         <w:snapToGrid w:val="0"/>
         <w:textAlignment w:val="baseline"/>
       </w:pPr>
-      <w:bookmarkStart w:id="30" w:name="heading_12"/>
-      <w:bookmarkStart w:id="31" w:name="_Toc26752"/>
+      <w:bookmarkStart w:id="29" w:name="heading_12"/>
+      <w:bookmarkStart w:id="30" w:name="_Toc26752"/>
       <w:r>
         <w:t>纠正及预防措施情况</w:t>
       </w:r>
+      <w:bookmarkEnd w:id="29"/>
       <w:bookmarkEnd w:id="30"/>
-      <w:bookmarkEnd w:id="31"/>
     </w:p>
     <w:p>
       <w:pPr>
-        <w:pStyle w:val="a1"/>
+        <w:pStyle w:val="31"/>
         <w:keepNext w:val="0"/>
         <w:keepLines w:val="0"/>
         <w:pageBreakBefore w:val="0"/>
@@ -5660,7 +5702,7 @@
     </w:p>
     <w:p>
       <w:pPr>
-        <w:pStyle w:val="1"/>
+        <w:pStyle w:val="30"/>
         <w:keepNext w:val="0"/>
         <w:keepLines w:val="0"/>
         <w:pageBreakBefore w:val="0"/>
@@ -5676,17 +5718,17 @@
         <w:snapToGrid w:val="0"/>
         <w:textAlignment w:val="baseline"/>
       </w:pPr>
+      <w:bookmarkStart w:id="31" w:name="_Toc13703"/>
       <w:bookmarkStart w:id="32" w:name="heading_14"/>
-      <w:bookmarkStart w:id="33" w:name="_Toc13703"/>
       <w:r>
         <w:t>评审综述</w:t>
       </w:r>
+      <w:bookmarkEnd w:id="31"/>
       <w:bookmarkEnd w:id="32"/>
-      <w:bookmarkEnd w:id="33"/>
     </w:p>
     <w:p>
       <w:pPr>
-        <w:pStyle w:val="a1"/>
+        <w:pStyle w:val="31"/>
         <w:keepNext w:val="0"/>
         <w:keepLines w:val="0"/>
         <w:pageBreakBefore w:val="0"/>
@@ -5708,7 +5750,7 @@
     </w:p>
     <w:p>
       <w:pPr>
-        <w:pStyle w:val="a1"/>
+        <w:pStyle w:val="31"/>
         <w:keepNext w:val="0"/>
         <w:keepLines w:val="0"/>
         <w:pageBreakBefore w:val="0"/>
@@ -5730,7 +5772,7 @@
     </w:p>
     <w:p>
       <w:pPr>
-        <w:pStyle w:val="a1"/>
+        <w:pStyle w:val="31"/>
         <w:keepNext w:val="0"/>
         <w:keepLines w:val="0"/>
         <w:pageBreakBefore w:val="0"/>
@@ -5752,7 +5794,7 @@
     </w:p>
     <w:p>
       <w:pPr>
-        <w:pStyle w:val="1"/>
+        <w:pStyle w:val="30"/>
         <w:keepNext w:val="0"/>
         <w:keepLines w:val="0"/>
         <w:pageBreakBefore w:val="0"/>
@@ -5768,17 +5810,17 @@
         <w:snapToGrid w:val="0"/>
         <w:textAlignment w:val="baseline"/>
       </w:pPr>
+      <w:bookmarkStart w:id="33" w:name="heading_15"/>
       <w:bookmarkStart w:id="34" w:name="_Toc20715"/>
-      <w:bookmarkStart w:id="35" w:name="heading_15"/>
       <w:r>
         <w:t>工作计划和资源需求</w:t>
       </w:r>
+      <w:bookmarkEnd w:id="33"/>
       <w:bookmarkEnd w:id="34"/>
-      <w:bookmarkEnd w:id="35"/>
     </w:p>
     <w:p>
       <w:pPr>
-        <w:pStyle w:val="a1"/>
+        <w:pStyle w:val="31"/>
         <w:keepNext w:val="0"/>
         <w:keepLines w:val="0"/>
         <w:pageBreakBefore w:val="0"/>
@@ -5800,7 +5842,7 @@
     </w:p>
     <w:p>
       <w:pPr>
-        <w:pStyle w:val="a3"/>
+        <w:pStyle w:val="41"/>
         <w:keepNext w:val="0"/>
         <w:keepLines w:val="0"/>
         <w:pageBreakBefore w:val="0"/>
@@ -5818,7 +5860,7 @@
         <w:bidi w:val="0"/>
         <w:adjustRightInd w:val="0"/>
         <w:snapToGrid w:val="0"/>
-        <w:ind w:left="425" w:hanging="425" w:leftChars="0" w:firstLineChars="0"/>
+        <w:ind w:left="425" w:leftChars="0" w:hanging="425" w:firstLineChars="0"/>
         <w:textAlignment w:val="baseline"/>
       </w:pPr>
       <w:r>
@@ -5827,7 +5869,7 @@
     </w:p>
     <w:p>
       <w:pPr>
-        <w:pStyle w:val="a3"/>
+        <w:pStyle w:val="41"/>
         <w:keepNext w:val="0"/>
         <w:keepLines w:val="0"/>
         <w:pageBreakBefore w:val="0"/>
@@ -5845,7 +5887,7 @@
         <w:bidi w:val="0"/>
         <w:adjustRightInd w:val="0"/>
         <w:snapToGrid w:val="0"/>
-        <w:ind w:left="425" w:hanging="425" w:leftChars="0" w:firstLineChars="0"/>
+        <w:ind w:left="425" w:leftChars="0" w:hanging="425" w:firstLineChars="0"/>
         <w:textAlignment w:val="baseline"/>
       </w:pPr>
       <w:r>
@@ -5854,7 +5896,7 @@
     </w:p>
     <w:p>
       <w:pPr>
-        <w:pStyle w:val="a3"/>
+        <w:pStyle w:val="41"/>
         <w:keepNext w:val="0"/>
         <w:keepLines w:val="0"/>
         <w:pageBreakBefore w:val="0"/>
@@ -5872,7 +5914,7 @@
         <w:bidi w:val="0"/>
         <w:adjustRightInd w:val="0"/>
         <w:snapToGrid w:val="0"/>
-        <w:ind w:left="425" w:hanging="425" w:leftChars="0" w:firstLineChars="0"/>
+        <w:ind w:left="425" w:leftChars="0" w:hanging="425" w:firstLineChars="0"/>
         <w:textAlignment w:val="baseline"/>
         <w:rPr>
           <w:rFonts w:hint="default"/>
@@ -5886,20 +5928,70 @@
     <w:sectPr>
       <w:pgSz w:w="11906" w:h="16838"/>
       <w:pgMar w:top="1440" w:right="1800" w:bottom="1440" w:left="1800" w:header="851" w:footer="992" w:gutter="0"/>
-      <w:cols w:num="1" w:space="425"/>
+      <w:cols w:space="425" w:num="1"/>
       <w:docGrid w:type="lines" w:linePitch="312" w:charSpace="0"/>
     </w:sectPr>
   </w:body>
 </w:document>
 </file>
 
+<file path=word/endnotes.xml><?xml version="1.0" encoding="utf-8"?>
+<w:endnotes xmlns:wpc="http://schemas.microsoft.com/office/word/2010/wordprocessingCanvas" xmlns:mc="http://schemas.openxmlformats.org/markup-compatibility/2006" xmlns:o="urn:schemas-microsoft-com:office:office" xmlns:r="http://schemas.openxmlformats.org/officeDocument/2006/relationships" xmlns:m="http://schemas.openxmlformats.org/officeDocument/2006/math" xmlns:v="urn:schemas-microsoft-com:vml" xmlns:wp14="http://schemas.microsoft.com/office/word/2010/wordprocessingDrawing" xmlns:wp="http://schemas.openxmlformats.org/drawingml/2006/wordprocessingDrawing" xmlns:w="http://schemas.openxmlformats.org/wordprocessingml/2006/main" xmlns:w14="http://schemas.microsoft.com/office/word/2010/wordml" xmlns:w15="http://schemas.microsoft.com/office/word/2012/wordml" xmlns:w10="urn:schemas-microsoft-com:office:word" xmlns:wpg="http://schemas.microsoft.com/office/word/2010/wordprocessingGroup" xmlns:wpi="http://schemas.microsoft.com/office/word/2010/wordprocessingInk" xmlns:wne="http://schemas.microsoft.com/office/word/2006/wordml" xmlns:wps="http://schemas.microsoft.com/office/word/2010/wordprocessingShape" xmlns:wpsCustomData="http://www.wps.cn/officeDocument/2013/wpsCustomData" mc:Ignorable="w14 w15 wp14">
+  <w:endnote w:type="separator" w:id="0">
+    <w:p>
+      <w:pPr>
+        <w:spacing w:line="240" w:lineRule="auto"/>
+      </w:pPr>
+      <w:r>
+        <w:separator/>
+      </w:r>
+    </w:p>
+  </w:endnote>
+  <w:endnote w:type="continuationSeparator" w:id="1">
+    <w:p>
+      <w:pPr>
+        <w:spacing w:line="240" w:lineRule="auto"/>
+      </w:pPr>
+      <w:r>
+        <w:continuationSeparator/>
+      </w:r>
+    </w:p>
+  </w:endnote>
+</w:endnotes>
+</file>
+
+<file path=word/footnotes.xml><?xml version="1.0" encoding="utf-8"?>
+<w:footnotes xmlns:wpc="http://schemas.microsoft.com/office/word/2010/wordprocessingCanvas" xmlns:mc="http://schemas.openxmlformats.org/markup-compatibility/2006" xmlns:o="urn:schemas-microsoft-com:office:office" xmlns:r="http://schemas.openxmlformats.org/officeDocument/2006/relationships" xmlns:m="http://schemas.openxmlformats.org/officeDocument/2006/math" xmlns:v="urn:schemas-microsoft-com:vml" xmlns:wp14="http://schemas.microsoft.com/office/word/2010/wordprocessingDrawing" xmlns:wp="http://schemas.openxmlformats.org/drawingml/2006/wordprocessingDrawing" xmlns:w="http://schemas.openxmlformats.org/wordprocessingml/2006/main" xmlns:w14="http://schemas.microsoft.com/office/word/2010/wordml" xmlns:w15="http://schemas.microsoft.com/office/word/2012/wordml" xmlns:w10="urn:schemas-microsoft-com:office:word" xmlns:wpg="http://schemas.microsoft.com/office/word/2010/wordprocessingGroup" xmlns:wpi="http://schemas.microsoft.com/office/word/2010/wordprocessingInk" xmlns:wne="http://schemas.microsoft.com/office/word/2006/wordml" xmlns:wps="http://schemas.microsoft.com/office/word/2010/wordprocessingShape" xmlns:wpsCustomData="http://www.wps.cn/officeDocument/2013/wpsCustomData" mc:Ignorable="w14 w15 wp14">
+  <w:footnote w:type="separator" w:id="0">
+    <w:p>
+      <w:pPr>
+        <w:spacing w:line="360" w:lineRule="auto"/>
+      </w:pPr>
+      <w:r>
+        <w:separator/>
+      </w:r>
+    </w:p>
+  </w:footnote>
+  <w:footnote w:type="continuationSeparator" w:id="1">
+    <w:p>
+      <w:pPr>
+        <w:spacing w:line="360" w:lineRule="auto"/>
+      </w:pPr>
+      <w:r>
+        <w:continuationSeparator/>
+      </w:r>
+    </w:p>
+  </w:footnote>
+</w:footnotes>
+</file>
+
 <file path=word/numbering.xml><?xml version="1.0" encoding="utf-8"?>
-<w:numbering xmlns:wpc="http://schemas.microsoft.com/office/word/2010/wordprocessingCanvas" xmlns:mc="http://schemas.openxmlformats.org/markup-compatibility/2006" xmlns:o="urn:schemas-microsoft-com:office:office" xmlns:r="http://schemas.openxmlformats.org/officeDocument/2006/relationships" xmlns:m="http://schemas.openxmlformats.org/officeDocument/2006/math" xmlns:v="urn:schemas-microsoft-com:vml" xmlns:wp14="http://schemas.microsoft.com/office/word/2010/wordprocessingDrawing" xmlns:wp="http://schemas.openxmlformats.org/drawingml/2006/wordprocessingDrawing" xmlns:w10="urn:schemas-microsoft-com:office:word" xmlns:w="http://schemas.openxmlformats.org/wordprocessingml/2006/main" xmlns:w14="http://schemas.microsoft.com/office/word/2010/wordml" xmlns:w15="http://schemas.microsoft.com/office/word/2012/wordml" xmlns:wne="http://schemas.microsoft.com/office/word/2006/wordml" xmlns:wpg="http://schemas.microsoft.com/office/word/2010/wordprocessingGroup" xmlns:wpi="http://schemas.microsoft.com/office/word/2010/wordprocessingInk" xmlns:wps="http://schemas.microsoft.com/office/word/2010/wordprocessingShape" mc:Ignorable="w14 w15 wp14">
+<w:numbering xmlns:wpc="http://schemas.microsoft.com/office/word/2010/wordprocessingCanvas" xmlns:mc="http://schemas.openxmlformats.org/markup-compatibility/2006" xmlns:o="urn:schemas-microsoft-com:office:office" xmlns:r="http://schemas.openxmlformats.org/officeDocument/2006/relationships" xmlns:m="http://schemas.openxmlformats.org/officeDocument/2006/math" xmlns:v="urn:schemas-microsoft-com:vml" xmlns:wp14="http://schemas.microsoft.com/office/word/2010/wordprocessingDrawing" xmlns:wp="http://schemas.openxmlformats.org/drawingml/2006/wordprocessingDrawing" xmlns:w10="urn:schemas-microsoft-com:office:word" xmlns:w="http://schemas.openxmlformats.org/wordprocessingml/2006/main" xmlns:w14="http://schemas.microsoft.com/office/word/2010/wordml" xmlns:wpg="http://schemas.microsoft.com/office/word/2010/wordprocessingGroup" xmlns:wpi="http://schemas.microsoft.com/office/word/2010/wordprocessingInk" xmlns:wne="http://schemas.microsoft.com/office/word/2006/wordml" xmlns:wps="http://schemas.microsoft.com/office/word/2010/wordprocessingShape" xmlns:wpsCustomData="http://www.wps.cn/officeDocument/2013/wpsCustomData" mc:Ignorable="w14 wp14">
   <w:abstractNum w:abstractNumId="0">
     <w:nsid w:val="8358CCEA"/>
     <w:multiLevelType w:val="singleLevel"/>
     <w:tmpl w:val="8358CCEA"/>
-    <w:lvl w:ilvl="0">
+    <w:lvl w:ilvl="0" w:tentative="0">
       <w:start w:val="1"/>
       <w:numFmt w:val="decimal"/>
       <w:lvlText w:val="%1."/>
@@ -5916,10 +6008,10 @@
     <w:nsid w:val="8E964DCE"/>
     <w:multiLevelType w:val="multilevel"/>
     <w:tmpl w:val="8E964DCE"/>
-    <w:lvl w:ilvl="0">
+    <w:lvl w:ilvl="0" w:tentative="0">
       <w:start w:val="1"/>
       <w:numFmt w:val="decimal"/>
-      <w:pStyle w:val="Heading1"/>
+      <w:pStyle w:val="2"/>
       <w:lvlText w:val="%1."/>
       <w:lvlJc w:val="left"/>
       <w:pPr>
@@ -5929,10 +6021,10 @@
         <w:rFonts w:hint="default"/>
       </w:rPr>
     </w:lvl>
-    <w:lvl w:ilvl="1">
+    <w:lvl w:ilvl="1" w:tentative="0">
       <w:start w:val="1"/>
       <w:numFmt w:val="decimal"/>
-      <w:pStyle w:val="Heading2"/>
+      <w:pStyle w:val="3"/>
       <w:lvlText w:val="%1.%2."/>
       <w:lvlJc w:val="left"/>
       <w:pPr>
@@ -5942,10 +6034,10 @@
         <w:rFonts w:hint="default"/>
       </w:rPr>
     </w:lvl>
-    <w:lvl w:ilvl="2">
+    <w:lvl w:ilvl="2" w:tentative="0">
       <w:start w:val="1"/>
       <w:numFmt w:val="decimal"/>
-      <w:pStyle w:val="Heading3"/>
+      <w:pStyle w:val="4"/>
       <w:lvlText w:val="%1.%2.%3."/>
       <w:lvlJc w:val="left"/>
       <w:pPr>
@@ -5955,10 +6047,10 @@
         <w:rFonts w:hint="default"/>
       </w:rPr>
     </w:lvl>
-    <w:lvl w:ilvl="3">
+    <w:lvl w:ilvl="3" w:tentative="0">
       <w:start w:val="1"/>
       <w:numFmt w:val="decimal"/>
-      <w:pStyle w:val="Heading4"/>
+      <w:pStyle w:val="5"/>
       <w:lvlText w:val="%1.%2.%3.%4."/>
       <w:lvlJc w:val="left"/>
       <w:pPr>
@@ -5968,10 +6060,10 @@
         <w:rFonts w:hint="default"/>
       </w:rPr>
     </w:lvl>
-    <w:lvl w:ilvl="4">
+    <w:lvl w:ilvl="4" w:tentative="0">
       <w:start w:val="1"/>
       <w:numFmt w:val="decimal"/>
-      <w:pStyle w:val="Heading5"/>
+      <w:pStyle w:val="6"/>
       <w:lvlText w:val="%1.%2.%3.%4.%5."/>
       <w:lvlJc w:val="left"/>
       <w:pPr>
@@ -5981,10 +6073,10 @@
         <w:rFonts w:hint="default"/>
       </w:rPr>
     </w:lvl>
-    <w:lvl w:ilvl="5">
+    <w:lvl w:ilvl="5" w:tentative="0">
       <w:start w:val="1"/>
       <w:numFmt w:val="decimal"/>
-      <w:pStyle w:val="Heading6"/>
+      <w:pStyle w:val="7"/>
       <w:lvlText w:val="%1.%2.%3.%4.%5.%6."/>
       <w:lvlJc w:val="left"/>
       <w:pPr>
@@ -5994,10 +6086,10 @@
         <w:rFonts w:hint="default"/>
       </w:rPr>
     </w:lvl>
-    <w:lvl w:ilvl="6">
+    <w:lvl w:ilvl="6" w:tentative="0">
       <w:start w:val="1"/>
       <w:numFmt w:val="decimal"/>
-      <w:pStyle w:val="Heading7"/>
+      <w:pStyle w:val="8"/>
       <w:lvlText w:val="%1.%2.%3.%4.%5.%6.%7."/>
       <w:lvlJc w:val="left"/>
       <w:pPr>
@@ -6007,10 +6099,10 @@
         <w:rFonts w:hint="default"/>
       </w:rPr>
     </w:lvl>
-    <w:lvl w:ilvl="7">
+    <w:lvl w:ilvl="7" w:tentative="0">
       <w:start w:val="1"/>
       <w:numFmt w:val="decimal"/>
-      <w:pStyle w:val="Heading8"/>
+      <w:pStyle w:val="9"/>
       <w:lvlText w:val="%1.%2.%3.%4.%5.%6.%7.%8."/>
       <w:lvlJc w:val="left"/>
       <w:pPr>
@@ -6020,10 +6112,10 @@
         <w:rFonts w:hint="default"/>
       </w:rPr>
     </w:lvl>
-    <w:lvl w:ilvl="8">
+    <w:lvl w:ilvl="8" w:tentative="0">
       <w:start w:val="1"/>
       <w:numFmt w:val="decimal"/>
-      <w:pStyle w:val="Heading9"/>
+      <w:pStyle w:val="10"/>
       <w:lvlText w:val="%1.%2.%3.%4.%5.%6.%7.%8.%9."/>
       <w:lvlJc w:val="left"/>
       <w:pPr>
@@ -6038,7 +6130,7 @@
     <w:nsid w:val="A244C314"/>
     <w:multiLevelType w:val="singleLevel"/>
     <w:tmpl w:val="A244C314"/>
-    <w:lvl w:ilvl="0">
+    <w:lvl w:ilvl="0" w:tentative="0">
       <w:start w:val="1"/>
       <w:numFmt w:val="decimal"/>
       <w:lvlText w:val="%1."/>
@@ -6055,7 +6147,7 @@
     <w:nsid w:val="D6464235"/>
     <w:multiLevelType w:val="singleLevel"/>
     <w:tmpl w:val="D6464235"/>
-    <w:lvl w:ilvl="0">
+    <w:lvl w:ilvl="0" w:tentative="0">
       <w:start w:val="1"/>
       <w:numFmt w:val="decimal"/>
       <w:lvlText w:val="%1."/>
@@ -6072,7 +6164,7 @@
     <w:nsid w:val="5CED04BE"/>
     <w:multiLevelType w:val="singleLevel"/>
     <w:tmpl w:val="5CED04BE"/>
-    <w:lvl w:ilvl="0">
+    <w:lvl w:ilvl="0" w:tentative="0">
       <w:start w:val="1"/>
       <w:numFmt w:val="decimal"/>
       <w:lvlText w:val="%1."/>
@@ -6104,267 +6196,269 @@
 </file>
 
 <file path=word/styles.xml><?xml version="1.0" encoding="utf-8"?>
-<w:styles xmlns:mc="http://schemas.openxmlformats.org/markup-compatibility/2006" xmlns:r="http://schemas.openxmlformats.org/officeDocument/2006/relationships" xmlns:w="http://schemas.openxmlformats.org/wordprocessingml/2006/main" xmlns:w14="http://schemas.microsoft.com/office/word/2010/wordml" xmlns:w15="http://schemas.microsoft.com/office/word/2012/wordml" mc:Ignorable="w14 w15">
+<w:styles xmlns:mc="http://schemas.openxmlformats.org/markup-compatibility/2006" xmlns:o="urn:schemas-microsoft-com:office:office" xmlns:r="http://schemas.openxmlformats.org/officeDocument/2006/relationships" xmlns:m="http://schemas.openxmlformats.org/officeDocument/2006/math" xmlns:v="urn:schemas-microsoft-com:vml" xmlns:w="http://schemas.openxmlformats.org/wordprocessingml/2006/main" xmlns:w14="http://schemas.microsoft.com/office/word/2010/wordml" xmlns:w10="urn:schemas-microsoft-com:office:word" xmlns:sl="http://schemas.openxmlformats.org/schemaLibrary/2006/main" xmlns:wpsCustomData="http://www.wps.cn/officeDocument/2013/wpsCustomData" mc:Ignorable="w14">
   <w:docDefaults>
     <w:rPrDefault>
       <w:rPr>
-        <w:rFonts w:ascii="Times New Roman" w:eastAsia="宋体" w:hAnsi="Times New Roman" w:cs="Times New Roman"/>
+        <w:rFonts w:ascii="Times New Roman" w:hAnsi="Times New Roman" w:eastAsia="宋体" w:cs="Times New Roman"/>
       </w:rPr>
     </w:rPrDefault>
     <w:pPrDefault/>
   </w:docDefaults>
-  <w:latentStyles w:defLockedState="0" w:defUIPriority="99" w:defSemiHidden="1" w:defUnhideWhenUsed="1" w:defQFormat="0" w:count="260">
-    <w:lsdException w:name="Normal" w:semiHidden="0" w:uiPriority="0" w:unhideWhenUsed="0" w:qFormat="1"/>
-    <w:lsdException w:name="heading 1" w:semiHidden="0" w:uiPriority="0" w:unhideWhenUsed="0" w:qFormat="1"/>
-    <w:lsdException w:name="heading 2" w:semiHidden="0" w:uiPriority="0" w:qFormat="1"/>
-    <w:lsdException w:name="heading 3" w:uiPriority="0" w:qFormat="1"/>
-    <w:lsdException w:name="heading 4" w:semiHidden="0" w:uiPriority="0" w:qFormat="1"/>
-    <w:lsdException w:name="heading 5" w:uiPriority="0" w:qFormat="1"/>
-    <w:lsdException w:name="heading 6" w:uiPriority="0" w:qFormat="1"/>
-    <w:lsdException w:name="heading 7" w:uiPriority="0" w:qFormat="1"/>
-    <w:lsdException w:name="heading 8" w:uiPriority="0" w:qFormat="1"/>
-    <w:lsdException w:name="heading 9" w:uiPriority="0" w:qFormat="1"/>
-    <w:lsdException w:name="index 1" w:semiHidden="0" w:uiPriority="0" w:unhideWhenUsed="0"/>
-    <w:lsdException w:name="index 2" w:semiHidden="0" w:uiPriority="0" w:unhideWhenUsed="0"/>
-    <w:lsdException w:name="index 3" w:semiHidden="0" w:uiPriority="0" w:unhideWhenUsed="0"/>
-    <w:lsdException w:name="index 4" w:semiHidden="0" w:uiPriority="0" w:unhideWhenUsed="0"/>
-    <w:lsdException w:name="index 5" w:semiHidden="0" w:uiPriority="0" w:unhideWhenUsed="0"/>
-    <w:lsdException w:name="index 6" w:semiHidden="0" w:uiPriority="0" w:unhideWhenUsed="0"/>
-    <w:lsdException w:name="index 7" w:semiHidden="0" w:uiPriority="0" w:unhideWhenUsed="0"/>
-    <w:lsdException w:name="index 8" w:semiHidden="0" w:uiPriority="0" w:unhideWhenUsed="0"/>
-    <w:lsdException w:name="index 9" w:semiHidden="0" w:uiPriority="0" w:unhideWhenUsed="0"/>
-    <w:lsdException w:name="toc 1" w:semiHidden="0" w:uiPriority="0" w:unhideWhenUsed="0" w:qFormat="1"/>
-    <w:lsdException w:name="toc 2" w:semiHidden="0" w:uiPriority="0" w:unhideWhenUsed="0" w:qFormat="1"/>
-    <w:lsdException w:name="toc 3" w:semiHidden="0" w:uiPriority="0" w:unhideWhenUsed="0" w:qFormat="1"/>
-    <w:lsdException w:name="toc 4" w:semiHidden="0" w:uiPriority="0" w:unhideWhenUsed="0"/>
-    <w:lsdException w:name="toc 5" w:semiHidden="0" w:uiPriority="0" w:unhideWhenUsed="0"/>
-    <w:lsdException w:name="toc 6" w:semiHidden="0" w:uiPriority="0" w:unhideWhenUsed="0"/>
-    <w:lsdException w:name="toc 7" w:semiHidden="0" w:uiPriority="0" w:unhideWhenUsed="0"/>
-    <w:lsdException w:name="toc 8" w:semiHidden="0" w:uiPriority="0" w:unhideWhenUsed="0"/>
-    <w:lsdException w:name="toc 9" w:semiHidden="0" w:uiPriority="0" w:unhideWhenUsed="0"/>
-    <w:lsdException w:name="Normal Indent" w:semiHidden="0" w:uiPriority="0" w:unhideWhenUsed="0"/>
-    <w:lsdException w:name="footnote text" w:semiHidden="0" w:uiPriority="0" w:unhideWhenUsed="0"/>
-    <w:lsdException w:name="annotation text" w:semiHidden="0" w:uiPriority="0" w:unhideWhenUsed="0" w:qFormat="1"/>
-    <w:lsdException w:name="header" w:semiHidden="0" w:uiPriority="0" w:unhideWhenUsed="0" w:qFormat="1"/>
-    <w:lsdException w:name="footer" w:semiHidden="0" w:uiPriority="0" w:unhideWhenUsed="0" w:qFormat="1"/>
-    <w:lsdException w:name="index heading" w:semiHidden="0" w:uiPriority="0" w:unhideWhenUsed="0"/>
-    <w:lsdException w:name="caption" w:uiPriority="0" w:qFormat="1"/>
-    <w:lsdException w:name="table of figures" w:semiHidden="0" w:uiPriority="0" w:unhideWhenUsed="0" w:qFormat="1"/>
-    <w:lsdException w:name="envelope address" w:semiHidden="0" w:uiPriority="0" w:unhideWhenUsed="0"/>
-    <w:lsdException w:name="envelope return" w:semiHidden="0" w:uiPriority="0" w:unhideWhenUsed="0"/>
-    <w:lsdException w:name="footnote reference" w:semiHidden="0" w:uiPriority="0" w:unhideWhenUsed="0"/>
-    <w:lsdException w:name="annotation reference" w:semiHidden="0" w:uiPriority="0" w:unhideWhenUsed="0"/>
-    <w:lsdException w:name="line number" w:semiHidden="0" w:uiPriority="0" w:unhideWhenUsed="0"/>
-    <w:lsdException w:name="page number" w:semiHidden="0" w:uiPriority="0" w:unhideWhenUsed="0"/>
-    <w:lsdException w:name="endnote reference" w:semiHidden="0" w:uiPriority="0" w:unhideWhenUsed="0"/>
-    <w:lsdException w:name="endnote text" w:semiHidden="0" w:uiPriority="0" w:unhideWhenUsed="0"/>
-    <w:lsdException w:name="table of authorities" w:semiHidden="0" w:uiPriority="0" w:unhideWhenUsed="0"/>
-    <w:lsdException w:name="macro" w:semiHidden="0" w:uiPriority="0" w:unhideWhenUsed="0"/>
-    <w:lsdException w:name="toa heading" w:semiHidden="0" w:uiPriority="0" w:unhideWhenUsed="0"/>
-    <w:lsdException w:name="List" w:semiHidden="0" w:uiPriority="0" w:unhideWhenUsed="0"/>
-    <w:lsdException w:name="List Bullet" w:semiHidden="0" w:uiPriority="0" w:unhideWhenUsed="0"/>
-    <w:lsdException w:name="List Number" w:semiHidden="0" w:uiPriority="0" w:unhideWhenUsed="0"/>
-    <w:lsdException w:name="List 2" w:semiHidden="0" w:uiPriority="0" w:unhideWhenUsed="0"/>
-    <w:lsdException w:name="List 3" w:semiHidden="0" w:uiPriority="0" w:unhideWhenUsed="0"/>
-    <w:lsdException w:name="List 4" w:semiHidden="0" w:uiPriority="0" w:unhideWhenUsed="0"/>
-    <w:lsdException w:name="List 5" w:semiHidden="0" w:uiPriority="0" w:unhideWhenUsed="0"/>
-    <w:lsdException w:name="List Bullet 2" w:semiHidden="0" w:uiPriority="0" w:unhideWhenUsed="0"/>
-    <w:lsdException w:name="List Bullet 3" w:semiHidden="0" w:uiPriority="0" w:unhideWhenUsed="0"/>
-    <w:lsdException w:name="List Bullet 4" w:semiHidden="0" w:uiPriority="0" w:unhideWhenUsed="0"/>
-    <w:lsdException w:name="List Bullet 5" w:semiHidden="0" w:uiPriority="0" w:unhideWhenUsed="0"/>
-    <w:lsdException w:name="List Number 2" w:semiHidden="0" w:uiPriority="0" w:unhideWhenUsed="0"/>
-    <w:lsdException w:name="List Number 3" w:semiHidden="0" w:uiPriority="0" w:unhideWhenUsed="0"/>
-    <w:lsdException w:name="List Number 4" w:semiHidden="0" w:uiPriority="0" w:unhideWhenUsed="0"/>
-    <w:lsdException w:name="List Number 5" w:semiHidden="0" w:uiPriority="0" w:unhideWhenUsed="0"/>
-    <w:lsdException w:name="Title" w:semiHidden="0" w:uiPriority="0" w:unhideWhenUsed="0" w:qFormat="1"/>
-    <w:lsdException w:name="Closing" w:semiHidden="0" w:uiPriority="0" w:unhideWhenUsed="0"/>
-    <w:lsdException w:name="Signature" w:semiHidden="0" w:uiPriority="0" w:unhideWhenUsed="0"/>
-    <w:lsdException w:name="Default Paragraph Font" w:uiPriority="0" w:unhideWhenUsed="0" w:qFormat="1"/>
-    <w:lsdException w:name="Body Text" w:uiPriority="0" w:unhideWhenUsed="0" w:qFormat="1"/>
-    <w:lsdException w:name="Body Text Indent" w:semiHidden="0" w:uiPriority="0" w:unhideWhenUsed="0"/>
-    <w:lsdException w:name="List Continue" w:semiHidden="0" w:uiPriority="0" w:unhideWhenUsed="0"/>
-    <w:lsdException w:name="List Continue 2" w:semiHidden="0" w:uiPriority="0" w:unhideWhenUsed="0"/>
-    <w:lsdException w:name="List Continue 3" w:semiHidden="0" w:uiPriority="0" w:unhideWhenUsed="0"/>
-    <w:lsdException w:name="List Continue 4" w:semiHidden="0" w:uiPriority="0" w:unhideWhenUsed="0"/>
-    <w:lsdException w:name="List Continue 5" w:semiHidden="0" w:uiPriority="0" w:unhideWhenUsed="0"/>
-    <w:lsdException w:name="Message Header" w:semiHidden="0" w:uiPriority="0" w:unhideWhenUsed="0"/>
-    <w:lsdException w:name="Subtitle" w:semiHidden="0" w:uiPriority="0" w:unhideWhenUsed="0" w:qFormat="1"/>
-    <w:lsdException w:name="Salutation" w:semiHidden="0" w:uiPriority="0" w:unhideWhenUsed="0"/>
-    <w:lsdException w:name="Date" w:semiHidden="0" w:uiPriority="0" w:unhideWhenUsed="0"/>
-    <w:lsdException w:name="Body Text First Indent" w:semiHidden="0" w:uiPriority="0" w:unhideWhenUsed="0"/>
-    <w:lsdException w:name="Body Text First Indent 2" w:semiHidden="0" w:uiPriority="0" w:unhideWhenUsed="0"/>
-    <w:lsdException w:name="Body Text 2" w:semiHidden="0" w:uiPriority="0" w:unhideWhenUsed="0"/>
-    <w:lsdException w:name="Body Text 3" w:semiHidden="0" w:uiPriority="0" w:unhideWhenUsed="0"/>
-    <w:lsdException w:name="Body Text Indent 2" w:semiHidden="0" w:uiPriority="0" w:unhideWhenUsed="0"/>
-    <w:lsdException w:name="Body Text Indent 3" w:semiHidden="0" w:uiPriority="0" w:unhideWhenUsed="0"/>
-    <w:lsdException w:name="Block Text" w:semiHidden="0" w:uiPriority="0" w:unhideWhenUsed="0"/>
-    <w:lsdException w:name="Hyperlink" w:semiHidden="0" w:uiPriority="0" w:unhideWhenUsed="0"/>
-    <w:lsdException w:name="FollowedHyperlink" w:semiHidden="0" w:uiPriority="0" w:unhideWhenUsed="0"/>
-    <w:lsdException w:name="Strong" w:semiHidden="0" w:uiPriority="0" w:unhideWhenUsed="0" w:qFormat="1"/>
-    <w:lsdException w:name="Emphasis" w:semiHidden="0" w:uiPriority="0" w:unhideWhenUsed="0" w:qFormat="1"/>
-    <w:lsdException w:name="Document Map" w:semiHidden="0" w:uiPriority="0" w:unhideWhenUsed="0"/>
-    <w:lsdException w:name="Plain Text" w:semiHidden="0" w:uiPriority="0" w:unhideWhenUsed="0"/>
-    <w:lsdException w:name="E-mail Signature" w:semiHidden="0" w:uiPriority="0" w:unhideWhenUsed="0"/>
-    <w:lsdException w:name="Normal (Web)" w:semiHidden="0" w:uiPriority="0" w:unhideWhenUsed="0" w:qFormat="1"/>
-    <w:lsdException w:name="HTML Acronym" w:semiHidden="0" w:uiPriority="0" w:unhideWhenUsed="0"/>
-    <w:lsdException w:name="HTML Address" w:semiHidden="0" w:uiPriority="0" w:unhideWhenUsed="0"/>
-    <w:lsdException w:name="HTML Cite" w:semiHidden="0" w:uiPriority="0" w:unhideWhenUsed="0"/>
-    <w:lsdException w:name="HTML Code" w:semiHidden="0" w:uiPriority="0" w:unhideWhenUsed="0"/>
-    <w:lsdException w:name="HTML Definition" w:semiHidden="0" w:uiPriority="0" w:unhideWhenUsed="0"/>
-    <w:lsdException w:name="HTML Keyboard" w:semiHidden="0" w:uiPriority="0" w:unhideWhenUsed="0"/>
-    <w:lsdException w:name="HTML Preformatted" w:semiHidden="0" w:uiPriority="0" w:unhideWhenUsed="0" w:qFormat="1"/>
-    <w:lsdException w:name="HTML Sample" w:semiHidden="0" w:uiPriority="0" w:unhideWhenUsed="0"/>
-    <w:lsdException w:name="HTML Typewriter" w:semiHidden="0" w:uiPriority="0" w:unhideWhenUsed="0"/>
-    <w:lsdException w:name="HTML Variable" w:semiHidden="0" w:uiPriority="0" w:unhideWhenUsed="0"/>
-    <w:lsdException w:name="Normal Table" w:uiPriority="0" w:unhideWhenUsed="0" w:qFormat="1"/>
-    <w:lsdException w:name="annotation subject" w:semiHidden="0" w:uiPriority="0" w:unhideWhenUsed="0"/>
-    <w:lsdException w:name="Table Simple 1" w:semiHidden="0" w:uiPriority="0" w:unhideWhenUsed="0"/>
-    <w:lsdException w:name="Table Simple 2" w:semiHidden="0" w:uiPriority="0" w:unhideWhenUsed="0"/>
-    <w:lsdException w:name="Table Simple 3" w:semiHidden="0" w:uiPriority="0" w:unhideWhenUsed="0"/>
-    <w:lsdException w:name="Table Classic 1" w:semiHidden="0" w:uiPriority="0" w:unhideWhenUsed="0"/>
-    <w:lsdException w:name="Table Classic 2" w:semiHidden="0" w:uiPriority="0" w:unhideWhenUsed="0"/>
-    <w:lsdException w:name="Table Classic 3" w:semiHidden="0" w:uiPriority="0" w:unhideWhenUsed="0"/>
-    <w:lsdException w:name="Table Classic 4" w:semiHidden="0" w:uiPriority="0" w:unhideWhenUsed="0"/>
-    <w:lsdException w:name="Table Colorful 1" w:semiHidden="0" w:uiPriority="0" w:unhideWhenUsed="0"/>
-    <w:lsdException w:name="Table Colorful 2" w:semiHidden="0" w:uiPriority="0" w:unhideWhenUsed="0"/>
-    <w:lsdException w:name="Table Colorful 3" w:semiHidden="0" w:uiPriority="0" w:unhideWhenUsed="0"/>
-    <w:lsdException w:name="Table Columns 1" w:semiHidden="0" w:uiPriority="0" w:unhideWhenUsed="0"/>
-    <w:lsdException w:name="Table Columns 2" w:semiHidden="0" w:uiPriority="0" w:unhideWhenUsed="0"/>
-    <w:lsdException w:name="Table Columns 3" w:semiHidden="0" w:uiPriority="0" w:unhideWhenUsed="0"/>
-    <w:lsdException w:name="Table Columns 4" w:semiHidden="0" w:uiPriority="0" w:unhideWhenUsed="0"/>
-    <w:lsdException w:name="Table Columns 5" w:semiHidden="0" w:uiPriority="0" w:unhideWhenUsed="0"/>
-    <w:lsdException w:name="Table Grid 1" w:semiHidden="0" w:uiPriority="0" w:unhideWhenUsed="0"/>
-    <w:lsdException w:name="Table Grid 2" w:semiHidden="0" w:uiPriority="0" w:unhideWhenUsed="0"/>
-    <w:lsdException w:name="Table Grid 3" w:semiHidden="0" w:uiPriority="0" w:unhideWhenUsed="0"/>
-    <w:lsdException w:name="Table Grid 4" w:semiHidden="0" w:uiPriority="0" w:unhideWhenUsed="0"/>
-    <w:lsdException w:name="Table Grid 5" w:semiHidden="0" w:uiPriority="0" w:unhideWhenUsed="0"/>
-    <w:lsdException w:name="Table Grid 6" w:semiHidden="0" w:uiPriority="0" w:unhideWhenUsed="0"/>
-    <w:lsdException w:name="Table Grid 7" w:semiHidden="0" w:uiPriority="0" w:unhideWhenUsed="0"/>
-    <w:lsdException w:name="Table Grid 8" w:semiHidden="0" w:uiPriority="0" w:unhideWhenUsed="0"/>
-    <w:lsdException w:name="Table List 1" w:semiHidden="0" w:uiPriority="0" w:unhideWhenUsed="0"/>
-    <w:lsdException w:name="Table List 2" w:semiHidden="0" w:uiPriority="0" w:unhideWhenUsed="0"/>
-    <w:lsdException w:name="Table List 3" w:semiHidden="0" w:uiPriority="0" w:unhideWhenUsed="0"/>
-    <w:lsdException w:name="Table List 4" w:semiHidden="0" w:uiPriority="0" w:unhideWhenUsed="0"/>
-    <w:lsdException w:name="Table List 5" w:semiHidden="0" w:uiPriority="0" w:unhideWhenUsed="0"/>
-    <w:lsdException w:name="Table List 6" w:semiHidden="0" w:uiPriority="0" w:unhideWhenUsed="0"/>
-    <w:lsdException w:name="Table List 7" w:semiHidden="0" w:uiPriority="0" w:unhideWhenUsed="0"/>
-    <w:lsdException w:name="Table List 8" w:semiHidden="0" w:uiPriority="0" w:unhideWhenUsed="0"/>
-    <w:lsdException w:name="Table 3D effects 1" w:semiHidden="0" w:uiPriority="0" w:unhideWhenUsed="0"/>
-    <w:lsdException w:name="Table 3D effects 2" w:semiHidden="0" w:uiPriority="0" w:unhideWhenUsed="0"/>
-    <w:lsdException w:name="Table 3D effects 3" w:semiHidden="0" w:uiPriority="0" w:unhideWhenUsed="0"/>
-    <w:lsdException w:name="Table Contemporary" w:semiHidden="0" w:uiPriority="0" w:unhideWhenUsed="0"/>
-    <w:lsdException w:name="Table Elegant" w:semiHidden="0" w:uiPriority="0" w:unhideWhenUsed="0"/>
-    <w:lsdException w:name="Table Professional" w:semiHidden="0" w:uiPriority="0" w:unhideWhenUsed="0"/>
-    <w:lsdException w:name="Table Subtle 1" w:semiHidden="0" w:uiPriority="0" w:unhideWhenUsed="0"/>
-    <w:lsdException w:name="Table Subtle 2" w:semiHidden="0" w:uiPriority="0" w:unhideWhenUsed="0"/>
-    <w:lsdException w:name="Table Web 1" w:semiHidden="0" w:uiPriority="0" w:unhideWhenUsed="0"/>
-    <w:lsdException w:name="Table Web 2" w:semiHidden="0" w:uiPriority="0" w:unhideWhenUsed="0"/>
-    <w:lsdException w:name="Table Web 3" w:semiHidden="0" w:uiPriority="0" w:unhideWhenUsed="0"/>
-    <w:lsdException w:name="Balloon Text" w:semiHidden="0" w:uiPriority="0" w:unhideWhenUsed="0"/>
-    <w:lsdException w:name="Table Grid" w:semiHidden="0" w:uiPriority="0" w:unhideWhenUsed="0" w:qFormat="1"/>
-    <w:lsdException w:name="Table Theme" w:semiHidden="0" w:uiPriority="0" w:unhideWhenUsed="0"/>
-    <w:lsdException w:name="Light Shading" w:semiHidden="0" w:uiPriority="60" w:unhideWhenUsed="0"/>
-    <w:lsdException w:name="Light List" w:semiHidden="0" w:uiPriority="61" w:unhideWhenUsed="0"/>
-    <w:lsdException w:name="Light Grid" w:semiHidden="0" w:uiPriority="62" w:unhideWhenUsed="0"/>
-    <w:lsdException w:name="Medium Shading 1" w:semiHidden="0" w:uiPriority="63" w:unhideWhenUsed="0"/>
-    <w:lsdException w:name="Medium Shading 2" w:semiHidden="0" w:uiPriority="64" w:unhideWhenUsed="0"/>
-    <w:lsdException w:name="Medium List 1" w:semiHidden="0" w:uiPriority="65" w:unhideWhenUsed="0"/>
-    <w:lsdException w:name="Medium List 2" w:semiHidden="0" w:uiPriority="66" w:unhideWhenUsed="0"/>
-    <w:lsdException w:name="Medium Grid 1" w:semiHidden="0" w:uiPriority="67" w:unhideWhenUsed="0"/>
-    <w:lsdException w:name="Medium Grid 2" w:semiHidden="0" w:uiPriority="68" w:unhideWhenUsed="0"/>
-    <w:lsdException w:name="Medium Grid 3" w:semiHidden="0" w:uiPriority="69" w:unhideWhenUsed="0"/>
-    <w:lsdException w:name="Dark List" w:semiHidden="0" w:uiPriority="70" w:unhideWhenUsed="0"/>
-    <w:lsdException w:name="Colorful Shading" w:semiHidden="0" w:uiPriority="71" w:unhideWhenUsed="0"/>
-    <w:lsdException w:name="Colorful List" w:semiHidden="0" w:uiPriority="72" w:unhideWhenUsed="0"/>
-    <w:lsdException w:name="Colorful Grid" w:semiHidden="0" w:uiPriority="73" w:unhideWhenUsed="0"/>
-    <w:lsdException w:name="Light Shading Accent 1" w:semiHidden="0" w:uiPriority="60" w:unhideWhenUsed="0"/>
-    <w:lsdException w:name="Light List Accent 1" w:semiHidden="0" w:uiPriority="61" w:unhideWhenUsed="0"/>
-    <w:lsdException w:name="Light Grid Accent 1" w:semiHidden="0" w:uiPriority="62" w:unhideWhenUsed="0"/>
-    <w:lsdException w:name="Medium Shading 1 Accent 1" w:semiHidden="0" w:uiPriority="63" w:unhideWhenUsed="0"/>
-    <w:lsdException w:name="Medium Shading 2 Accent 1" w:semiHidden="0" w:uiPriority="64" w:unhideWhenUsed="0"/>
-    <w:lsdException w:name="Medium List 1 Accent 1" w:semiHidden="0" w:uiPriority="65" w:unhideWhenUsed="0"/>
-    <w:lsdException w:name="Medium List 2 Accent 1" w:semiHidden="0" w:uiPriority="66" w:unhideWhenUsed="0"/>
-    <w:lsdException w:name="Medium Grid 1 Accent 1" w:semiHidden="0" w:uiPriority="67" w:unhideWhenUsed="0"/>
-    <w:lsdException w:name="Medium Grid 2 Accent 1" w:semiHidden="0" w:uiPriority="68" w:unhideWhenUsed="0"/>
-    <w:lsdException w:name="Medium Grid 3 Accent 1" w:semiHidden="0" w:uiPriority="69" w:unhideWhenUsed="0"/>
-    <w:lsdException w:name="Dark List Accent 1" w:semiHidden="0" w:uiPriority="70" w:unhideWhenUsed="0"/>
-    <w:lsdException w:name="Colorful Shading Accent 1" w:semiHidden="0" w:uiPriority="71" w:unhideWhenUsed="0"/>
-    <w:lsdException w:name="Colorful List Accent 1" w:semiHidden="0" w:uiPriority="72" w:unhideWhenUsed="0"/>
-    <w:lsdException w:name="Colorful Grid Accent 1" w:semiHidden="0" w:uiPriority="73" w:unhideWhenUsed="0"/>
-    <w:lsdException w:name="Light Shading Accent 2" w:semiHidden="0" w:uiPriority="60" w:unhideWhenUsed="0"/>
-    <w:lsdException w:name="Light List Accent 2" w:semiHidden="0" w:uiPriority="61" w:unhideWhenUsed="0"/>
-    <w:lsdException w:name="Light Grid Accent 2" w:semiHidden="0" w:uiPriority="62" w:unhideWhenUsed="0"/>
-    <w:lsdException w:name="Medium Shading 1 Accent 2" w:semiHidden="0" w:uiPriority="63" w:unhideWhenUsed="0"/>
-    <w:lsdException w:name="Medium Shading 2 Accent 2" w:semiHidden="0" w:uiPriority="64" w:unhideWhenUsed="0"/>
-    <w:lsdException w:name="Medium List 1 Accent 2" w:semiHidden="0" w:uiPriority="65" w:unhideWhenUsed="0"/>
-    <w:lsdException w:name="Medium List 2 Accent 2" w:semiHidden="0" w:uiPriority="66" w:unhideWhenUsed="0"/>
-    <w:lsdException w:name="Medium Grid 1 Accent 2" w:semiHidden="0" w:uiPriority="67" w:unhideWhenUsed="0"/>
-    <w:lsdException w:name="Medium Grid 2 Accent 2" w:semiHidden="0" w:uiPriority="68" w:unhideWhenUsed="0"/>
-    <w:lsdException w:name="Medium Grid 3 Accent 2" w:semiHidden="0" w:uiPriority="69" w:unhideWhenUsed="0"/>
-    <w:lsdException w:name="Dark List Accent 2" w:semiHidden="0" w:uiPriority="70" w:unhideWhenUsed="0"/>
-    <w:lsdException w:name="Colorful Shading Accent 2" w:semiHidden="0" w:uiPriority="71" w:unhideWhenUsed="0"/>
-    <w:lsdException w:name="Colorful List Accent 2" w:semiHidden="0" w:uiPriority="72" w:unhideWhenUsed="0"/>
-    <w:lsdException w:name="Colorful Grid Accent 2" w:semiHidden="0" w:uiPriority="73" w:unhideWhenUsed="0"/>
-    <w:lsdException w:name="Light Shading Accent 3" w:semiHidden="0" w:uiPriority="60" w:unhideWhenUsed="0"/>
-    <w:lsdException w:name="Light List Accent 3" w:semiHidden="0" w:uiPriority="61" w:unhideWhenUsed="0"/>
-    <w:lsdException w:name="Light Grid Accent 3" w:semiHidden="0" w:uiPriority="62" w:unhideWhenUsed="0"/>
-    <w:lsdException w:name="Medium Shading 1 Accent 3" w:semiHidden="0" w:uiPriority="63" w:unhideWhenUsed="0"/>
-    <w:lsdException w:name="Medium Shading 2 Accent 3" w:semiHidden="0" w:uiPriority="64" w:unhideWhenUsed="0"/>
-    <w:lsdException w:name="Medium List 1 Accent 3" w:semiHidden="0" w:uiPriority="65" w:unhideWhenUsed="0"/>
-    <w:lsdException w:name="Medium List 2 Accent 3" w:semiHidden="0" w:uiPriority="66" w:unhideWhenUsed="0"/>
-    <w:lsdException w:name="Medium Grid 1 Accent 3" w:semiHidden="0" w:uiPriority="67" w:unhideWhenUsed="0"/>
-    <w:lsdException w:name="Medium Grid 2 Accent 3" w:semiHidden="0" w:uiPriority="68" w:unhideWhenUsed="0"/>
-    <w:lsdException w:name="Medium Grid 3 Accent 3" w:semiHidden="0" w:uiPriority="69" w:unhideWhenUsed="0"/>
-    <w:lsdException w:name="Dark List Accent 3" w:semiHidden="0" w:uiPriority="70" w:unhideWhenUsed="0"/>
-    <w:lsdException w:name="Colorful Shading Accent 3" w:semiHidden="0" w:uiPriority="71" w:unhideWhenUsed="0"/>
-    <w:lsdException w:name="Colorful List Accent 3" w:semiHidden="0" w:uiPriority="72" w:unhideWhenUsed="0"/>
-    <w:lsdException w:name="Colorful Grid Accent 3" w:semiHidden="0" w:uiPriority="73" w:unhideWhenUsed="0"/>
-    <w:lsdException w:name="Light Shading Accent 4" w:semiHidden="0" w:uiPriority="60" w:unhideWhenUsed="0"/>
-    <w:lsdException w:name="Light List Accent 4" w:semiHidden="0" w:uiPriority="61" w:unhideWhenUsed="0"/>
-    <w:lsdException w:name="Light Grid Accent 4" w:semiHidden="0" w:uiPriority="62" w:unhideWhenUsed="0"/>
-    <w:lsdException w:name="Medium Shading 1 Accent 4" w:semiHidden="0" w:uiPriority="63" w:unhideWhenUsed="0"/>
-    <w:lsdException w:name="Medium Shading 2 Accent 4" w:semiHidden="0" w:uiPriority="64" w:unhideWhenUsed="0"/>
-    <w:lsdException w:name="Medium List 1 Accent 4" w:semiHidden="0" w:uiPriority="65" w:unhideWhenUsed="0"/>
-    <w:lsdException w:name="Medium List 2 Accent 4" w:semiHidden="0" w:uiPriority="66" w:unhideWhenUsed="0"/>
-    <w:lsdException w:name="Medium Grid 1 Accent 4" w:semiHidden="0" w:uiPriority="67" w:unhideWhenUsed="0"/>
-    <w:lsdException w:name="Medium Grid 2 Accent 4" w:semiHidden="0" w:uiPriority="68" w:unhideWhenUsed="0"/>
-    <w:lsdException w:name="Medium Grid 3 Accent 4" w:semiHidden="0" w:uiPriority="69" w:unhideWhenUsed="0"/>
-    <w:lsdException w:name="Dark List Accent 4" w:semiHidden="0" w:uiPriority="70" w:unhideWhenUsed="0"/>
-    <w:lsdException w:name="Colorful Shading Accent 4" w:semiHidden="0" w:uiPriority="71" w:unhideWhenUsed="0"/>
-    <w:lsdException w:name="Colorful List Accent 4" w:semiHidden="0" w:uiPriority="72" w:unhideWhenUsed="0"/>
-    <w:lsdException w:name="Colorful Grid Accent 4" w:semiHidden="0" w:uiPriority="73" w:unhideWhenUsed="0"/>
-    <w:lsdException w:name="Light Shading Accent 5" w:semiHidden="0" w:uiPriority="60" w:unhideWhenUsed="0"/>
-    <w:lsdException w:name="Light List Accent 5" w:semiHidden="0" w:uiPriority="61" w:unhideWhenUsed="0"/>
-    <w:lsdException w:name="Light Grid Accent 5" w:semiHidden="0" w:uiPriority="62" w:unhideWhenUsed="0"/>
-    <w:lsdException w:name="Medium Shading 1 Accent 5" w:semiHidden="0" w:uiPriority="63" w:unhideWhenUsed="0"/>
-    <w:lsdException w:name="Medium Shading 2 Accent 5" w:semiHidden="0" w:uiPriority="64" w:unhideWhenUsed="0"/>
-    <w:lsdException w:name="Medium List 1 Accent 5" w:semiHidden="0" w:uiPriority="65" w:unhideWhenUsed="0"/>
-    <w:lsdException w:name="Medium List 2 Accent 5" w:semiHidden="0" w:uiPriority="66" w:unhideWhenUsed="0"/>
-    <w:lsdException w:name="Medium Grid 1 Accent 5" w:semiHidden="0" w:uiPriority="67" w:unhideWhenUsed="0"/>
-    <w:lsdException w:name="Medium Grid 2 Accent 5" w:semiHidden="0" w:uiPriority="68" w:unhideWhenUsed="0"/>
-    <w:lsdException w:name="Medium Grid 3 Accent 5" w:semiHidden="0" w:uiPriority="69" w:unhideWhenUsed="0"/>
-    <w:lsdException w:name="Dark List Accent 5" w:semiHidden="0" w:uiPriority="70" w:unhideWhenUsed="0"/>
-    <w:lsdException w:name="Colorful Shading Accent 5" w:semiHidden="0" w:uiPriority="71" w:unhideWhenUsed="0"/>
-    <w:lsdException w:name="Colorful List Accent 5" w:semiHidden="0" w:uiPriority="72" w:unhideWhenUsed="0"/>
-    <w:lsdException w:name="Colorful Grid Accent 5" w:semiHidden="0" w:uiPriority="73" w:unhideWhenUsed="0"/>
-    <w:lsdException w:name="Light Shading Accent 6" w:semiHidden="0" w:uiPriority="60" w:unhideWhenUsed="0"/>
-    <w:lsdException w:name="Light List Accent 6" w:semiHidden="0" w:uiPriority="61" w:unhideWhenUsed="0"/>
-    <w:lsdException w:name="Light Grid Accent 6" w:semiHidden="0" w:uiPriority="62" w:unhideWhenUsed="0"/>
-    <w:lsdException w:name="Medium Shading 1 Accent 6" w:semiHidden="0" w:uiPriority="63" w:unhideWhenUsed="0"/>
-    <w:lsdException w:name="Medium Shading 2 Accent 6" w:semiHidden="0" w:uiPriority="64" w:unhideWhenUsed="0"/>
-    <w:lsdException w:name="Medium List 1 Accent 6" w:semiHidden="0" w:uiPriority="65" w:unhideWhenUsed="0"/>
-    <w:lsdException w:name="Medium List 2 Accent 6" w:semiHidden="0" w:uiPriority="66" w:unhideWhenUsed="0"/>
-    <w:lsdException w:name="Medium Grid 1 Accent 6" w:semiHidden="0" w:uiPriority="67" w:unhideWhenUsed="0"/>
-    <w:lsdException w:name="Medium Grid 2 Accent 6" w:semiHidden="0" w:uiPriority="68" w:unhideWhenUsed="0"/>
-    <w:lsdException w:name="Medium Grid 3 Accent 6" w:semiHidden="0" w:uiPriority="69" w:unhideWhenUsed="0"/>
-    <w:lsdException w:name="Dark List Accent 6" w:semiHidden="0" w:uiPriority="70" w:unhideWhenUsed="0"/>
-    <w:lsdException w:name="Colorful Shading Accent 6" w:semiHidden="0" w:uiPriority="71" w:unhideWhenUsed="0"/>
-    <w:lsdException w:name="Colorful List Accent 6" w:semiHidden="0" w:uiPriority="72" w:unhideWhenUsed="0"/>
-    <w:lsdException w:name="Colorful Grid Accent 6" w:semiHidden="0" w:uiPriority="73" w:unhideWhenUsed="0"/>
+  <w:latentStyles w:count="260" w:defQFormat="0" w:defUnhideWhenUsed="1" w:defSemiHidden="1" w:defUIPriority="99" w:defLockedState="0">
+    <w:lsdException w:qFormat="1" w:unhideWhenUsed="0" w:uiPriority="0" w:semiHidden="0" w:name="Normal"/>
+    <w:lsdException w:qFormat="1" w:unhideWhenUsed="0" w:uiPriority="0" w:semiHidden="0" w:name="heading 1"/>
+    <w:lsdException w:qFormat="1" w:uiPriority="0" w:semiHidden="0" w:name="heading 2"/>
+    <w:lsdException w:qFormat="1" w:uiPriority="0" w:name="heading 3"/>
+    <w:lsdException w:qFormat="1" w:uiPriority="0" w:semiHidden="0" w:name="heading 4"/>
+    <w:lsdException w:qFormat="1" w:uiPriority="0" w:name="heading 5"/>
+    <w:lsdException w:qFormat="1" w:uiPriority="0" w:name="heading 6"/>
+    <w:lsdException w:qFormat="1" w:uiPriority="0" w:name="heading 7"/>
+    <w:lsdException w:qFormat="1" w:uiPriority="0" w:name="heading 8"/>
+    <w:lsdException w:qFormat="1" w:uiPriority="0" w:name="heading 9"/>
+    <w:lsdException w:unhideWhenUsed="0" w:uiPriority="0" w:semiHidden="0" w:name="index 1"/>
+    <w:lsdException w:unhideWhenUsed="0" w:uiPriority="0" w:semiHidden="0" w:name="index 2"/>
+    <w:lsdException w:unhideWhenUsed="0" w:uiPriority="0" w:semiHidden="0" w:name="index 3"/>
+    <w:lsdException w:unhideWhenUsed="0" w:uiPriority="0" w:semiHidden="0" w:name="index 4"/>
+    <w:lsdException w:unhideWhenUsed="0" w:uiPriority="0" w:semiHidden="0" w:name="index 5"/>
+    <w:lsdException w:unhideWhenUsed="0" w:uiPriority="0" w:semiHidden="0" w:name="index 6"/>
+    <w:lsdException w:unhideWhenUsed="0" w:uiPriority="0" w:semiHidden="0" w:name="index 7"/>
+    <w:lsdException w:unhideWhenUsed="0" w:uiPriority="0" w:semiHidden="0" w:name="index 8"/>
+    <w:lsdException w:unhideWhenUsed="0" w:uiPriority="0" w:semiHidden="0" w:name="index 9"/>
+    <w:lsdException w:qFormat="1" w:unhideWhenUsed="0" w:uiPriority="0" w:semiHidden="0" w:name="toc 1"/>
+    <w:lsdException w:qFormat="1" w:unhideWhenUsed="0" w:uiPriority="0" w:semiHidden="0" w:name="toc 2"/>
+    <w:lsdException w:qFormat="1" w:unhideWhenUsed="0" w:uiPriority="0" w:semiHidden="0" w:name="toc 3"/>
+    <w:lsdException w:unhideWhenUsed="0" w:uiPriority="0" w:semiHidden="0" w:name="toc 4"/>
+    <w:lsdException w:unhideWhenUsed="0" w:uiPriority="0" w:semiHidden="0" w:name="toc 5"/>
+    <w:lsdException w:unhideWhenUsed="0" w:uiPriority="0" w:semiHidden="0" w:name="toc 6"/>
+    <w:lsdException w:unhideWhenUsed="0" w:uiPriority="0" w:semiHidden="0" w:name="toc 7"/>
+    <w:lsdException w:unhideWhenUsed="0" w:uiPriority="0" w:semiHidden="0" w:name="toc 8"/>
+    <w:lsdException w:unhideWhenUsed="0" w:uiPriority="0" w:semiHidden="0" w:name="toc 9"/>
+    <w:lsdException w:unhideWhenUsed="0" w:uiPriority="0" w:semiHidden="0" w:name="Normal Indent"/>
+    <w:lsdException w:unhideWhenUsed="0" w:uiPriority="0" w:semiHidden="0" w:name="footnote text"/>
+    <w:lsdException w:qFormat="1" w:unhideWhenUsed="0" w:uiPriority="0" w:semiHidden="0" w:name="annotation text"/>
+    <w:lsdException w:qFormat="1" w:unhideWhenUsed="0" w:uiPriority="0" w:semiHidden="0" w:name="header"/>
+    <w:lsdException w:qFormat="1" w:unhideWhenUsed="0" w:uiPriority="0" w:semiHidden="0" w:name="footer"/>
+    <w:lsdException w:unhideWhenUsed="0" w:uiPriority="0" w:semiHidden="0" w:name="index heading"/>
+    <w:lsdException w:qFormat="1" w:uiPriority="0" w:name="caption"/>
+    <w:lsdException w:qFormat="1" w:unhideWhenUsed="0" w:uiPriority="0" w:semiHidden="0" w:name="table of figures"/>
+    <w:lsdException w:unhideWhenUsed="0" w:uiPriority="0" w:semiHidden="0" w:name="envelope address"/>
+    <w:lsdException w:unhideWhenUsed="0" w:uiPriority="0" w:semiHidden="0" w:name="envelope return"/>
+    <w:lsdException w:unhideWhenUsed="0" w:uiPriority="0" w:semiHidden="0" w:name="footnote reference"/>
+    <w:lsdException w:unhideWhenUsed="0" w:uiPriority="0" w:semiHidden="0" w:name="annotation reference"/>
+    <w:lsdException w:unhideWhenUsed="0" w:uiPriority="0" w:semiHidden="0" w:name="line number"/>
+    <w:lsdException w:unhideWhenUsed="0" w:uiPriority="0" w:semiHidden="0" w:name="page number"/>
+    <w:lsdException w:unhideWhenUsed="0" w:uiPriority="0" w:semiHidden="0" w:name="endnote reference"/>
+    <w:lsdException w:unhideWhenUsed="0" w:uiPriority="0" w:semiHidden="0" w:name="endnote text"/>
+    <w:lsdException w:unhideWhenUsed="0" w:uiPriority="0" w:semiHidden="0" w:name="table of authorities"/>
+    <w:lsdException w:unhideWhenUsed="0" w:uiPriority="0" w:semiHidden="0" w:name="macro"/>
+    <w:lsdException w:unhideWhenUsed="0" w:uiPriority="0" w:semiHidden="0" w:name="toa heading"/>
+    <w:lsdException w:unhideWhenUsed="0" w:uiPriority="0" w:semiHidden="0" w:name="List"/>
+    <w:lsdException w:unhideWhenUsed="0" w:uiPriority="0" w:semiHidden="0" w:name="List Bullet"/>
+    <w:lsdException w:unhideWhenUsed="0" w:uiPriority="0" w:semiHidden="0" w:name="List Number"/>
+    <w:lsdException w:unhideWhenUsed="0" w:uiPriority="0" w:semiHidden="0" w:name="List 2"/>
+    <w:lsdException w:unhideWhenUsed="0" w:uiPriority="0" w:semiHidden="0" w:name="List 3"/>
+    <w:lsdException w:unhideWhenUsed="0" w:uiPriority="0" w:semiHidden="0" w:name="List 4"/>
+    <w:lsdException w:unhideWhenUsed="0" w:uiPriority="0" w:semiHidden="0" w:name="List 5"/>
+    <w:lsdException w:unhideWhenUsed="0" w:uiPriority="0" w:semiHidden="0" w:name="List Bullet 2"/>
+    <w:lsdException w:unhideWhenUsed="0" w:uiPriority="0" w:semiHidden="0" w:name="List Bullet 3"/>
+    <w:lsdException w:unhideWhenUsed="0" w:uiPriority="0" w:semiHidden="0" w:name="List Bullet 4"/>
+    <w:lsdException w:unhideWhenUsed="0" w:uiPriority="0" w:semiHidden="0" w:name="List Bullet 5"/>
+    <w:lsdException w:unhideWhenUsed="0" w:uiPriority="0" w:semiHidden="0" w:name="List Number 2"/>
+    <w:lsdException w:unhideWhenUsed="0" w:uiPriority="0" w:semiHidden="0" w:name="List Number 3"/>
+    <w:lsdException w:unhideWhenUsed="0" w:uiPriority="0" w:semiHidden="0" w:name="List Number 4"/>
+    <w:lsdException w:unhideWhenUsed="0" w:uiPriority="0" w:semiHidden="0" w:name="List Number 5"/>
+    <w:lsdException w:qFormat="1" w:unhideWhenUsed="0" w:uiPriority="0" w:semiHidden="0" w:name="Title"/>
+    <w:lsdException w:unhideWhenUsed="0" w:uiPriority="0" w:semiHidden="0" w:name="Closing"/>
+    <w:lsdException w:unhideWhenUsed="0" w:uiPriority="0" w:semiHidden="0" w:name="Signature"/>
+    <w:lsdException w:qFormat="1" w:unhideWhenUsed="0" w:uiPriority="0" w:name="Default Paragraph Font"/>
+    <w:lsdException w:qFormat="1" w:unhideWhenUsed="0" w:uiPriority="0" w:name="Body Text"/>
+    <w:lsdException w:unhideWhenUsed="0" w:uiPriority="0" w:semiHidden="0" w:name="Body Text Indent"/>
+    <w:lsdException w:unhideWhenUsed="0" w:uiPriority="0" w:semiHidden="0" w:name="List Continue"/>
+    <w:lsdException w:unhideWhenUsed="0" w:uiPriority="0" w:semiHidden="0" w:name="List Continue 2"/>
+    <w:lsdException w:unhideWhenUsed="0" w:uiPriority="0" w:semiHidden="0" w:name="List Continue 3"/>
+    <w:lsdException w:unhideWhenUsed="0" w:uiPriority="0" w:semiHidden="0" w:name="List Continue 4"/>
+    <w:lsdException w:unhideWhenUsed="0" w:uiPriority="0" w:semiHidden="0" w:name="List Continue 5"/>
+    <w:lsdException w:unhideWhenUsed="0" w:uiPriority="0" w:semiHidden="0" w:name="Message Header"/>
+    <w:lsdException w:qFormat="1" w:unhideWhenUsed="0" w:uiPriority="0" w:semiHidden="0" w:name="Subtitle"/>
+    <w:lsdException w:unhideWhenUsed="0" w:uiPriority="0" w:semiHidden="0" w:name="Salutation"/>
+    <w:lsdException w:unhideWhenUsed="0" w:uiPriority="0" w:semiHidden="0" w:name="Date"/>
+    <w:lsdException w:unhideWhenUsed="0" w:uiPriority="0" w:semiHidden="0" w:name="Body Text First Indent"/>
+    <w:lsdException w:unhideWhenUsed="0" w:uiPriority="0" w:semiHidden="0" w:name="Body Text First Indent 2"/>
+    <w:lsdException w:uiPriority="99" w:name="Note Heading"/>
+    <w:lsdException w:unhideWhenUsed="0" w:uiPriority="0" w:semiHidden="0" w:name="Body Text 2"/>
+    <w:lsdException w:unhideWhenUsed="0" w:uiPriority="0" w:semiHidden="0" w:name="Body Text 3"/>
+    <w:lsdException w:unhideWhenUsed="0" w:uiPriority="0" w:semiHidden="0" w:name="Body Text Indent 2"/>
+    <w:lsdException w:unhideWhenUsed="0" w:uiPriority="0" w:semiHidden="0" w:name="Body Text Indent 3"/>
+    <w:lsdException w:unhideWhenUsed="0" w:uiPriority="0" w:semiHidden="0" w:name="Block Text"/>
+    <w:lsdException w:unhideWhenUsed="0" w:uiPriority="0" w:semiHidden="0" w:name="Hyperlink"/>
+    <w:lsdException w:unhideWhenUsed="0" w:uiPriority="0" w:semiHidden="0" w:name="FollowedHyperlink"/>
+    <w:lsdException w:qFormat="1" w:unhideWhenUsed="0" w:uiPriority="0" w:semiHidden="0" w:name="Strong"/>
+    <w:lsdException w:qFormat="1" w:unhideWhenUsed="0" w:uiPriority="0" w:semiHidden="0" w:name="Emphasis"/>
+    <w:lsdException w:unhideWhenUsed="0" w:uiPriority="0" w:semiHidden="0" w:name="Document Map"/>
+    <w:lsdException w:unhideWhenUsed="0" w:uiPriority="0" w:semiHidden="0" w:name="Plain Text"/>
+    <w:lsdException w:unhideWhenUsed="0" w:uiPriority="0" w:semiHidden="0" w:name="E-mail Signature"/>
+    <w:lsdException w:qFormat="1" w:unhideWhenUsed="0" w:uiPriority="0" w:semiHidden="0" w:name="Normal (Web)"/>
+    <w:lsdException w:unhideWhenUsed="0" w:uiPriority="0" w:semiHidden="0" w:name="HTML Acronym"/>
+    <w:lsdException w:unhideWhenUsed="0" w:uiPriority="0" w:semiHidden="0" w:name="HTML Address"/>
+    <w:lsdException w:unhideWhenUsed="0" w:uiPriority="0" w:semiHidden="0" w:name="HTML Cite"/>
+    <w:lsdException w:unhideWhenUsed="0" w:uiPriority="0" w:semiHidden="0" w:name="HTML Code"/>
+    <w:lsdException w:unhideWhenUsed="0" w:uiPriority="0" w:semiHidden="0" w:name="HTML Definition"/>
+    <w:lsdException w:unhideWhenUsed="0" w:uiPriority="0" w:semiHidden="0" w:name="HTML Keyboard"/>
+    <w:lsdException w:qFormat="1" w:unhideWhenUsed="0" w:uiPriority="0" w:semiHidden="0" w:name="HTML Preformatted"/>
+    <w:lsdException w:unhideWhenUsed="0" w:uiPriority="0" w:semiHidden="0" w:name="HTML Sample"/>
+    <w:lsdException w:unhideWhenUsed="0" w:uiPriority="0" w:semiHidden="0" w:name="HTML Typewriter"/>
+    <w:lsdException w:unhideWhenUsed="0" w:uiPriority="0" w:semiHidden="0" w:name="HTML Variable"/>
+    <w:lsdException w:qFormat="1" w:unhideWhenUsed="0" w:uiPriority="0" w:name="Normal Table"/>
+    <w:lsdException w:unhideWhenUsed="0" w:uiPriority="0" w:semiHidden="0" w:name="annotation subject"/>
+    <w:lsdException w:unhideWhenUsed="0" w:uiPriority="0" w:semiHidden="0" w:name="Table Simple 1"/>
+    <w:lsdException w:unhideWhenUsed="0" w:uiPriority="0" w:semiHidden="0" w:name="Table Simple 2"/>
+    <w:lsdException w:unhideWhenUsed="0" w:uiPriority="0" w:semiHidden="0" w:name="Table Simple 3"/>
+    <w:lsdException w:unhideWhenUsed="0" w:uiPriority="0" w:semiHidden="0" w:name="Table Classic 1"/>
+    <w:lsdException w:unhideWhenUsed="0" w:uiPriority="0" w:semiHidden="0" w:name="Table Classic 2"/>
+    <w:lsdException w:unhideWhenUsed="0" w:uiPriority="0" w:semiHidden="0" w:name="Table Classic 3"/>
+    <w:lsdException w:unhideWhenUsed="0" w:uiPriority="0" w:semiHidden="0" w:name="Table Classic 4"/>
+    <w:lsdException w:unhideWhenUsed="0" w:uiPriority="0" w:semiHidden="0" w:name="Table Colorful 1"/>
+    <w:lsdException w:unhideWhenUsed="0" w:uiPriority="0" w:semiHidden="0" w:name="Table Colorful 2"/>
+    <w:lsdException w:unhideWhenUsed="0" w:uiPriority="0" w:semiHidden="0" w:name="Table Colorful 3"/>
+    <w:lsdException w:unhideWhenUsed="0" w:uiPriority="0" w:semiHidden="0" w:name="Table Columns 1"/>
+    <w:lsdException w:unhideWhenUsed="0" w:uiPriority="0" w:semiHidden="0" w:name="Table Columns 2"/>
+    <w:lsdException w:unhideWhenUsed="0" w:uiPriority="0" w:semiHidden="0" w:name="Table Columns 3"/>
+    <w:lsdException w:unhideWhenUsed="0" w:uiPriority="0" w:semiHidden="0" w:name="Table Columns 4"/>
+    <w:lsdException w:unhideWhenUsed="0" w:uiPriority="0" w:semiHidden="0" w:name="Table Columns 5"/>
+    <w:lsdException w:unhideWhenUsed="0" w:uiPriority="0" w:semiHidden="0" w:name="Table Grid 1"/>
+    <w:lsdException w:unhideWhenUsed="0" w:uiPriority="0" w:semiHidden="0" w:name="Table Grid 2"/>
+    <w:lsdException w:unhideWhenUsed="0" w:uiPriority="0" w:semiHidden="0" w:name="Table Grid 3"/>
+    <w:lsdException w:unhideWhenUsed="0" w:uiPriority="0" w:semiHidden="0" w:name="Table Grid 4"/>
+    <w:lsdException w:unhideWhenUsed="0" w:uiPriority="0" w:semiHidden="0" w:name="Table Grid 5"/>
+    <w:lsdException w:unhideWhenUsed="0" w:uiPriority="0" w:semiHidden="0" w:name="Table Grid 6"/>
+    <w:lsdException w:unhideWhenUsed="0" w:uiPriority="0" w:semiHidden="0" w:name="Table Grid 7"/>
+    <w:lsdException w:unhideWhenUsed="0" w:uiPriority="0" w:semiHidden="0" w:name="Table Grid 8"/>
+    <w:lsdException w:unhideWhenUsed="0" w:uiPriority="0" w:semiHidden="0" w:name="Table List 1"/>
+    <w:lsdException w:unhideWhenUsed="0" w:uiPriority="0" w:semiHidden="0" w:name="Table List 2"/>
+    <w:lsdException w:unhideWhenUsed="0" w:uiPriority="0" w:semiHidden="0" w:name="Table List 3"/>
+    <w:lsdException w:unhideWhenUsed="0" w:uiPriority="0" w:semiHidden="0" w:name="Table List 4"/>
+    <w:lsdException w:unhideWhenUsed="0" w:uiPriority="0" w:semiHidden="0" w:name="Table List 5"/>
+    <w:lsdException w:unhideWhenUsed="0" w:uiPriority="0" w:semiHidden="0" w:name="Table List 6"/>
+    <w:lsdException w:unhideWhenUsed="0" w:uiPriority="0" w:semiHidden="0" w:name="Table List 7"/>
+    <w:lsdException w:unhideWhenUsed="0" w:uiPriority="0" w:semiHidden="0" w:name="Table List 8"/>
+    <w:lsdException w:unhideWhenUsed="0" w:uiPriority="0" w:semiHidden="0" w:name="Table 3D effects 1"/>
+    <w:lsdException w:unhideWhenUsed="0" w:uiPriority="0" w:semiHidden="0" w:name="Table 3D effects 2"/>
+    <w:lsdException w:unhideWhenUsed="0" w:uiPriority="0" w:semiHidden="0" w:name="Table 3D effects 3"/>
+    <w:lsdException w:unhideWhenUsed="0" w:uiPriority="0" w:semiHidden="0" w:name="Table Contemporary"/>
+    <w:lsdException w:unhideWhenUsed="0" w:uiPriority="0" w:semiHidden="0" w:name="Table Elegant"/>
+    <w:lsdException w:unhideWhenUsed="0" w:uiPriority="0" w:semiHidden="0" w:name="Table Professional"/>
+    <w:lsdException w:unhideWhenUsed="0" w:uiPriority="0" w:semiHidden="0" w:name="Table Subtle 1"/>
+    <w:lsdException w:unhideWhenUsed="0" w:uiPriority="0" w:semiHidden="0" w:name="Table Subtle 2"/>
+    <w:lsdException w:unhideWhenUsed="0" w:uiPriority="0" w:semiHidden="0" w:name="Table Web 1"/>
+    <w:lsdException w:unhideWhenUsed="0" w:uiPriority="0" w:semiHidden="0" w:name="Table Web 2"/>
+    <w:lsdException w:unhideWhenUsed="0" w:uiPriority="0" w:semiHidden="0" w:name="Table Web 3"/>
+    <w:lsdException w:unhideWhenUsed="0" w:uiPriority="0" w:semiHidden="0" w:name="Balloon Text"/>
+    <w:lsdException w:qFormat="1" w:unhideWhenUsed="0" w:uiPriority="0" w:semiHidden="0" w:name="Table Grid"/>
+    <w:lsdException w:unhideWhenUsed="0" w:uiPriority="0" w:semiHidden="0" w:name="Table Theme"/>
+    <w:lsdException w:unhideWhenUsed="0" w:uiPriority="60" w:semiHidden="0" w:name="Light Shading"/>
+    <w:lsdException w:unhideWhenUsed="0" w:uiPriority="61" w:semiHidden="0" w:name="Light List"/>
+    <w:lsdException w:unhideWhenUsed="0" w:uiPriority="62" w:semiHidden="0" w:name="Light Grid"/>
+    <w:lsdException w:unhideWhenUsed="0" w:uiPriority="63" w:semiHidden="0" w:name="Medium Shading 1"/>
+    <w:lsdException w:unhideWhenUsed="0" w:uiPriority="64" w:semiHidden="0" w:name="Medium Shading 2"/>
+    <w:lsdException w:unhideWhenUsed="0" w:uiPriority="65" w:semiHidden="0" w:name="Medium List 1"/>
+    <w:lsdException w:unhideWhenUsed="0" w:uiPriority="66" w:semiHidden="0" w:name="Medium List 2"/>
+    <w:lsdException w:unhideWhenUsed="0" w:uiPriority="67" w:semiHidden="0" w:name="Medium Grid 1"/>
+    <w:lsdException w:unhideWhenUsed="0" w:uiPriority="68" w:semiHidden="0" w:name="Medium Grid 2"/>
+    <w:lsdException w:unhideWhenUsed="0" w:uiPriority="69" w:semiHidden="0" w:name="Medium Grid 3"/>
+    <w:lsdException w:unhideWhenUsed="0" w:uiPriority="70" w:semiHidden="0" w:name="Dark List"/>
+    <w:lsdException w:unhideWhenUsed="0" w:uiPriority="71" w:semiHidden="0" w:name="Colorful Shading"/>
+    <w:lsdException w:unhideWhenUsed="0" w:uiPriority="72" w:semiHidden="0" w:name="Colorful List"/>
+    <w:lsdException w:unhideWhenUsed="0" w:uiPriority="73" w:semiHidden="0" w:name="Colorful Grid"/>
+    <w:lsdException w:unhideWhenUsed="0" w:uiPriority="60" w:semiHidden="0" w:name="Light Shading Accent 1"/>
+    <w:lsdException w:unhideWhenUsed="0" w:uiPriority="61" w:semiHidden="0" w:name="Light List Accent 1"/>
+    <w:lsdException w:unhideWhenUsed="0" w:uiPriority="62" w:semiHidden="0" w:name="Light Grid Accent 1"/>
+    <w:lsdException w:unhideWhenUsed="0" w:uiPriority="63" w:semiHidden="0" w:name="Medium Shading 1 Accent 1"/>
+    <w:lsdException w:unhideWhenUsed="0" w:uiPriority="64" w:semiHidden="0" w:name="Medium Shading 2 Accent 1"/>
+    <w:lsdException w:unhideWhenUsed="0" w:uiPriority="65" w:semiHidden="0" w:name="Medium List 1 Accent 1"/>
+    <w:lsdException w:unhideWhenUsed="0" w:uiPriority="66" w:semiHidden="0" w:name="Medium List 2 Accent 1"/>
+    <w:lsdException w:unhideWhenUsed="0" w:uiPriority="67" w:semiHidden="0" w:name="Medium Grid 1 Accent 1"/>
+    <w:lsdException w:unhideWhenUsed="0" w:uiPriority="68" w:semiHidden="0" w:name="Medium Grid 2 Accent 1"/>
+    <w:lsdException w:unhideWhenUsed="0" w:uiPriority="69" w:semiHidden="0" w:name="Medium Grid 3 Accent 1"/>
+    <w:lsdException w:unhideWhenUsed="0" w:uiPriority="70" w:semiHidden="0" w:name="Dark List Accent 1"/>
+    <w:lsdException w:unhideWhenUsed="0" w:uiPriority="71" w:semiHidden="0" w:name="Colorful Shading Accent 1"/>
+    <w:lsdException w:unhideWhenUsed="0" w:uiPriority="72" w:semiHidden="0" w:name="Colorful List Accent 1"/>
+    <w:lsdException w:unhideWhenUsed="0" w:uiPriority="73" w:semiHidden="0" w:name="Colorful Grid Accent 1"/>
+    <w:lsdException w:unhideWhenUsed="0" w:uiPriority="60" w:semiHidden="0" w:name="Light Shading Accent 2"/>
+    <w:lsdException w:unhideWhenUsed="0" w:uiPriority="61" w:semiHidden="0" w:name="Light List Accent 2"/>
+    <w:lsdException w:unhideWhenUsed="0" w:uiPriority="62" w:semiHidden="0" w:name="Light Grid Accent 2"/>
+    <w:lsdException w:unhideWhenUsed="0" w:uiPriority="63" w:semiHidden="0" w:name="Medium Shading 1 Accent 2"/>
+    <w:lsdException w:unhideWhenUsed="0" w:uiPriority="64" w:semiHidden="0" w:name="Medium Shading 2 Accent 2"/>
+    <w:lsdException w:unhideWhenUsed="0" w:uiPriority="65" w:semiHidden="0" w:name="Medium List 1 Accent 2"/>
+    <w:lsdException w:unhideWhenUsed="0" w:uiPriority="66" w:semiHidden="0" w:name="Medium List 2 Accent 2"/>
+    <w:lsdException w:unhideWhenUsed="0" w:uiPriority="67" w:semiHidden="0" w:name="Medium Grid 1 Accent 2"/>
+    <w:lsdException w:unhideWhenUsed="0" w:uiPriority="68" w:semiHidden="0" w:name="Medium Grid 2 Accent 2"/>
+    <w:lsdException w:unhideWhenUsed="0" w:uiPriority="69" w:semiHidden="0" w:name="Medium Grid 3 Accent 2"/>
+    <w:lsdException w:unhideWhenUsed="0" w:uiPriority="70" w:semiHidden="0" w:name="Dark List Accent 2"/>
+    <w:lsdException w:unhideWhenUsed="0" w:uiPriority="71" w:semiHidden="0" w:name="Colorful Shading Accent 2"/>
+    <w:lsdException w:unhideWhenUsed="0" w:uiPriority="72" w:semiHidden="0" w:name="Colorful List Accent 2"/>
+    <w:lsdException w:unhideWhenUsed="0" w:uiPriority="73" w:semiHidden="0" w:name="Colorful Grid Accent 2"/>
+    <w:lsdException w:unhideWhenUsed="0" w:uiPriority="60" w:semiHidden="0" w:name="Light Shading Accent 3"/>
+    <w:lsdException w:unhideWhenUsed="0" w:uiPriority="61" w:semiHidden="0" w:name="Light List Accent 3"/>
+    <w:lsdException w:unhideWhenUsed="0" w:uiPriority="62" w:semiHidden="0" w:name="Light Grid Accent 3"/>
+    <w:lsdException w:unhideWhenUsed="0" w:uiPriority="63" w:semiHidden="0" w:name="Medium Shading 1 Accent 3"/>
+    <w:lsdException w:unhideWhenUsed="0" w:uiPriority="64" w:semiHidden="0" w:name="Medium Shading 2 Accent 3"/>
+    <w:lsdException w:unhideWhenUsed="0" w:uiPriority="65" w:semiHidden="0" w:name="Medium List 1 Accent 3"/>
+    <w:lsdException w:unhideWhenUsed="0" w:uiPriority="66" w:semiHidden="0" w:name="Medium List 2 Accent 3"/>
+    <w:lsdException w:unhideWhenUsed="0" w:uiPriority="67" w:semiHidden="0" w:name="Medium Grid 1 Accent 3"/>
+    <w:lsdException w:unhideWhenUsed="0" w:uiPriority="68" w:semiHidden="0" w:name="Medium Grid 2 Accent 3"/>
+    <w:lsdException w:unhideWhenUsed="0" w:uiPriority="69" w:semiHidden="0" w:name="Medium Grid 3 Accent 3"/>
+    <w:lsdException w:unhideWhenUsed="0" w:uiPriority="70" w:semiHidden="0" w:name="Dark List Accent 3"/>
+    <w:lsdException w:unhideWhenUsed="0" w:uiPriority="71" w:semiHidden="0" w:name="Colorful Shading Accent 3"/>
+    <w:lsdException w:unhideWhenUsed="0" w:uiPriority="72" w:semiHidden="0" w:name="Colorful List Accent 3"/>
+    <w:lsdException w:unhideWhenUsed="0" w:uiPriority="73" w:semiHidden="0" w:name="Colorful Grid Accent 3"/>
+    <w:lsdException w:unhideWhenUsed="0" w:uiPriority="60" w:semiHidden="0" w:name="Light Shading Accent 4"/>
+    <w:lsdException w:unhideWhenUsed="0" w:uiPriority="61" w:semiHidden="0" w:name="Light List Accent 4"/>
+    <w:lsdException w:unhideWhenUsed="0" w:uiPriority="62" w:semiHidden="0" w:name="Light Grid Accent 4"/>
+    <w:lsdException w:unhideWhenUsed="0" w:uiPriority="63" w:semiHidden="0" w:name="Medium Shading 1 Accent 4"/>
+    <w:lsdException w:unhideWhenUsed="0" w:uiPriority="64" w:semiHidden="0" w:name="Medium Shading 2 Accent 4"/>
+    <w:lsdException w:unhideWhenUsed="0" w:uiPriority="65" w:semiHidden="0" w:name="Medium List 1 Accent 4"/>
+    <w:lsdException w:unhideWhenUsed="0" w:uiPriority="66" w:semiHidden="0" w:name="Medium List 2 Accent 4"/>
+    <w:lsdException w:unhideWhenUsed="0" w:uiPriority="67" w:semiHidden="0" w:name="Medium Grid 1 Accent 4"/>
+    <w:lsdException w:unhideWhenUsed="0" w:uiPriority="68" w:semiHidden="0" w:name="Medium Grid 2 Accent 4"/>
+    <w:lsdException w:unhideWhenUsed="0" w:uiPriority="69" w:semiHidden="0" w:name="Medium Grid 3 Accent 4"/>
+    <w:lsdException w:unhideWhenUsed="0" w:uiPriority="70" w:semiHidden="0" w:name="Dark List Accent 4"/>
+    <w:lsdException w:unhideWhenUsed="0" w:uiPriority="71" w:semiHidden="0" w:name="Colorful Shading Accent 4"/>
+    <w:lsdException w:unhideWhenUsed="0" w:uiPriority="72" w:semiHidden="0" w:name="Colorful List Accent 4"/>
+    <w:lsdException w:unhideWhenUsed="0" w:uiPriority="73" w:semiHidden="0" w:name="Colorful Grid Accent 4"/>
+    <w:lsdException w:unhideWhenUsed="0" w:uiPriority="60" w:semiHidden="0" w:name="Light Shading Accent 5"/>
+    <w:lsdException w:unhideWhenUsed="0" w:uiPriority="61" w:semiHidden="0" w:name="Light List Accent 5"/>
+    <w:lsdException w:unhideWhenUsed="0" w:uiPriority="62" w:semiHidden="0" w:name="Light Grid Accent 5"/>
+    <w:lsdException w:unhideWhenUsed="0" w:uiPriority="63" w:semiHidden="0" w:name="Medium Shading 1 Accent 5"/>
+    <w:lsdException w:unhideWhenUsed="0" w:uiPriority="64" w:semiHidden="0" w:name="Medium Shading 2 Accent 5"/>
+    <w:lsdException w:unhideWhenUsed="0" w:uiPriority="65" w:semiHidden="0" w:name="Medium List 1 Accent 5"/>
+    <w:lsdException w:unhideWhenUsed="0" w:uiPriority="66" w:semiHidden="0" w:name="Medium List 2 Accent 5"/>
+    <w:lsdException w:unhideWhenUsed="0" w:uiPriority="67" w:semiHidden="0" w:name="Medium Grid 1 Accent 5"/>
+    <w:lsdException w:unhideWhenUsed="0" w:uiPriority="68" w:semiHidden="0" w:name="Medium Grid 2 Accent 5"/>
+    <w:lsdException w:unhideWhenUsed="0" w:uiPriority="69" w:semiHidden="0" w:name="Medium Grid 3 Accent 5"/>
+    <w:lsdException w:unhideWhenUsed="0" w:uiPriority="70" w:semiHidden="0" w:name="Dark List Accent 5"/>
+    <w:lsdException w:unhideWhenUsed="0" w:uiPriority="71" w:semiHidden="0" w:name="Colorful Shading Accent 5"/>
+    <w:lsdException w:unhideWhenUsed="0" w:uiPriority="72" w:semiHidden="0" w:name="Colorful List Accent 5"/>
+    <w:lsdException w:unhideWhenUsed="0" w:uiPriority="73" w:semiHidden="0" w:name="Colorful Grid Accent 5"/>
+    <w:lsdException w:unhideWhenUsed="0" w:uiPriority="60" w:semiHidden="0" w:name="Light Shading Accent 6"/>
+    <w:lsdException w:unhideWhenUsed="0" w:uiPriority="61" w:semiHidden="0" w:name="Light List Accent 6"/>
+    <w:lsdException w:unhideWhenUsed="0" w:uiPriority="62" w:semiHidden="0" w:name="Light Grid Accent 6"/>
+    <w:lsdException w:unhideWhenUsed="0" w:uiPriority="63" w:semiHidden="0" w:name="Medium Shading 1 Accent 6"/>
+    <w:lsdException w:unhideWhenUsed="0" w:uiPriority="64" w:semiHidden="0" w:name="Medium Shading 2 Accent 6"/>
+    <w:lsdException w:unhideWhenUsed="0" w:uiPriority="65" w:semiHidden="0" w:name="Medium List 1 Accent 6"/>
+    <w:lsdException w:unhideWhenUsed="0" w:uiPriority="66" w:semiHidden="0" w:name="Medium List 2 Accent 6"/>
+    <w:lsdException w:unhideWhenUsed="0" w:uiPriority="67" w:semiHidden="0" w:name="Medium Grid 1 Accent 6"/>
+    <w:lsdException w:unhideWhenUsed="0" w:uiPriority="68" w:semiHidden="0" w:name="Medium Grid 2 Accent 6"/>
+    <w:lsdException w:unhideWhenUsed="0" w:uiPriority="69" w:semiHidden="0" w:name="Medium Grid 3 Accent 6"/>
+    <w:lsdException w:unhideWhenUsed="0" w:uiPriority="70" w:semiHidden="0" w:name="Dark List Accent 6"/>
+    <w:lsdException w:unhideWhenUsed="0" w:uiPriority="71" w:semiHidden="0" w:name="Colorful Shading Accent 6"/>
+    <w:lsdException w:unhideWhenUsed="0" w:uiPriority="72" w:semiHidden="0" w:name="Colorful List Accent 6"/>
+    <w:lsdException w:unhideWhenUsed="0" w:uiPriority="73" w:semiHidden="0" w:name="Colorful Grid Accent 6"/>
   </w:latentStyles>
-  <w:style w:type="paragraph" w:default="1" w:styleId="Normal">
+  <w:style w:type="paragraph" w:default="1" w:styleId="1">
     <w:name w:val="Normal"/>
     <w:qFormat/>
+    <w:uiPriority w:val="0"/>
     <w:pPr>
       <w:kinsoku w:val="0"/>
       <w:autoSpaceDE w:val="0"/>
@@ -6376,7 +6470,7 @@
       <w:textAlignment w:val="baseline"/>
     </w:pPr>
     <w:rPr>
-      <w:rFonts w:ascii="Arial" w:eastAsia="宋体" w:hAnsi="Arial" w:cs="Arial"/>
+      <w:rFonts w:ascii="Arial" w:hAnsi="Arial" w:eastAsia="宋体" w:cs="Arial"/>
       <w:snapToGrid w:val="0"/>
       <w:color w:val="000000"/>
       <w:kern w:val="0"/>
@@ -6385,11 +6479,12 @@
       <w:lang w:val="en-US" w:eastAsia="en-US" w:bidi="ar-SA"/>
     </w:rPr>
   </w:style>
-  <w:style w:type="paragraph" w:styleId="Heading1">
+  <w:style w:type="paragraph" w:styleId="2">
     <w:name w:val="heading 1"/>
-    <w:basedOn w:val="Normal"/>
-    <w:next w:val="Normal"/>
+    <w:basedOn w:val="1"/>
+    <w:next w:val="1"/>
     <w:qFormat/>
+    <w:uiPriority w:val="0"/>
     <w:pPr>
       <w:keepNext/>
       <w:keepLines/>
@@ -6407,12 +6502,13 @@
       <w:sz w:val="44"/>
     </w:rPr>
   </w:style>
-  <w:style w:type="paragraph" w:styleId="Heading2">
+  <w:style w:type="paragraph" w:styleId="3">
     <w:name w:val="heading 2"/>
-    <w:basedOn w:val="Normal"/>
-    <w:next w:val="Normal"/>
+    <w:basedOn w:val="1"/>
+    <w:next w:val="1"/>
     <w:unhideWhenUsed/>
     <w:qFormat/>
+    <w:uiPriority w:val="0"/>
     <w:pPr>
       <w:keepNext/>
       <w:keepLines/>
@@ -6425,18 +6521,19 @@
       <w:outlineLvl w:val="1"/>
     </w:pPr>
     <w:rPr>
-      <w:rFonts w:ascii="Arial" w:eastAsia="黑体" w:hAnsi="Arial"/>
+      <w:rFonts w:ascii="Arial" w:hAnsi="Arial" w:eastAsia="黑体"/>
       <w:b/>
       <w:sz w:val="32"/>
     </w:rPr>
   </w:style>
-  <w:style w:type="paragraph" w:styleId="Heading3">
+  <w:style w:type="paragraph" w:styleId="4">
     <w:name w:val="heading 3"/>
-    <w:basedOn w:val="Normal"/>
-    <w:next w:val="Normal"/>
+    <w:basedOn w:val="1"/>
+    <w:next w:val="1"/>
     <w:semiHidden/>
     <w:unhideWhenUsed/>
     <w:qFormat/>
+    <w:uiPriority w:val="0"/>
     <w:pPr>
       <w:keepNext/>
       <w:keepLines/>
@@ -6453,12 +6550,13 @@
       <w:sz w:val="32"/>
     </w:rPr>
   </w:style>
-  <w:style w:type="paragraph" w:styleId="Heading4">
+  <w:style w:type="paragraph" w:styleId="5">
     <w:name w:val="heading 4"/>
-    <w:basedOn w:val="Normal"/>
-    <w:next w:val="Normal"/>
+    <w:basedOn w:val="1"/>
+    <w:next w:val="1"/>
     <w:unhideWhenUsed/>
     <w:qFormat/>
+    <w:uiPriority w:val="0"/>
     <w:pPr>
       <w:keepNext/>
       <w:keepLines/>
@@ -6471,18 +6569,19 @@
       <w:outlineLvl w:val="3"/>
     </w:pPr>
     <w:rPr>
-      <w:rFonts w:ascii="Arial" w:eastAsia="黑体" w:hAnsi="Arial"/>
+      <w:rFonts w:ascii="Arial" w:hAnsi="Arial" w:eastAsia="黑体"/>
       <w:b/>
       <w:sz w:val="28"/>
     </w:rPr>
   </w:style>
-  <w:style w:type="paragraph" w:styleId="Heading5">
+  <w:style w:type="paragraph" w:styleId="6">
     <w:name w:val="heading 5"/>
-    <w:basedOn w:val="Normal"/>
-    <w:next w:val="Normal"/>
+    <w:basedOn w:val="1"/>
+    <w:next w:val="1"/>
     <w:semiHidden/>
     <w:unhideWhenUsed/>
     <w:qFormat/>
+    <w:uiPriority w:val="0"/>
     <w:pPr>
       <w:keepNext/>
       <w:keepLines/>
@@ -6499,13 +6598,14 @@
       <w:sz w:val="28"/>
     </w:rPr>
   </w:style>
-  <w:style w:type="paragraph" w:styleId="Heading6">
+  <w:style w:type="paragraph" w:styleId="7">
     <w:name w:val="heading 6"/>
-    <w:basedOn w:val="Normal"/>
-    <w:next w:val="Normal"/>
+    <w:basedOn w:val="1"/>
+    <w:next w:val="1"/>
     <w:semiHidden/>
     <w:unhideWhenUsed/>
     <w:qFormat/>
+    <w:uiPriority w:val="0"/>
     <w:pPr>
       <w:keepNext/>
       <w:keepLines/>
@@ -6518,18 +6618,19 @@
       <w:outlineLvl w:val="5"/>
     </w:pPr>
     <w:rPr>
-      <w:rFonts w:ascii="Arial" w:eastAsia="黑体" w:hAnsi="Arial"/>
+      <w:rFonts w:ascii="Arial" w:hAnsi="Arial" w:eastAsia="黑体"/>
       <w:b/>
       <w:sz w:val="24"/>
     </w:rPr>
   </w:style>
-  <w:style w:type="paragraph" w:styleId="Heading7">
+  <w:style w:type="paragraph" w:styleId="8">
     <w:name w:val="heading 7"/>
-    <w:basedOn w:val="Normal"/>
-    <w:next w:val="Normal"/>
+    <w:basedOn w:val="1"/>
+    <w:next w:val="1"/>
     <w:semiHidden/>
     <w:unhideWhenUsed/>
     <w:qFormat/>
+    <w:uiPriority w:val="0"/>
     <w:pPr>
       <w:keepNext/>
       <w:keepLines/>
@@ -6546,13 +6647,14 @@
       <w:sz w:val="24"/>
     </w:rPr>
   </w:style>
-  <w:style w:type="paragraph" w:styleId="Heading8">
+  <w:style w:type="paragraph" w:styleId="9">
     <w:name w:val="heading 8"/>
-    <w:basedOn w:val="Normal"/>
-    <w:next w:val="Normal"/>
+    <w:basedOn w:val="1"/>
+    <w:next w:val="1"/>
     <w:semiHidden/>
     <w:unhideWhenUsed/>
     <w:qFormat/>
+    <w:uiPriority w:val="0"/>
     <w:pPr>
       <w:keepNext/>
       <w:keepLines/>
@@ -6565,17 +6667,18 @@
       <w:outlineLvl w:val="7"/>
     </w:pPr>
     <w:rPr>
-      <w:rFonts w:ascii="Arial" w:eastAsia="黑体" w:hAnsi="Arial"/>
+      <w:rFonts w:ascii="Arial" w:hAnsi="Arial" w:eastAsia="黑体"/>
       <w:sz w:val="24"/>
     </w:rPr>
   </w:style>
-  <w:style w:type="paragraph" w:styleId="Heading9">
+  <w:style w:type="paragraph" w:styleId="10">
     <w:name w:val="heading 9"/>
-    <w:basedOn w:val="Normal"/>
-    <w:next w:val="Normal"/>
+    <w:basedOn w:val="1"/>
+    <w:next w:val="1"/>
     <w:semiHidden/>
     <w:unhideWhenUsed/>
     <w:qFormat/>
+    <w:uiPriority w:val="0"/>
     <w:pPr>
       <w:keepNext/>
       <w:keepLines/>
@@ -6588,19 +6691,21 @@
       <w:outlineLvl w:val="8"/>
     </w:pPr>
     <w:rPr>
-      <w:rFonts w:ascii="Arial" w:eastAsia="黑体" w:hAnsi="Arial"/>
+      <w:rFonts w:ascii="Arial" w:hAnsi="Arial" w:eastAsia="黑体"/>
       <w:sz w:val="21"/>
     </w:rPr>
   </w:style>
-  <w:style w:type="character" w:default="1" w:styleId="DefaultParagraphFont">
+  <w:style w:type="character" w:default="1" w:styleId="24">
     <w:name w:val="Default Paragraph Font"/>
     <w:semiHidden/>
     <w:qFormat/>
+    <w:uiPriority w:val="0"/>
   </w:style>
-  <w:style w:type="table" w:default="1" w:styleId="TableNormal">
+  <w:style w:type="table" w:default="1" w:styleId="22">
     <w:name w:val="Normal Table"/>
     <w:semiHidden/>
     <w:qFormat/>
+    <w:uiPriority w:val="0"/>
     <w:tblPr>
       <w:tblCellMar>
         <w:top w:w="0" w:type="dxa"/>
@@ -6610,39 +6715,43 @@
       </w:tblCellMar>
     </w:tblPr>
   </w:style>
-  <w:style w:type="paragraph" w:styleId="CommentText">
+  <w:style w:type="paragraph" w:styleId="11">
     <w:name w:val="annotation text"/>
-    <w:basedOn w:val="Normal"/>
+    <w:basedOn w:val="1"/>
     <w:qFormat/>
+    <w:uiPriority w:val="0"/>
     <w:pPr>
       <w:jc w:val="left"/>
     </w:pPr>
   </w:style>
-  <w:style w:type="paragraph" w:styleId="BodyText">
+  <w:style w:type="paragraph" w:styleId="12">
     <w:name w:val="Body Text"/>
-    <w:basedOn w:val="Normal"/>
+    <w:basedOn w:val="1"/>
     <w:semiHidden/>
     <w:qFormat/>
+    <w:uiPriority w:val="0"/>
     <w:rPr>
-      <w:rFonts w:ascii="Arial" w:eastAsia="Arial" w:hAnsi="Arial" w:cs="Arial"/>
+      <w:rFonts w:ascii="Arial" w:hAnsi="Arial" w:eastAsia="Arial" w:cs="Arial"/>
       <w:sz w:val="21"/>
       <w:szCs w:val="21"/>
       <w:lang w:val="en-US" w:eastAsia="en-US" w:bidi="ar-SA"/>
     </w:rPr>
   </w:style>
-  <w:style w:type="paragraph" w:styleId="TOC3">
+  <w:style w:type="paragraph" w:styleId="13">
     <w:name w:val="toc 3"/>
-    <w:basedOn w:val="Normal"/>
-    <w:next w:val="Normal"/>
+    <w:basedOn w:val="1"/>
+    <w:next w:val="1"/>
     <w:qFormat/>
+    <w:uiPriority w:val="0"/>
     <w:pPr>
       <w:ind w:left="840" w:leftChars="400"/>
     </w:pPr>
   </w:style>
-  <w:style w:type="paragraph" w:styleId="Footer">
+  <w:style w:type="paragraph" w:styleId="14">
     <w:name w:val="footer"/>
-    <w:basedOn w:val="Normal"/>
+    <w:basedOn w:val="1"/>
     <w:qFormat/>
+    <w:uiPriority w:val="0"/>
     <w:pPr>
       <w:tabs>
         <w:tab w:val="center" w:pos="4153"/>
@@ -6655,16 +6764,17 @@
       <w:sz w:val="18"/>
     </w:rPr>
   </w:style>
-  <w:style w:type="paragraph" w:styleId="Header">
+  <w:style w:type="paragraph" w:styleId="15">
     <w:name w:val="header"/>
-    <w:basedOn w:val="Normal"/>
+    <w:basedOn w:val="1"/>
     <w:qFormat/>
+    <w:uiPriority w:val="0"/>
     <w:pPr>
       <w:pBdr>
-        <w:top w:val="nil"/>
-        <w:left w:val="nil"/>
-        <w:bottom w:val="nil"/>
-        <w:right w:val="nil"/>
+        <w:top w:val="none" w:color="auto" w:sz="0" w:space="0"/>
+        <w:left w:val="none" w:color="auto" w:sz="0" w:space="0"/>
+        <w:bottom w:val="none" w:color="auto" w:sz="0" w:space="0"/>
+        <w:right w:val="none" w:color="auto" w:sz="0" w:space="0"/>
       </w:pBdr>
       <w:tabs>
         <w:tab w:val="center" w:pos="4153"/>
@@ -6679,37 +6789,41 @@
       <w:sz w:val="18"/>
     </w:rPr>
   </w:style>
-  <w:style w:type="paragraph" w:styleId="TOC1">
+  <w:style w:type="paragraph" w:styleId="16">
     <w:name w:val="toc 1"/>
-    <w:basedOn w:val="Normal"/>
-    <w:next w:val="Normal"/>
+    <w:basedOn w:val="1"/>
+    <w:next w:val="1"/>
     <w:qFormat/>
+    <w:uiPriority w:val="0"/>
     <w:rPr>
-      <w:rFonts w:ascii="Arial" w:eastAsia="Microsoft JhengHei" w:hAnsi="Arial"/>
+      <w:rFonts w:ascii="Arial" w:hAnsi="Arial" w:eastAsia="Microsoft JhengHei"/>
       <w:sz w:val="24"/>
     </w:rPr>
   </w:style>
-  <w:style w:type="paragraph" w:styleId="TableofFigures">
+  <w:style w:type="paragraph" w:styleId="17">
     <w:name w:val="table of figures"/>
-    <w:basedOn w:val="Normal"/>
-    <w:next w:val="Normal"/>
+    <w:basedOn w:val="1"/>
+    <w:next w:val="1"/>
     <w:qFormat/>
+    <w:uiPriority w:val="0"/>
     <w:pPr>
-      <w:ind w:hanging="200" w:leftChars="200" w:hangingChars="200"/>
+      <w:ind w:leftChars="200" w:hanging="200" w:hangingChars="200"/>
     </w:pPr>
   </w:style>
-  <w:style w:type="paragraph" w:styleId="TOC2">
+  <w:style w:type="paragraph" w:styleId="18">
     <w:name w:val="toc 2"/>
-    <w:basedOn w:val="Normal"/>
-    <w:next w:val="Normal"/>
+    <w:basedOn w:val="1"/>
+    <w:next w:val="1"/>
     <w:qFormat/>
+    <w:uiPriority w:val="0"/>
     <w:pPr>
       <w:ind w:left="420" w:leftChars="200"/>
     </w:pPr>
   </w:style>
-  <w:style w:type="paragraph" w:styleId="HTMLPreformatted">
+  <w:style w:type="paragraph" w:styleId="19">
     <w:name w:val="HTML Preformatted"/>
     <w:qFormat/>
+    <w:uiPriority w:val="0"/>
     <w:pPr>
       <w:tabs>
         <w:tab w:val="left" w:pos="916"/>
@@ -6732,25 +6846,27 @@
       <w:jc w:val="left"/>
     </w:pPr>
     <w:rPr>
-      <w:rFonts w:ascii="宋体" w:eastAsia="宋体" w:hAnsi="宋体" w:cs="宋体" w:hint="eastAsia"/>
+      <w:rFonts w:hint="eastAsia" w:ascii="宋体" w:hAnsi="宋体" w:eastAsia="宋体" w:cs="宋体"/>
       <w:kern w:val="0"/>
       <w:sz w:val="24"/>
       <w:szCs w:val="24"/>
       <w:lang w:val="en-US" w:eastAsia="zh-CN"/>
     </w:rPr>
   </w:style>
-  <w:style w:type="paragraph" w:styleId="NormalWeb">
+  <w:style w:type="paragraph" w:styleId="20">
     <w:name w:val="Normal (Web)"/>
-    <w:basedOn w:val="Normal"/>
+    <w:basedOn w:val="1"/>
     <w:qFormat/>
+    <w:uiPriority w:val="0"/>
     <w:rPr>
       <w:sz w:val="24"/>
     </w:rPr>
   </w:style>
-  <w:style w:type="paragraph" w:styleId="Title">
+  <w:style w:type="paragraph" w:styleId="21">
     <w:name w:val="Title"/>
-    <w:basedOn w:val="Normal"/>
+    <w:basedOn w:val="1"/>
     <w:qFormat/>
+    <w:uiPriority w:val="0"/>
     <w:pPr>
       <w:spacing w:before="240" w:beforeLines="0" w:beforeAutospacing="0" w:after="60" w:afterLines="0" w:afterAutospacing="0"/>
       <w:jc w:val="center"/>
@@ -6762,68 +6878,73 @@
       <w:sz w:val="32"/>
     </w:rPr>
   </w:style>
-  <w:style w:type="table" w:styleId="TableGrid">
+  <w:style w:type="table" w:styleId="23">
     <w:name w:val="Table Grid"/>
-    <w:basedOn w:val="TableNormal"/>
+    <w:basedOn w:val="22"/>
     <w:qFormat/>
+    <w:uiPriority w:val="0"/>
     <w:pPr>
       <w:widowControl w:val="0"/>
       <w:jc w:val="both"/>
     </w:pPr>
     <w:tblPr>
       <w:tblBorders>
-        <w:top w:val="single" w:sz="4" w:space="0" w:color="auto"/>
-        <w:left w:val="single" w:sz="4" w:space="0" w:color="auto"/>
-        <w:bottom w:val="single" w:sz="4" w:space="0" w:color="auto"/>
-        <w:right w:val="single" w:sz="4" w:space="0" w:color="auto"/>
-        <w:insideH w:val="single" w:sz="4" w:space="0" w:color="auto"/>
-        <w:insideV w:val="single" w:sz="4" w:space="0" w:color="auto"/>
+        <w:top w:val="single" w:color="auto" w:sz="4" w:space="0"/>
+        <w:left w:val="single" w:color="auto" w:sz="4" w:space="0"/>
+        <w:bottom w:val="single" w:color="auto" w:sz="4" w:space="0"/>
+        <w:right w:val="single" w:color="auto" w:sz="4" w:space="0"/>
+        <w:insideH w:val="single" w:color="auto" w:sz="4" w:space="0"/>
+        <w:insideV w:val="single" w:color="auto" w:sz="4" w:space="0"/>
       </w:tblBorders>
     </w:tblPr>
   </w:style>
-  <w:style w:type="character" w:styleId="Strong">
+  <w:style w:type="character" w:styleId="25">
     <w:name w:val="Strong"/>
-    <w:basedOn w:val="DefaultParagraphFont"/>
+    <w:basedOn w:val="24"/>
     <w:qFormat/>
+    <w:uiPriority w:val="0"/>
     <w:rPr>
       <w:b/>
     </w:rPr>
   </w:style>
-  <w:style w:type="paragraph" w:customStyle="1" w:styleId="a">
+  <w:style w:type="paragraph" w:customStyle="1" w:styleId="26">
     <w:name w:val="柴_公司名"/>
-    <w:basedOn w:val="Title"/>
+    <w:basedOn w:val="21"/>
     <w:qFormat/>
+    <w:uiPriority w:val="0"/>
     <w:pPr>
       <w:spacing w:after="600" w:afterLines="600"/>
     </w:pPr>
     <w:rPr>
-      <w:rFonts w:ascii="宋体" w:eastAsia="宋体" w:hAnsi="宋体" w:cs="宋体" w:hint="eastAsia"/>
+      <w:rFonts w:hint="eastAsia" w:ascii="宋体" w:hAnsi="宋体" w:eastAsia="宋体" w:cs="宋体"/>
       <w:bCs/>
       <w:spacing w:val="-6"/>
       <w:sz w:val="52"/>
       <w:szCs w:val="52"/>
     </w:rPr>
   </w:style>
-  <w:style w:type="paragraph" w:customStyle="1" w:styleId="a0">
+  <w:style w:type="paragraph" w:customStyle="1" w:styleId="27">
     <w:name w:val="柴_文档名"/>
-    <w:basedOn w:val="Title"/>
+    <w:basedOn w:val="21"/>
     <w:qFormat/>
+    <w:uiPriority w:val="0"/>
     <w:pPr>
       <w:spacing w:after="900" w:afterLines="900"/>
     </w:pPr>
     <w:rPr>
-      <w:rFonts w:ascii="黑体" w:eastAsia="黑体" w:hAnsi="黑体" w:cs="黑体"/>
+      <w:rFonts w:ascii="黑体" w:hAnsi="黑体" w:eastAsia="黑体" w:cs="黑体"/>
       <w:bCs/>
       <w:spacing w:val="-7"/>
       <w:sz w:val="52"/>
       <w:szCs w:val="52"/>
     </w:rPr>
   </w:style>
-  <w:style w:type="table" w:customStyle="1" w:styleId="TableNormal0">
+  <w:style w:type="table" w:customStyle="1" w:styleId="28">
     <w:name w:val="Table Normal_0"/>
     <w:semiHidden/>
     <w:unhideWhenUsed/>
     <w:qFormat/>
+    <w:uiPriority w:val="0"/>
     <w:tblPr>
       <w:tblCellMar>
         <w:top w:w="0" w:type="dxa"/>
@@ -6833,82 +6954,88 @@
       </w:tblCellMar>
     </w:tblPr>
   </w:style>
-  <w:style w:type="paragraph" w:customStyle="1" w:styleId="TableText">
+  <w:style w:type="paragraph" w:customStyle="1" w:styleId="29">
     <w:name w:val="Table Text"/>
-    <w:basedOn w:val="Normal"/>
+    <w:basedOn w:val="1"/>
     <w:semiHidden/>
     <w:qFormat/>
+    <w:uiPriority w:val="0"/>
     <w:rPr>
-      <w:rFonts w:ascii="宋体" w:eastAsia="宋体" w:hAnsi="宋体" w:cs="宋体"/>
+      <w:rFonts w:ascii="宋体" w:hAnsi="宋体" w:eastAsia="宋体" w:cs="宋体"/>
       <w:sz w:val="21"/>
       <w:szCs w:val="21"/>
       <w:lang w:val="en-US" w:eastAsia="en-US" w:bidi="ar-SA"/>
     </w:rPr>
   </w:style>
-  <w:style w:type="paragraph" w:customStyle="1" w:styleId="1">
+  <w:style w:type="paragraph" w:customStyle="1" w:styleId="30">
     <w:name w:val="柴_标题1"/>
-    <w:basedOn w:val="Heading1"/>
-    <w:next w:val="a1"/>
-    <w:link w:val="1Char"/>
+    <w:basedOn w:val="2"/>
+    <w:next w:val="31"/>
+    <w:link w:val="40"/>
     <w:qFormat/>
+    <w:uiPriority w:val="0"/>
     <w:pPr>
       <w:spacing w:before="100" w:after="90" w:line="360" w:lineRule="auto"/>
     </w:pPr>
     <w:rPr>
-      <w:rFonts w:ascii="Arial" w:eastAsia="宋体" w:hAnsi="Arial"/>
+      <w:rFonts w:ascii="Arial" w:hAnsi="Arial" w:eastAsia="宋体"/>
       <w:sz w:val="32"/>
     </w:rPr>
   </w:style>
-  <w:style w:type="paragraph" w:customStyle="1" w:styleId="a1">
+  <w:style w:type="paragraph" w:customStyle="1" w:styleId="31">
     <w:name w:val="柴_正文"/>
-    <w:basedOn w:val="BodyText"/>
-    <w:link w:val="Char"/>
+    <w:basedOn w:val="12"/>
+    <w:link w:val="43"/>
     <w:qFormat/>
+    <w:uiPriority w:val="0"/>
     <w:pPr>
       <w:spacing w:line="360" w:lineRule="auto"/>
       <w:ind w:firstLine="470" w:firstLineChars="200"/>
     </w:pPr>
     <w:rPr>
-      <w:rFonts w:ascii="Arial" w:eastAsia="宋体" w:hAnsi="Arial"/>
+      <w:rFonts w:ascii="Arial" w:hAnsi="Arial" w:eastAsia="宋体"/>
       <w:sz w:val="24"/>
       <w:lang w:eastAsia="zh-CN"/>
     </w:rPr>
   </w:style>
-  <w:style w:type="paragraph" w:customStyle="1" w:styleId="2">
+  <w:style w:type="paragraph" w:customStyle="1" w:styleId="32">
     <w:name w:val="柴_标题2"/>
-    <w:basedOn w:val="Heading2"/>
-    <w:next w:val="a1"/>
-    <w:link w:val="2Char"/>
+    <w:basedOn w:val="3"/>
+    <w:next w:val="31"/>
+    <w:link w:val="46"/>
     <w:qFormat/>
+    <w:uiPriority w:val="0"/>
     <w:pPr>
       <w:spacing w:line="360" w:lineRule="auto"/>
     </w:pPr>
     <w:rPr>
-      <w:rFonts w:ascii="Arial" w:eastAsia="宋体" w:hAnsi="Arial"/>
+      <w:rFonts w:ascii="Arial" w:hAnsi="Arial" w:eastAsia="宋体"/>
       <w:sz w:val="28"/>
     </w:rPr>
   </w:style>
-  <w:style w:type="paragraph" w:customStyle="1" w:styleId="3">
+  <w:style w:type="paragraph" w:customStyle="1" w:styleId="33">
     <w:name w:val="柴_标题3"/>
-    <w:basedOn w:val="Heading3"/>
-    <w:next w:val="a1"/>
+    <w:basedOn w:val="4"/>
+    <w:next w:val="31"/>
     <w:qFormat/>
+    <w:uiPriority w:val="0"/>
     <w:pPr>
       <w:spacing w:line="360" w:lineRule="auto"/>
       <w:ind w:left="0" w:firstLine="472" w:firstLineChars="200"/>
     </w:pPr>
     <w:rPr>
-      <w:rFonts w:ascii="宋体" w:eastAsia="宋体" w:hAnsi="宋体" w:cs="宋体"/>
+      <w:rFonts w:ascii="宋体" w:hAnsi="宋体" w:eastAsia="宋体" w:cs="宋体"/>
       <w:spacing w:val="-2"/>
       <w:sz w:val="24"/>
       <w:szCs w:val="24"/>
     </w:rPr>
   </w:style>
-  <w:style w:type="paragraph" w:customStyle="1" w:styleId="a2">
+  <w:style w:type="paragraph" w:customStyle="1" w:styleId="34">
     <w:name w:val="柴_目录"/>
-    <w:basedOn w:val="Normal"/>
-    <w:next w:val="BodyText"/>
+    <w:basedOn w:val="1"/>
+    <w:next w:val="12"/>
     <w:qFormat/>
+    <w:uiPriority w:val="0"/>
     <w:pPr>
       <w:tabs>
         <w:tab w:val="right" w:leader="dot" w:pos="8442"/>
@@ -6916,59 +7043,64 @@
       <w:ind w:left="0" w:leftChars="0"/>
     </w:pPr>
     <w:rPr>
-      <w:rFonts w:ascii="Arial" w:eastAsia="Microsoft JhengHei" w:hAnsi="Arial"/>
+      <w:rFonts w:ascii="Arial" w:hAnsi="Arial" w:eastAsia="Microsoft JhengHei"/>
       <w:sz w:val="24"/>
     </w:rPr>
   </w:style>
-  <w:style w:type="paragraph" w:customStyle="1" w:styleId="WPSOffice1">
+  <w:style w:type="paragraph" w:customStyle="1" w:styleId="35">
     <w:name w:val="WPSOffice手动目录 1"/>
     <w:qFormat/>
+    <w:uiPriority w:val="0"/>
     <w:pPr>
       <w:ind w:leftChars="0"/>
     </w:pPr>
     <w:rPr>
-      <w:rFonts w:ascii="Times New Roman" w:eastAsia="宋体" w:hAnsi="Times New Roman" w:cs="Times New Roman"/>
+      <w:rFonts w:ascii="Times New Roman" w:hAnsi="Times New Roman" w:eastAsia="宋体" w:cs="Times New Roman"/>
       <w:sz w:val="20"/>
       <w:szCs w:val="20"/>
     </w:rPr>
   </w:style>
-  <w:style w:type="paragraph" w:customStyle="1" w:styleId="WPSOffice2">
+  <w:style w:type="paragraph" w:customStyle="1" w:styleId="36">
     <w:name w:val="WPSOffice手动目录 2"/>
     <w:qFormat/>
+    <w:uiPriority w:val="0"/>
     <w:pPr>
       <w:ind w:leftChars="200"/>
     </w:pPr>
     <w:rPr>
-      <w:rFonts w:ascii="Times New Roman" w:eastAsia="宋体" w:hAnsi="Times New Roman" w:cs="Times New Roman"/>
+      <w:rFonts w:ascii="Times New Roman" w:hAnsi="Times New Roman" w:eastAsia="宋体" w:cs="Times New Roman"/>
       <w:sz w:val="20"/>
       <w:szCs w:val="20"/>
     </w:rPr>
   </w:style>
-  <w:style w:type="paragraph" w:customStyle="1" w:styleId="WPSOffice3">
+  <w:style w:type="paragraph" w:customStyle="1" w:styleId="37">
     <w:name w:val="WPSOffice手动目录 3"/>
     <w:qFormat/>
+    <w:uiPriority w:val="0"/>
     <w:pPr>
       <w:ind w:leftChars="400"/>
     </w:pPr>
     <w:rPr>
-      <w:rFonts w:ascii="Times New Roman" w:eastAsia="宋体" w:hAnsi="Times New Roman" w:cs="Times New Roman"/>
+      <w:rFonts w:ascii="Times New Roman" w:hAnsi="Times New Roman" w:eastAsia="宋体" w:cs="Times New Roman"/>
       <w:sz w:val="20"/>
       <w:szCs w:val="20"/>
     </w:rPr>
   </w:style>
-  <w:style w:type="paragraph" w:customStyle="1" w:styleId="Compact">
+  <w:style w:type="paragraph" w:customStyle="1" w:styleId="38">
     <w:name w:val="Compact"/>
-    <w:basedOn w:val="BodyText"/>
+    <w:basedOn w:val="12"/>
     <w:qFormat/>
+    <w:uiPriority w:val="0"/>
     <w:pPr>
       <w:spacing w:before="36" w:after="36"/>
     </w:pPr>
   </w:style>
-  <w:style w:type="table" w:customStyle="1" w:styleId="Table">
+  <w:style w:type="table" w:customStyle="1" w:styleId="39">
     <w:name w:val="Table"/>
     <w:semiHidden/>
     <w:unhideWhenUsed/>
     <w:qFormat/>
+    <w:uiPriority w:val="0"/>
     <w:tblPr>
       <w:tblCellMar>
         <w:top w:w="0" w:type="dxa"/>
@@ -6980,26 +7112,28 @@
     <w:tblStylePr w:type="firstRow">
       <w:tcPr>
         <w:tcBorders>
-          <w:bottom w:val="single" w:sz="0" w:space="0" w:color="auto"/>
+          <w:bottom w:val="single" w:color="auto" w:sz="0" w:space="0"/>
         </w:tcBorders>
         <w:vAlign w:val="bottom"/>
       </w:tcPr>
     </w:tblStylePr>
   </w:style>
-  <w:style w:type="character" w:customStyle="1" w:styleId="1Char">
+  <w:style w:type="character" w:customStyle="1" w:styleId="40">
     <w:name w:val="柴_标题1 Char"/>
-    <w:link w:val="1"/>
+    <w:link w:val="30"/>
     <w:qFormat/>
+    <w:uiPriority w:val="0"/>
     <w:rPr>
-      <w:rFonts w:ascii="Arial" w:eastAsia="宋体" w:hAnsi="Arial"/>
+      <w:rFonts w:ascii="Arial" w:hAnsi="Arial" w:eastAsia="宋体"/>
       <w:sz w:val="32"/>
     </w:rPr>
   </w:style>
-  <w:style w:type="paragraph" w:customStyle="1" w:styleId="a3">
+  <w:style w:type="paragraph" w:customStyle="1" w:styleId="41">
     <w:name w:val="柴_正文_无缩进"/>
-    <w:basedOn w:val="Normal"/>
-    <w:link w:val="Char0"/>
+    <w:basedOn w:val="1"/>
+    <w:link w:val="45"/>
     <w:qFormat/>
+    <w:uiPriority w:val="0"/>
     <w:pPr>
       <w:ind w:firstLine="0" w:firstLineChars="0"/>
     </w:pPr>
@@ -7009,38 +7143,41 @@
       <w:lang w:eastAsia="zh-CN"/>
     </w:rPr>
   </w:style>
-  <w:style w:type="paragraph" w:customStyle="1" w:styleId="4">
+  <w:style w:type="paragraph" w:customStyle="1" w:styleId="42">
     <w:name w:val="柴_标题4"/>
-    <w:basedOn w:val="Heading4"/>
-    <w:next w:val="Normal"/>
+    <w:basedOn w:val="5"/>
+    <w:next w:val="1"/>
     <w:qFormat/>
+    <w:uiPriority w:val="0"/>
     <w:pPr>
       <w:widowControl w:val="0"/>
       <w:spacing w:before="160" w:line="360" w:lineRule="auto"/>
-      <w:ind w:left="981" w:hanging="862" w:leftChars="300"/>
+      <w:ind w:left="981" w:leftChars="300" w:hanging="862"/>
     </w:pPr>
     <w:rPr>
-      <w:rFonts w:ascii="Calibri" w:eastAsia="宋体" w:hAnsi="Calibri" w:cs="宋体" w:hint="eastAsia"/>
+      <w:rFonts w:hint="eastAsia" w:ascii="Calibri" w:hAnsi="Calibri" w:eastAsia="宋体" w:cs="宋体"/>
       <w:sz w:val="24"/>
       <w:szCs w:val="24"/>
       <w:lang w:eastAsia="zh-CN" w:bidi="zh-CN"/>
     </w:rPr>
   </w:style>
-  <w:style w:type="character" w:customStyle="1" w:styleId="Char">
+  <w:style w:type="character" w:customStyle="1" w:styleId="43">
     <w:name w:val="柴_正文 Char"/>
-    <w:link w:val="a1"/>
+    <w:link w:val="31"/>
     <w:qFormat/>
+    <w:uiPriority w:val="0"/>
     <w:rPr>
-      <w:rFonts w:ascii="Arial" w:eastAsia="宋体" w:hAnsi="Arial"/>
+      <w:rFonts w:ascii="Arial" w:hAnsi="Arial" w:eastAsia="宋体"/>
       <w:sz w:val="24"/>
       <w:lang w:eastAsia="zh-CN"/>
     </w:rPr>
   </w:style>
-  <w:style w:type="table" w:customStyle="1" w:styleId="TableNormal00">
+  <w:style w:type="table" w:customStyle="1" w:styleId="44">
     <w:name w:val="Table Normal_0_0"/>
     <w:semiHidden/>
     <w:unhideWhenUsed/>
     <w:qFormat/>
+    <w:uiPriority w:val="0"/>
     <w:tblPr>
       <w:tblCellMar>
         <w:top w:w="0" w:type="dxa"/>
@@ -7050,41 +7187,45 @@
       </w:tblCellMar>
     </w:tblPr>
   </w:style>
-  <w:style w:type="character" w:customStyle="1" w:styleId="Char0">
+  <w:style w:type="character" w:customStyle="1" w:styleId="45">
     <w:name w:val="柴_正文_无缩进 Char"/>
-    <w:link w:val="a3"/>
+    <w:link w:val="41"/>
     <w:qFormat/>
+    <w:uiPriority w:val="0"/>
     <w:rPr>
       <w:rFonts w:ascii="Arial" w:hAnsi="Arial"/>
       <w:sz w:val="24"/>
       <w:lang w:eastAsia="zh-CN"/>
     </w:rPr>
   </w:style>
-  <w:style w:type="character" w:customStyle="1" w:styleId="2Char">
+  <w:style w:type="character" w:customStyle="1" w:styleId="46">
     <w:name w:val="柴_标题2 Char"/>
-    <w:link w:val="2"/>
+    <w:link w:val="32"/>
     <w:qFormat/>
+    <w:uiPriority w:val="0"/>
     <w:rPr>
-      <w:rFonts w:ascii="Arial" w:eastAsia="宋体" w:hAnsi="Arial"/>
+      <w:rFonts w:ascii="Arial" w:hAnsi="Arial" w:eastAsia="宋体"/>
       <w:sz w:val="28"/>
     </w:rPr>
   </w:style>
-  <w:style w:type="character" w:customStyle="1" w:styleId="Char1">
+  <w:style w:type="character" w:customStyle="1" w:styleId="47">
     <w:name w:val="柴_题注 Char"/>
-    <w:link w:val="a4"/>
+    <w:link w:val="48"/>
     <w:qFormat/>
+    <w:uiPriority w:val="0"/>
   </w:style>
-  <w:style w:type="paragraph" w:customStyle="1" w:styleId="a4">
+  <w:style w:type="paragraph" w:customStyle="1" w:styleId="48">
     <w:name w:val="柴_题注"/>
-    <w:basedOn w:val="HTMLPreformatted"/>
-    <w:link w:val="Char1"/>
+    <w:basedOn w:val="19"/>
+    <w:link w:val="47"/>
     <w:qFormat/>
+    <w:uiPriority w:val="0"/>
     <w:pPr>
       <w:pBdr>
-        <w:top w:val="nil"/>
-        <w:left w:val="nil"/>
-        <w:bottom w:val="nil"/>
-        <w:right w:val="nil"/>
+        <w:top w:val="none" w:color="auto" w:sz="0" w:space="0"/>
+        <w:left w:val="none" w:color="auto" w:sz="0" w:space="0"/>
+        <w:bottom w:val="none" w:color="auto" w:sz="0" w:space="0"/>
+        <w:right w:val="none" w:color="auto" w:sz="0" w:space="0"/>
       </w:pBdr>
       <w:wordWrap w:val="0"/>
       <w:spacing w:line="264" w:lineRule="atLeast"/>
